--- a/template.docx
+++ b/template.docx
@@ -234,21 +234,23 @@
               </w:rPr>
               <w:t>{{</w:t>
             </w:r>
+            <w:proofErr w:type="spellStart"/>
             <w:r>
               <w:rPr>
                 <w:rFonts w:ascii="Calibri" w:eastAsia="Calibri" w:hAnsi="Calibri" w:cs="Calibri"/>
                 <w:sz w:val="18"/>
                 <w:szCs w:val="18"/>
               </w:rPr>
-              <w:t>$date|format: "MMMM D, YYYY h:mm A"</w:t>
-            </w:r>
+              <w:t>date|format</w:t>
+            </w:r>
+            <w:proofErr w:type="spellEnd"/>
             <w:r>
               <w:rPr>
                 <w:rFonts w:ascii="Calibri" w:eastAsia="Calibri" w:hAnsi="Calibri" w:cs="Calibri"/>
                 <w:sz w:val="18"/>
                 <w:szCs w:val="18"/>
               </w:rPr>
-              <w:t>}}</w:t>
+              <w:t>: "MMMM D, YYYY h:mm A"}}</w:t>
             </w:r>
           </w:p>
         </w:tc>
@@ -350,23 +352,7 @@
                 <w:sz w:val="19"/>
                 <w:szCs w:val="19"/>
               </w:rPr>
-              <w:t>{{</w:t>
-            </w:r>
-            <w:r>
-              <w:rPr>
-                <w:rFonts w:ascii="Calibri" w:eastAsia="Calibri" w:hAnsi="Calibri" w:cs="Calibri"/>
-                <w:sz w:val="19"/>
-                <w:szCs w:val="19"/>
-              </w:rPr>
-              <w:t>_1_inspector</w:t>
-            </w:r>
-            <w:r>
-              <w:rPr>
-                <w:rFonts w:ascii="Calibri" w:eastAsia="Calibri" w:hAnsi="Calibri" w:cs="Calibri"/>
-                <w:sz w:val="19"/>
-                <w:szCs w:val="19"/>
-              </w:rPr>
-              <w:t>}}</w:t>
+              <w:t>{{_1_inspector}}</w:t>
             </w:r>
           </w:p>
         </w:tc>
@@ -465,23 +451,7 @@
                 <w:sz w:val="19"/>
                 <w:szCs w:val="19"/>
               </w:rPr>
-              <w:t>{{</w:t>
-            </w:r>
-            <w:r>
-              <w:rPr>
-                <w:rFonts w:ascii="Calibri" w:eastAsia="Calibri" w:hAnsi="Calibri" w:cs="Calibri"/>
-                <w:sz w:val="19"/>
-                <w:szCs w:val="19"/>
-              </w:rPr>
-              <w:t>_2_georreferenciaci_n</w:t>
-            </w:r>
-            <w:r>
-              <w:rPr>
-                <w:rFonts w:ascii="Calibri" w:eastAsia="Calibri" w:hAnsi="Calibri" w:cs="Calibri"/>
-                <w:sz w:val="19"/>
-                <w:szCs w:val="19"/>
-              </w:rPr>
-              <w:t>}}</w:t>
+              <w:t>{{_2_georreferenciaci_n}}</w:t>
             </w:r>
           </w:p>
         </w:tc>
@@ -825,23 +795,7 @@
                 <w:sz w:val="19"/>
                 <w:szCs w:val="19"/>
               </w:rPr>
-              <w:t>{{</w:t>
-            </w:r>
-            <w:r>
-              <w:rPr>
-                <w:rFonts w:ascii="Calibri" w:eastAsia="Calibri" w:hAnsi="Calibri" w:cs="Calibri"/>
-                <w:sz w:val="19"/>
-                <w:szCs w:val="19"/>
-              </w:rPr>
-              <w:t>field_12</w:t>
-            </w:r>
-            <w:r>
-              <w:rPr>
-                <w:rFonts w:ascii="Calibri" w:eastAsia="Calibri" w:hAnsi="Calibri" w:cs="Calibri"/>
-                <w:sz w:val="19"/>
-                <w:szCs w:val="19"/>
-              </w:rPr>
-              <w:t>}}</w:t>
+              <w:t>{{field_12}}</w:t>
             </w:r>
           </w:p>
         </w:tc>
@@ -902,23 +856,7 @@
                 <w:sz w:val="19"/>
                 <w:szCs w:val="19"/>
               </w:rPr>
-              <w:t>{{</w:t>
-            </w:r>
-            <w:r>
-              <w:rPr>
-                <w:rFonts w:ascii="Calibri" w:eastAsia="Calibri" w:hAnsi="Calibri" w:cs="Calibri"/>
-                <w:sz w:val="19"/>
-                <w:szCs w:val="19"/>
-              </w:rPr>
-              <w:t>_4_barrio</w:t>
-            </w:r>
-            <w:r>
-              <w:rPr>
-                <w:rFonts w:ascii="Calibri" w:eastAsia="Calibri" w:hAnsi="Calibri" w:cs="Calibri"/>
-                <w:sz w:val="19"/>
-                <w:szCs w:val="19"/>
-              </w:rPr>
-              <w:t>}}</w:t>
+              <w:t>{{_4_barrio}}</w:t>
             </w:r>
           </w:p>
         </w:tc>
@@ -1001,23 +939,7 @@
                 <w:sz w:val="19"/>
                 <w:szCs w:val="19"/>
               </w:rPr>
-              <w:t>{{</w:t>
-            </w:r>
-            <w:r>
-              <w:rPr>
-                <w:rFonts w:ascii="Calibri" w:eastAsia="Calibri" w:hAnsi="Calibri" w:cs="Calibri"/>
-                <w:sz w:val="19"/>
-                <w:szCs w:val="19"/>
-              </w:rPr>
-              <w:t>_5_inspecci_n_se_reviso</w:t>
-            </w:r>
-            <w:r>
-              <w:rPr>
-                <w:rFonts w:ascii="Calibri" w:eastAsia="Calibri" w:hAnsi="Calibri" w:cs="Calibri"/>
-                <w:sz w:val="19"/>
-                <w:szCs w:val="19"/>
-              </w:rPr>
-              <w:t>}}</w:t>
+              <w:t>{{_5_inspecci_n_se_reviso}}</w:t>
             </w:r>
           </w:p>
         </w:tc>
@@ -1112,23 +1034,7 @@
                 <w:sz w:val="19"/>
                 <w:szCs w:val="19"/>
               </w:rPr>
-              <w:t>{{</w:t>
-            </w:r>
-            <w:r>
-              <w:rPr>
-                <w:rFonts w:ascii="Calibri" w:eastAsia="Calibri" w:hAnsi="Calibri" w:cs="Calibri"/>
-                <w:sz w:val="19"/>
-                <w:szCs w:val="19"/>
-              </w:rPr>
-              <w:t>_6_no_se_inspeccion_por_que</w:t>
-            </w:r>
-            <w:r>
-              <w:rPr>
-                <w:rFonts w:ascii="Calibri" w:eastAsia="Calibri" w:hAnsi="Calibri" w:cs="Calibri"/>
-                <w:sz w:val="19"/>
-                <w:szCs w:val="19"/>
-              </w:rPr>
-              <w:t>}}</w:t>
+              <w:t>{{_6_no_se_inspeccion_por_que}}</w:t>
             </w:r>
           </w:p>
         </w:tc>
@@ -1189,23 +1095,7 @@
                 <w:sz w:val="19"/>
                 <w:szCs w:val="19"/>
               </w:rPr>
-              <w:t>{{</w:t>
-            </w:r>
-            <w:r>
-              <w:rPr>
-                <w:rFonts w:ascii="Calibri" w:eastAsia="Calibri" w:hAnsi="Calibri" w:cs="Calibri"/>
-                <w:sz w:val="19"/>
-                <w:szCs w:val="19"/>
-              </w:rPr>
-              <w:t>_7_clasificaci_n_de_la_habitabi</w:t>
-            </w:r>
-            <w:r>
-              <w:rPr>
-                <w:rFonts w:ascii="Calibri" w:eastAsia="Calibri" w:hAnsi="Calibri" w:cs="Calibri"/>
-                <w:sz w:val="19"/>
-                <w:szCs w:val="19"/>
-              </w:rPr>
-              <w:t>}}</w:t>
+              <w:t>{{_7_clasificaci_n_de_la_habitabi}}</w:t>
             </w:r>
           </w:p>
         </w:tc>
@@ -1307,23 +1197,7 @@
                 <w:sz w:val="19"/>
                 <w:szCs w:val="19"/>
               </w:rPr>
-              <w:t>{{</w:t>
-            </w:r>
-            <w:r>
-              <w:rPr>
-                <w:rFonts w:ascii="Calibri" w:eastAsia="Calibri" w:hAnsi="Calibri" w:cs="Calibri"/>
-                <w:sz w:val="19"/>
-                <w:szCs w:val="19"/>
-              </w:rPr>
-              <w:t>_8_direcci_n</w:t>
-            </w:r>
-            <w:r>
-              <w:rPr>
-                <w:rFonts w:ascii="Calibri" w:eastAsia="Calibri" w:hAnsi="Calibri" w:cs="Calibri"/>
-                <w:sz w:val="19"/>
-                <w:szCs w:val="19"/>
-              </w:rPr>
-              <w:t>}}</w:t>
+              <w:t>{{_8_direcci_n}}</w:t>
             </w:r>
           </w:p>
         </w:tc>
@@ -1384,15 +1258,7 @@
                 <w:sz w:val="19"/>
                 <w:szCs w:val="19"/>
               </w:rPr>
-              <w:t>{{</w:t>
-            </w:r>
-            <w:r>
-              <w:rPr>
-                <w:rFonts w:ascii="Calibri" w:eastAsia="Calibri" w:hAnsi="Calibri" w:cs="Calibri"/>
-                <w:sz w:val="19"/>
-                <w:szCs w:val="19"/>
-              </w:rPr>
-              <w:t xml:space="preserve">_9_nombre_de_la_edificaci_n | </w:t>
+              <w:t xml:space="preserve">{{_9_nombre_de_la_edificaci_n | </w:t>
             </w:r>
             <w:proofErr w:type="spellStart"/>
             <w:r>
@@ -1428,15 +1294,7 @@
                 <w:sz w:val="19"/>
                 <w:szCs w:val="19"/>
               </w:rPr>
-              <w:t>"</w:t>
-            </w:r>
-            <w:r>
-              <w:rPr>
-                <w:rFonts w:ascii="Calibri" w:eastAsia="Calibri" w:hAnsi="Calibri" w:cs="Calibri"/>
-                <w:sz w:val="19"/>
-                <w:szCs w:val="19"/>
-              </w:rPr>
-              <w:t>}}</w:t>
+              <w:t>"}}</w:t>
             </w:r>
           </w:p>
         </w:tc>
@@ -1576,23 +1434,7 @@
                 <w:sz w:val="19"/>
                 <w:szCs w:val="19"/>
               </w:rPr>
-              <w:t>{{</w:t>
-            </w:r>
-            <w:r>
-              <w:rPr>
-                <w:rFonts w:ascii="Calibri" w:eastAsia="Calibri" w:hAnsi="Calibri" w:cs="Calibri"/>
-                <w:sz w:val="19"/>
-                <w:szCs w:val="19"/>
-              </w:rPr>
-              <w:t>_12_s_tanos</w:t>
-            </w:r>
-            <w:r>
-              <w:rPr>
-                <w:rFonts w:ascii="Calibri" w:eastAsia="Calibri" w:hAnsi="Calibri" w:cs="Calibri"/>
-                <w:sz w:val="19"/>
-                <w:szCs w:val="19"/>
-              </w:rPr>
-              <w:t>}}</w:t>
+              <w:t>{{_12_s_tanos}}</w:t>
             </w:r>
           </w:p>
         </w:tc>
@@ -1653,23 +1495,7 @@
                 <w:sz w:val="19"/>
                 <w:szCs w:val="19"/>
               </w:rPr>
-              <w:t>{{</w:t>
-            </w:r>
-            <w:r>
-              <w:rPr>
-                <w:rFonts w:ascii="Calibri" w:eastAsia="Calibri" w:hAnsi="Calibri" w:cs="Calibri"/>
-                <w:sz w:val="19"/>
-                <w:szCs w:val="19"/>
-              </w:rPr>
-              <w:t>_10_n_mero_de_pisos</w:t>
-            </w:r>
-            <w:r>
-              <w:rPr>
-                <w:rFonts w:ascii="Calibri" w:eastAsia="Calibri" w:hAnsi="Calibri" w:cs="Calibri"/>
-                <w:sz w:val="19"/>
-                <w:szCs w:val="19"/>
-              </w:rPr>
-              <w:t>}}</w:t>
+              <w:t>{{_10_n_mero_de_pisos}}</w:t>
             </w:r>
           </w:p>
         </w:tc>
@@ -1730,23 +1556,7 @@
                 <w:sz w:val="19"/>
                 <w:szCs w:val="19"/>
               </w:rPr>
-              <w:t>{{</w:t>
-            </w:r>
-            <w:r>
-              <w:rPr>
-                <w:rFonts w:ascii="Calibri" w:eastAsia="Calibri" w:hAnsi="Calibri" w:cs="Calibri"/>
-                <w:sz w:val="19"/>
-                <w:szCs w:val="19"/>
-              </w:rPr>
-              <w:t>_13_uso_predominante</w:t>
-            </w:r>
-            <w:r>
-              <w:rPr>
-                <w:rFonts w:ascii="Calibri" w:eastAsia="Calibri" w:hAnsi="Calibri" w:cs="Calibri"/>
-                <w:sz w:val="19"/>
-                <w:szCs w:val="19"/>
-              </w:rPr>
-              <w:t>}}</w:t>
+              <w:t>{{_13_uso_predominante}}</w:t>
             </w:r>
           </w:p>
         </w:tc>
@@ -1807,23 +1617,7 @@
                 <w:sz w:val="19"/>
                 <w:szCs w:val="19"/>
               </w:rPr>
-              <w:t>{{</w:t>
-            </w:r>
-            <w:r>
-              <w:rPr>
-                <w:rFonts w:ascii="Calibri" w:eastAsia="Calibri" w:hAnsi="Calibri" w:cs="Calibri"/>
-                <w:sz w:val="19"/>
-                <w:szCs w:val="19"/>
-              </w:rPr>
-              <w:t>_14_frente_m</w:t>
-            </w:r>
-            <w:r>
-              <w:rPr>
-                <w:rFonts w:ascii="Calibri" w:eastAsia="Calibri" w:hAnsi="Calibri" w:cs="Calibri"/>
-                <w:sz w:val="19"/>
-                <w:szCs w:val="19"/>
-              </w:rPr>
-              <w:t>}}</w:t>
+              <w:t>{{_14_frente_m}}</w:t>
             </w:r>
           </w:p>
         </w:tc>
@@ -1884,23 +1678,7 @@
                 <w:sz w:val="19"/>
                 <w:szCs w:val="19"/>
               </w:rPr>
-              <w:t>{{</w:t>
-            </w:r>
-            <w:r>
-              <w:rPr>
-                <w:rFonts w:ascii="Calibri" w:eastAsia="Calibri" w:hAnsi="Calibri" w:cs="Calibri"/>
-                <w:sz w:val="19"/>
-                <w:szCs w:val="19"/>
-              </w:rPr>
-              <w:t>_15_fondo_m</w:t>
-            </w:r>
-            <w:r>
-              <w:rPr>
-                <w:rFonts w:ascii="Calibri" w:eastAsia="Calibri" w:hAnsi="Calibri" w:cs="Calibri"/>
-                <w:sz w:val="19"/>
-                <w:szCs w:val="19"/>
-              </w:rPr>
-              <w:t>}}</w:t>
+              <w:t>{{_15_fondo_m}}</w:t>
             </w:r>
           </w:p>
         </w:tc>
@@ -2003,23 +1781,7 @@
                 <w:sz w:val="19"/>
                 <w:szCs w:val="19"/>
               </w:rPr>
-              <w:t>{{</w:t>
-            </w:r>
-            <w:r>
-              <w:rPr>
-                <w:rFonts w:ascii="Calibri" w:eastAsia="Calibri" w:hAnsi="Calibri" w:cs="Calibri"/>
-                <w:sz w:val="19"/>
-                <w:szCs w:val="19"/>
-              </w:rPr>
-              <w:t>_16_descripci_n_de_la_estructur</w:t>
-            </w:r>
-            <w:r>
-              <w:rPr>
-                <w:rFonts w:ascii="Calibri" w:eastAsia="Calibri" w:hAnsi="Calibri" w:cs="Calibri"/>
-                <w:sz w:val="19"/>
-                <w:szCs w:val="19"/>
-              </w:rPr>
-              <w:t>}}</w:t>
+              <w:t>{{_16_descripci_n_de_la_estructur}}</w:t>
             </w:r>
           </w:p>
         </w:tc>
@@ -2080,23 +1842,7 @@
                 <w:sz w:val="19"/>
                 <w:szCs w:val="19"/>
               </w:rPr>
-              <w:t>{{</w:t>
-            </w:r>
-            <w:r>
-              <w:rPr>
-                <w:rFonts w:ascii="Calibri" w:eastAsia="Calibri" w:hAnsi="Calibri" w:cs="Calibri"/>
-                <w:sz w:val="19"/>
-                <w:szCs w:val="19"/>
-              </w:rPr>
-              <w:t>_16_descripci_n_de_la_est_other</w:t>
-            </w:r>
-            <w:r>
-              <w:rPr>
-                <w:rFonts w:ascii="Calibri" w:eastAsia="Calibri" w:hAnsi="Calibri" w:cs="Calibri"/>
-                <w:sz w:val="19"/>
-                <w:szCs w:val="19"/>
-              </w:rPr>
-              <w:t>}}</w:t>
+              <w:t>{{_16_descripci_n_de_la_est_other}}</w:t>
             </w:r>
           </w:p>
         </w:tc>
@@ -2157,23 +1903,7 @@
                 <w:sz w:val="19"/>
                 <w:szCs w:val="19"/>
               </w:rPr>
-              <w:t>{{</w:t>
-            </w:r>
-            <w:r>
-              <w:rPr>
-                <w:rFonts w:ascii="Calibri" w:eastAsia="Calibri" w:hAnsi="Calibri" w:cs="Calibri"/>
-                <w:sz w:val="19"/>
-                <w:szCs w:val="19"/>
-              </w:rPr>
-              <w:t>_17_tipo_de_entrepiso</w:t>
-            </w:r>
-            <w:r>
-              <w:rPr>
-                <w:rFonts w:ascii="Calibri" w:eastAsia="Calibri" w:hAnsi="Calibri" w:cs="Calibri"/>
-                <w:sz w:val="19"/>
-                <w:szCs w:val="19"/>
-              </w:rPr>
-              <w:t>}}</w:t>
+              <w:t>{{_17_tipo_de_entrepiso}}</w:t>
             </w:r>
           </w:p>
         </w:tc>
@@ -2234,23 +1964,7 @@
                 <w:sz w:val="19"/>
                 <w:szCs w:val="19"/>
               </w:rPr>
-              <w:t>{{</w:t>
-            </w:r>
-            <w:r>
-              <w:rPr>
-                <w:rFonts w:ascii="Calibri" w:eastAsia="Calibri" w:hAnsi="Calibri" w:cs="Calibri"/>
-                <w:sz w:val="19"/>
-                <w:szCs w:val="19"/>
-              </w:rPr>
-              <w:t>_17_tipo_de_entrepiso_other</w:t>
-            </w:r>
-            <w:r>
-              <w:rPr>
-                <w:rFonts w:ascii="Calibri" w:eastAsia="Calibri" w:hAnsi="Calibri" w:cs="Calibri"/>
-                <w:sz w:val="19"/>
-                <w:szCs w:val="19"/>
-              </w:rPr>
-              <w:t>}}</w:t>
+              <w:t>{{_17_tipo_de_entrepiso_other}}</w:t>
             </w:r>
           </w:p>
         </w:tc>
@@ -2311,23 +2025,7 @@
                 <w:sz w:val="19"/>
                 <w:szCs w:val="19"/>
               </w:rPr>
-              <w:t>{{</w:t>
-            </w:r>
-            <w:r>
-              <w:rPr>
-                <w:rFonts w:ascii="Calibri" w:eastAsia="Calibri" w:hAnsi="Calibri" w:cs="Calibri"/>
-                <w:sz w:val="19"/>
-                <w:szCs w:val="19"/>
-              </w:rPr>
-              <w:t>_18_a_o_de_construcci_n</w:t>
-            </w:r>
-            <w:r>
-              <w:rPr>
-                <w:rFonts w:ascii="Calibri" w:eastAsia="Calibri" w:hAnsi="Calibri" w:cs="Calibri"/>
-                <w:sz w:val="19"/>
-                <w:szCs w:val="19"/>
-              </w:rPr>
-              <w:t>}}</w:t>
+              <w:t>{{_18_a_o_de_construcci_n}}</w:t>
             </w:r>
           </w:p>
         </w:tc>
@@ -2429,23 +2127,7 @@
                 <w:sz w:val="19"/>
                 <w:szCs w:val="19"/>
               </w:rPr>
-              <w:t>{{</w:t>
-            </w:r>
-            <w:r>
-              <w:rPr>
-                <w:rFonts w:ascii="Calibri" w:eastAsia="Calibri" w:hAnsi="Calibri" w:cs="Calibri"/>
-                <w:sz w:val="19"/>
-                <w:szCs w:val="19"/>
-              </w:rPr>
-              <w:t>_19_colapso_de_la_edificaci_n</w:t>
-            </w:r>
-            <w:r>
-              <w:rPr>
-                <w:rFonts w:ascii="Calibri" w:eastAsia="Calibri" w:hAnsi="Calibri" w:cs="Calibri"/>
-                <w:sz w:val="19"/>
-                <w:szCs w:val="19"/>
-              </w:rPr>
-              <w:t>}}</w:t>
+              <w:t>{{_19_colapso_de_la_edificaci_n}}</w:t>
             </w:r>
           </w:p>
         </w:tc>
@@ -2506,23 +2188,7 @@
                 <w:sz w:val="19"/>
                 <w:szCs w:val="19"/>
               </w:rPr>
-              <w:t>{{</w:t>
-            </w:r>
-            <w:r>
-              <w:rPr>
-                <w:rFonts w:ascii="Calibri" w:eastAsia="Calibri" w:hAnsi="Calibri" w:cs="Calibri"/>
-                <w:sz w:val="19"/>
-                <w:szCs w:val="19"/>
-              </w:rPr>
-              <w:t>_20_inclinaci_n_de_la_edificaci</w:t>
-            </w:r>
-            <w:r>
-              <w:rPr>
-                <w:rFonts w:ascii="Calibri" w:eastAsia="Calibri" w:hAnsi="Calibri" w:cs="Calibri"/>
-                <w:sz w:val="19"/>
-                <w:szCs w:val="19"/>
-              </w:rPr>
-              <w:t>}}</w:t>
+              <w:t>{{_20_inclinaci_n_de_la_edificaci}}</w:t>
             </w:r>
           </w:p>
         </w:tc>
@@ -2583,23 +2249,7 @@
                 <w:sz w:val="19"/>
                 <w:szCs w:val="19"/>
               </w:rPr>
-              <w:t>{{</w:t>
-            </w:r>
-            <w:r>
-              <w:rPr>
-                <w:rFonts w:ascii="Calibri" w:eastAsia="Calibri" w:hAnsi="Calibri" w:cs="Calibri"/>
-                <w:sz w:val="19"/>
-                <w:szCs w:val="19"/>
-              </w:rPr>
-              <w:t>_21_recomendaciones</w:t>
-            </w:r>
-            <w:r>
-              <w:rPr>
-                <w:rFonts w:ascii="Calibri" w:eastAsia="Calibri" w:hAnsi="Calibri" w:cs="Calibri"/>
-                <w:sz w:val="19"/>
-                <w:szCs w:val="19"/>
-              </w:rPr>
-              <w:t>}}</w:t>
+              <w:t>{{_21_recomendaciones}}</w:t>
             </w:r>
           </w:p>
         </w:tc>
@@ -2660,23 +2310,7 @@
                 <w:sz w:val="19"/>
                 <w:szCs w:val="19"/>
               </w:rPr>
-              <w:t>{{</w:t>
-            </w:r>
-            <w:r>
-              <w:rPr>
-                <w:rFonts w:ascii="Calibri" w:eastAsia="Calibri" w:hAnsi="Calibri" w:cs="Calibri"/>
-                <w:sz w:val="19"/>
-                <w:szCs w:val="19"/>
-              </w:rPr>
-              <w:t>_22_riesgo_de_estabilidad_globa</w:t>
-            </w:r>
-            <w:r>
-              <w:rPr>
-                <w:rFonts w:ascii="Calibri" w:eastAsia="Calibri" w:hAnsi="Calibri" w:cs="Calibri"/>
-                <w:sz w:val="19"/>
-                <w:szCs w:val="19"/>
-              </w:rPr>
-              <w:t>}}</w:t>
+              <w:t>{{_22_riesgo_de_estabilidad_globa}}</w:t>
             </w:r>
           </w:p>
         </w:tc>
@@ -2759,15 +2393,7 @@
                 <w:sz w:val="19"/>
                 <w:szCs w:val="19"/>
               </w:rPr>
-              <w:t>{{</w:t>
-            </w:r>
-            <w:r>
-              <w:rPr>
-                <w:rFonts w:ascii="Calibri" w:eastAsia="Calibri" w:hAnsi="Calibri" w:cs="Calibri"/>
-                <w:sz w:val="19"/>
-                <w:szCs w:val="19"/>
-              </w:rPr>
-              <w:t xml:space="preserve">_25_observaciones_generales_ | </w:t>
+              <w:t xml:space="preserve">{{_25_observaciones_generales_ | </w:t>
             </w:r>
             <w:proofErr w:type="spellStart"/>
             <w:r>
@@ -2803,15 +2429,7 @@
                 <w:sz w:val="19"/>
                 <w:szCs w:val="19"/>
               </w:rPr>
-              <w:t>"</w:t>
-            </w:r>
-            <w:r>
-              <w:rPr>
-                <w:rFonts w:ascii="Calibri" w:eastAsia="Calibri" w:hAnsi="Calibri" w:cs="Calibri"/>
-                <w:sz w:val="19"/>
-                <w:szCs w:val="19"/>
-              </w:rPr>
-              <w:t>}}</w:t>
+              <w:t>"}}</w:t>
             </w:r>
           </w:p>
         </w:tc>
@@ -2935,23 +2553,7 @@
                 <w:sz w:val="19"/>
                 <w:szCs w:val="19"/>
               </w:rPr>
-              <w:t>{{</w:t>
-            </w:r>
-            <w:r>
-              <w:rPr>
-                <w:rFonts w:ascii="Calibri" w:eastAsia="Calibri" w:hAnsi="Calibri" w:cs="Calibri"/>
-                <w:sz w:val="19"/>
-                <w:szCs w:val="19"/>
-              </w:rPr>
-              <w:t>_24_asentamiento_de_la_edificac</w:t>
-            </w:r>
-            <w:r>
-              <w:rPr>
-                <w:rFonts w:ascii="Calibri" w:eastAsia="Calibri" w:hAnsi="Calibri" w:cs="Calibri"/>
-                <w:sz w:val="19"/>
-                <w:szCs w:val="19"/>
-              </w:rPr>
-              <w:t>}}</w:t>
+              <w:t>{{_24_asentamiento_de_la_edificac}}</w:t>
             </w:r>
           </w:p>
         </w:tc>
@@ -3012,23 +2614,7 @@
                 <w:sz w:val="19"/>
                 <w:szCs w:val="19"/>
               </w:rPr>
-              <w:t>{{</w:t>
-            </w:r>
-            <w:r>
-              <w:rPr>
-                <w:rFonts w:ascii="Calibri" w:eastAsia="Calibri" w:hAnsi="Calibri" w:cs="Calibri"/>
-                <w:sz w:val="19"/>
-                <w:szCs w:val="19"/>
-              </w:rPr>
-              <w:t>_25_falla_en_el_talud_o_movimie</w:t>
-            </w:r>
-            <w:r>
-              <w:rPr>
-                <w:rFonts w:ascii="Calibri" w:eastAsia="Calibri" w:hAnsi="Calibri" w:cs="Calibri"/>
-                <w:sz w:val="19"/>
-                <w:szCs w:val="19"/>
-              </w:rPr>
-              <w:t>}}</w:t>
+              <w:t>{{_25_falla_en_el_talud_o_movimie}}</w:t>
             </w:r>
           </w:p>
         </w:tc>
@@ -3089,23 +2675,7 @@
                 <w:sz w:val="19"/>
                 <w:szCs w:val="19"/>
               </w:rPr>
-              <w:t>{{</w:t>
-            </w:r>
-            <w:r>
-              <w:rPr>
-                <w:rFonts w:ascii="Calibri" w:eastAsia="Calibri" w:hAnsi="Calibri" w:cs="Calibri"/>
-                <w:sz w:val="19"/>
-                <w:szCs w:val="19"/>
-              </w:rPr>
-              <w:t>_26_recomendaciones</w:t>
-            </w:r>
-            <w:r>
-              <w:rPr>
-                <w:rFonts w:ascii="Calibri" w:eastAsia="Calibri" w:hAnsi="Calibri" w:cs="Calibri"/>
-                <w:sz w:val="19"/>
-                <w:szCs w:val="19"/>
-              </w:rPr>
-              <w:t>}}</w:t>
+              <w:t>{{_26_recomendaciones}}</w:t>
             </w:r>
           </w:p>
         </w:tc>
@@ -3178,23 +2748,7 @@
                 <w:sz w:val="19"/>
                 <w:szCs w:val="19"/>
               </w:rPr>
-              <w:t>{{</w:t>
-            </w:r>
-            <w:r>
-              <w:rPr>
-                <w:rFonts w:ascii="Calibri" w:eastAsia="Calibri" w:hAnsi="Calibri" w:cs="Calibri"/>
-                <w:sz w:val="19"/>
-                <w:szCs w:val="19"/>
-              </w:rPr>
-              <w:t>_27_riesgo_geotecnico</w:t>
-            </w:r>
-            <w:r>
-              <w:rPr>
-                <w:rFonts w:ascii="Calibri" w:eastAsia="Calibri" w:hAnsi="Calibri" w:cs="Calibri"/>
-                <w:sz w:val="19"/>
-                <w:szCs w:val="19"/>
-              </w:rPr>
-              <w:t>}}</w:t>
+              <w:t>{{_27_riesgo_geotecnico}}</w:t>
             </w:r>
           </w:p>
         </w:tc>
@@ -3255,15 +2809,7 @@
                 <w:sz w:val="19"/>
                 <w:szCs w:val="19"/>
               </w:rPr>
-              <w:t>{{</w:t>
-            </w:r>
-            <w:r>
-              <w:rPr>
-                <w:rFonts w:ascii="Calibri" w:eastAsia="Calibri" w:hAnsi="Calibri" w:cs="Calibri"/>
-                <w:sz w:val="19"/>
-                <w:szCs w:val="19"/>
-              </w:rPr>
-              <w:t xml:space="preserve">_30_conclusiones_ | </w:t>
+              <w:t xml:space="preserve">{{_30_conclusiones_ | </w:t>
             </w:r>
             <w:proofErr w:type="spellStart"/>
             <w:r>
@@ -3299,15 +2845,7 @@
                 <w:sz w:val="19"/>
                 <w:szCs w:val="19"/>
               </w:rPr>
-              <w:t>"</w:t>
-            </w:r>
-            <w:r>
-              <w:rPr>
-                <w:rFonts w:ascii="Calibri" w:eastAsia="Calibri" w:hAnsi="Calibri" w:cs="Calibri"/>
-                <w:sz w:val="19"/>
-                <w:szCs w:val="19"/>
-              </w:rPr>
-              <w:t>}}</w:t>
+              <w:t>"}}</w:t>
             </w:r>
           </w:p>
         </w:tc>
@@ -3368,23 +2906,7 @@
                 <w:sz w:val="19"/>
                 <w:szCs w:val="19"/>
               </w:rPr>
-              <w:t>{{</w:t>
-            </w:r>
-            <w:r>
-              <w:rPr>
-                <w:rFonts w:ascii="Calibri" w:eastAsia="Calibri" w:hAnsi="Calibri" w:cs="Calibri"/>
-                <w:sz w:val="19"/>
-                <w:szCs w:val="19"/>
-              </w:rPr>
-              <w:t>_31_n_mero_de_viviendas_yo_apar</w:t>
-            </w:r>
-            <w:r>
-              <w:rPr>
-                <w:rFonts w:ascii="Calibri" w:eastAsia="Calibri" w:hAnsi="Calibri" w:cs="Calibri"/>
-                <w:sz w:val="19"/>
-                <w:szCs w:val="19"/>
-              </w:rPr>
-              <w:t>}}</w:t>
+              <w:t>{{_31_n_mero_de_viviendas_yo_apar}}</w:t>
             </w:r>
           </w:p>
         </w:tc>
@@ -3565,23 +3087,7 @@
                 <w:sz w:val="19"/>
                 <w:szCs w:val="19"/>
               </w:rPr>
-              <w:t>{{</w:t>
-            </w:r>
-            <w:r>
-              <w:rPr>
-                <w:rFonts w:ascii="Calibri" w:eastAsia="Calibri" w:hAnsi="Calibri" w:cs="Calibri"/>
-                <w:sz w:val="19"/>
-                <w:szCs w:val="19"/>
-              </w:rPr>
-              <w:t>_32_columnas</w:t>
-            </w:r>
-            <w:r>
-              <w:rPr>
-                <w:rFonts w:ascii="Calibri" w:eastAsia="Calibri" w:hAnsi="Calibri" w:cs="Calibri"/>
-                <w:sz w:val="19"/>
-                <w:szCs w:val="19"/>
-              </w:rPr>
-              <w:t>}}</w:t>
+              <w:t>{{_32_columnas}}</w:t>
             </w:r>
           </w:p>
         </w:tc>
@@ -3722,23 +3228,7 @@
                 <w:sz w:val="19"/>
                 <w:szCs w:val="19"/>
               </w:rPr>
-              <w:t>{{</w:t>
-            </w:r>
-            <w:r>
-              <w:rPr>
-                <w:rFonts w:ascii="Calibri" w:eastAsia="Calibri" w:hAnsi="Calibri" w:cs="Calibri"/>
-                <w:sz w:val="19"/>
-                <w:szCs w:val="19"/>
-              </w:rPr>
-              <w:t>Nudos</w:t>
-            </w:r>
-            <w:r>
-              <w:rPr>
-                <w:rFonts w:ascii="Calibri" w:eastAsia="Calibri" w:hAnsi="Calibri" w:cs="Calibri"/>
-                <w:sz w:val="19"/>
-                <w:szCs w:val="19"/>
-              </w:rPr>
-              <w:t>}}</w:t>
+              <w:t>{{Nudos}}</w:t>
             </w:r>
           </w:p>
         </w:tc>
@@ -3799,23 +3289,7 @@
                 <w:sz w:val="19"/>
                 <w:szCs w:val="19"/>
               </w:rPr>
-              <w:t>{{</w:t>
-            </w:r>
-            <w:r>
-              <w:rPr>
-                <w:rFonts w:ascii="Calibri" w:eastAsia="Calibri" w:hAnsi="Calibri" w:cs="Calibri"/>
-                <w:sz w:val="19"/>
-                <w:szCs w:val="19"/>
-              </w:rPr>
-              <w:t>_33_vigas</w:t>
-            </w:r>
-            <w:r>
-              <w:rPr>
-                <w:rFonts w:ascii="Calibri" w:eastAsia="Calibri" w:hAnsi="Calibri" w:cs="Calibri"/>
-                <w:sz w:val="19"/>
-                <w:szCs w:val="19"/>
-              </w:rPr>
-              <w:t>}}</w:t>
+              <w:t>{{_33_vigas}}</w:t>
             </w:r>
           </w:p>
         </w:tc>
@@ -3876,23 +3350,7 @@
                 <w:sz w:val="19"/>
                 <w:szCs w:val="19"/>
               </w:rPr>
-              <w:t>{{</w:t>
-            </w:r>
-            <w:r>
-              <w:rPr>
-                <w:rFonts w:ascii="Calibri" w:eastAsia="Calibri" w:hAnsi="Calibri" w:cs="Calibri"/>
-                <w:sz w:val="19"/>
-                <w:szCs w:val="19"/>
-              </w:rPr>
-              <w:t>Entrepisos</w:t>
-            </w:r>
-            <w:r>
-              <w:rPr>
-                <w:rFonts w:ascii="Calibri" w:eastAsia="Calibri" w:hAnsi="Calibri" w:cs="Calibri"/>
-                <w:sz w:val="19"/>
-                <w:szCs w:val="19"/>
-              </w:rPr>
-              <w:t>}}</w:t>
+              <w:t>{{Entrepisos}}</w:t>
             </w:r>
           </w:p>
         </w:tc>
@@ -3971,15 +3429,7 @@
                 <w:sz w:val="19"/>
                 <w:szCs w:val="19"/>
               </w:rPr>
-              <w:t>_</w:t>
-            </w:r>
-            <w:r>
-              <w:rPr>
-                <w:rFonts w:ascii="Calibri" w:eastAsia="Calibri" w:hAnsi="Calibri" w:cs="Calibri"/>
-                <w:sz w:val="19"/>
-                <w:szCs w:val="19"/>
-              </w:rPr>
-              <w:t>}}</w:t>
+              <w:t>_}}</w:t>
             </w:r>
           </w:p>
         </w:tc>
@@ -4173,15 +3623,7 @@
                 <w:sz w:val="19"/>
                 <w:szCs w:val="19"/>
               </w:rPr>
-              <w:t>"</w:t>
-            </w:r>
-            <w:r>
-              <w:rPr>
-                <w:rFonts w:ascii="Calibri" w:eastAsia="Calibri" w:hAnsi="Calibri" w:cs="Calibri"/>
-                <w:sz w:val="19"/>
-                <w:szCs w:val="19"/>
-              </w:rPr>
-              <w:t>}}</w:t>
+              <w:t>"}}</w:t>
             </w:r>
           </w:p>
         </w:tc>
@@ -4544,23 +3986,7 @@
                 <w:sz w:val="19"/>
                 <w:szCs w:val="19"/>
               </w:rPr>
-              <w:t>{{</w:t>
-            </w:r>
-            <w:r>
-              <w:rPr>
-                <w:rFonts w:ascii="Calibri" w:eastAsia="Calibri" w:hAnsi="Calibri" w:cs="Calibri"/>
-                <w:sz w:val="19"/>
-                <w:szCs w:val="19"/>
-              </w:rPr>
-              <w:t>Cubierta</w:t>
-            </w:r>
-            <w:r>
-              <w:rPr>
-                <w:rFonts w:ascii="Calibri" w:eastAsia="Calibri" w:hAnsi="Calibri" w:cs="Calibri"/>
-                <w:sz w:val="19"/>
-                <w:szCs w:val="19"/>
-              </w:rPr>
-              <w:t>}}</w:t>
+              <w:t>{{Cubierta}}</w:t>
             </w:r>
           </w:p>
         </w:tc>
@@ -4621,23 +4047,7 @@
                 <w:sz w:val="19"/>
                 <w:szCs w:val="19"/>
               </w:rPr>
-              <w:t>{{</w:t>
-            </w:r>
-            <w:r>
-              <w:rPr>
-                <w:rFonts w:ascii="Calibri" w:eastAsia="Calibri" w:hAnsi="Calibri" w:cs="Calibri"/>
-                <w:sz w:val="19"/>
-                <w:szCs w:val="19"/>
-              </w:rPr>
-              <w:t>Escaleras</w:t>
-            </w:r>
-            <w:r>
-              <w:rPr>
-                <w:rFonts w:ascii="Calibri" w:eastAsia="Calibri" w:hAnsi="Calibri" w:cs="Calibri"/>
-                <w:sz w:val="19"/>
-                <w:szCs w:val="19"/>
-              </w:rPr>
-              <w:t>}}</w:t>
+              <w:t>{{Escaleras}}</w:t>
             </w:r>
           </w:p>
         </w:tc>
@@ -5196,23 +4606,7 @@
                 <w:sz w:val="19"/>
                 <w:szCs w:val="19"/>
               </w:rPr>
-              <w:t>{{</w:t>
-            </w:r>
-            <w:r>
-              <w:rPr>
-                <w:rFonts w:ascii="Calibri" w:eastAsia="Calibri" w:hAnsi="Calibri" w:cs="Calibri"/>
-                <w:sz w:val="19"/>
-                <w:szCs w:val="19"/>
-              </w:rPr>
-              <w:t>_23_riesgo_no_estructural</w:t>
-            </w:r>
-            <w:r>
-              <w:rPr>
-                <w:rFonts w:ascii="Calibri" w:eastAsia="Calibri" w:hAnsi="Calibri" w:cs="Calibri"/>
-                <w:sz w:val="19"/>
-                <w:szCs w:val="19"/>
-              </w:rPr>
-              <w:t>}}</w:t>
+              <w:t>{{_23_riesgo_no_estructural}}</w:t>
             </w:r>
           </w:p>
         </w:tc>
@@ -5327,15 +4721,7 @@
                 <w:sz w:val="19"/>
                 <w:szCs w:val="19"/>
               </w:rPr>
-              <w:t>"</w:t>
-            </w:r>
-            <w:r>
-              <w:rPr>
-                <w:rFonts w:ascii="Calibri" w:eastAsia="Calibri" w:hAnsi="Calibri" w:cs="Calibri"/>
-                <w:sz w:val="19"/>
-                <w:szCs w:val="19"/>
-              </w:rPr>
-              <w:t>}}</w:t>
+              <w:t>"}}</w:t>
             </w:r>
           </w:p>
         </w:tc>
@@ -5491,15 +4877,7 @@
                 <w:sz w:val="19"/>
                 <w:szCs w:val="19"/>
               </w:rPr>
-              <w:t>"</w:t>
-            </w:r>
-            <w:r>
-              <w:rPr>
-                <w:rFonts w:ascii="Calibri" w:eastAsia="Calibri" w:hAnsi="Calibri" w:cs="Calibri"/>
-                <w:sz w:val="19"/>
-                <w:szCs w:val="19"/>
-              </w:rPr>
-              <w:t>}}</w:t>
+              <w:t>"}}</w:t>
             </w:r>
           </w:p>
         </w:tc>

--- a/template.docx
+++ b/template.docx
@@ -241,7 +241,7 @@
                 <w:sz w:val="18"/>
                 <w:szCs w:val="18"/>
               </w:rPr>
-              <w:t>date|format</w:t>
+              <w:t>CreationDate</w:t>
             </w:r>
             <w:proofErr w:type="spellEnd"/>
             <w:r>
@@ -250,7 +250,7 @@
                 <w:sz w:val="18"/>
                 <w:szCs w:val="18"/>
               </w:rPr>
-              <w:t>: "MMMM D, YYYY h:mm A"}}</w:t>
+              <w:t>}}</w:t>
             </w:r>
           </w:p>
         </w:tc>
@@ -546,25 +546,7 @@
                 <w:sz w:val="19"/>
                 <w:szCs w:val="19"/>
               </w:rPr>
-              <w:t xml:space="preserve">_2_georreferenciaci_n | </w:t>
-            </w:r>
-            <w:proofErr w:type="spellStart"/>
-            <w:r>
-              <w:rPr>
-                <w:rFonts w:ascii="Calibri" w:eastAsia="Calibri" w:hAnsi="Calibri" w:cs="Calibri"/>
-                <w:sz w:val="19"/>
-                <w:szCs w:val="19"/>
-              </w:rPr>
-              <w:t>getValue</w:t>
-            </w:r>
-            <w:proofErr w:type="spellEnd"/>
-            <w:r>
-              <w:rPr>
-                <w:rFonts w:ascii="Calibri" w:eastAsia="Calibri" w:hAnsi="Calibri" w:cs="Calibri"/>
-                <w:sz w:val="19"/>
-                <w:szCs w:val="19"/>
-              </w:rPr>
-              <w:t>:"x"</w:t>
+              <w:t>longitud</w:t>
             </w:r>
             <w:r>
               <w:rPr>
@@ -667,25 +649,7 @@
                 <w:sz w:val="19"/>
                 <w:szCs w:val="19"/>
               </w:rPr>
-              <w:t xml:space="preserve">_2_georreferenciaci_n | </w:t>
-            </w:r>
-            <w:proofErr w:type="spellStart"/>
-            <w:r>
-              <w:rPr>
-                <w:rFonts w:ascii="Calibri" w:eastAsia="Calibri" w:hAnsi="Calibri" w:cs="Calibri"/>
-                <w:sz w:val="19"/>
-                <w:szCs w:val="19"/>
-              </w:rPr>
-              <w:t>getValue</w:t>
-            </w:r>
-            <w:proofErr w:type="spellEnd"/>
-            <w:r>
-              <w:rPr>
-                <w:rFonts w:ascii="Calibri" w:eastAsia="Calibri" w:hAnsi="Calibri" w:cs="Calibri"/>
-                <w:sz w:val="19"/>
-                <w:szCs w:val="19"/>
-              </w:rPr>
-              <w:t>:"y"</w:t>
+              <w:t>latitud</w:t>
             </w:r>
             <w:r>
               <w:rPr>
@@ -1258,43 +1222,23 @@
                 <w:sz w:val="19"/>
                 <w:szCs w:val="19"/>
               </w:rPr>
-              <w:t xml:space="preserve">{{_9_nombre_de_la_edificaci_n | </w:t>
-            </w:r>
-            <w:proofErr w:type="spellStart"/>
-            <w:r>
-              <w:rPr>
-                <w:rFonts w:ascii="Calibri" w:eastAsia="Calibri" w:hAnsi="Calibri" w:cs="Calibri"/>
-                <w:sz w:val="19"/>
-                <w:szCs w:val="19"/>
-              </w:rPr>
-              <w:t>appearance</w:t>
-            </w:r>
-            <w:proofErr w:type="spellEnd"/>
-            <w:r>
-              <w:rPr>
-                <w:rFonts w:ascii="Calibri" w:eastAsia="Calibri" w:hAnsi="Calibri" w:cs="Calibri"/>
-                <w:sz w:val="19"/>
-                <w:szCs w:val="19"/>
-              </w:rPr>
-              <w:t>:"</w:t>
-            </w:r>
-            <w:proofErr w:type="spellStart"/>
-            <w:r>
-              <w:rPr>
-                <w:rFonts w:ascii="Calibri" w:eastAsia="Calibri" w:hAnsi="Calibri" w:cs="Calibri"/>
-                <w:sz w:val="19"/>
-                <w:szCs w:val="19"/>
-              </w:rPr>
-              <w:t>multiline</w:t>
-            </w:r>
-            <w:proofErr w:type="spellEnd"/>
-            <w:r>
-              <w:rPr>
-                <w:rFonts w:ascii="Calibri" w:eastAsia="Calibri" w:hAnsi="Calibri" w:cs="Calibri"/>
-                <w:sz w:val="19"/>
-                <w:szCs w:val="19"/>
-              </w:rPr>
-              <w:t>"}}</w:t>
+              <w:t>{{</w:t>
+            </w:r>
+            <w:r>
+              <w:rPr>
+                <w:rFonts w:ascii="Calibri" w:eastAsia="Calibri" w:hAnsi="Calibri" w:cs="Calibri"/>
+                <w:sz w:val="19"/>
+                <w:szCs w:val="19"/>
+              </w:rPr>
+              <w:t>_9_nombre_de_la_edificaci_n</w:t>
+            </w:r>
+            <w:r>
+              <w:rPr>
+                <w:rFonts w:ascii="Calibri" w:eastAsia="Calibri" w:hAnsi="Calibri" w:cs="Calibri"/>
+                <w:sz w:val="19"/>
+                <w:szCs w:val="19"/>
+              </w:rPr>
+              <w:t>}}</w:t>
             </w:r>
           </w:p>
         </w:tc>
@@ -2393,43 +2337,25 @@
                 <w:sz w:val="19"/>
                 <w:szCs w:val="19"/>
               </w:rPr>
-              <w:t xml:space="preserve">{{_25_observaciones_generales_ | </w:t>
-            </w:r>
-            <w:proofErr w:type="spellStart"/>
-            <w:r>
-              <w:rPr>
-                <w:rFonts w:ascii="Calibri" w:eastAsia="Calibri" w:hAnsi="Calibri" w:cs="Calibri"/>
-                <w:sz w:val="19"/>
-                <w:szCs w:val="19"/>
-              </w:rPr>
-              <w:t>appearance</w:t>
-            </w:r>
-            <w:proofErr w:type="spellEnd"/>
-            <w:r>
-              <w:rPr>
-                <w:rFonts w:ascii="Calibri" w:eastAsia="Calibri" w:hAnsi="Calibri" w:cs="Calibri"/>
-                <w:sz w:val="19"/>
-                <w:szCs w:val="19"/>
-              </w:rPr>
-              <w:t>:"</w:t>
-            </w:r>
-            <w:proofErr w:type="spellStart"/>
-            <w:r>
-              <w:rPr>
-                <w:rFonts w:ascii="Calibri" w:eastAsia="Calibri" w:hAnsi="Calibri" w:cs="Calibri"/>
-                <w:sz w:val="19"/>
-                <w:szCs w:val="19"/>
-              </w:rPr>
-              <w:t>multiline</w:t>
-            </w:r>
-            <w:proofErr w:type="spellEnd"/>
-            <w:r>
-              <w:rPr>
-                <w:rFonts w:ascii="Calibri" w:eastAsia="Calibri" w:hAnsi="Calibri" w:cs="Calibri"/>
-                <w:sz w:val="19"/>
-                <w:szCs w:val="19"/>
-              </w:rPr>
-              <w:t>"}}</w:t>
+              <w:t>{{</w:t>
+            </w:r>
+            <w:r>
+              <w:rPr>
+                <w:rFonts w:ascii="Calibri" w:eastAsia="Calibri" w:hAnsi="Calibri" w:cs="Calibri"/>
+                <w:i/>
+                <w:iCs/>
+                <w:sz w:val="19"/>
+                <w:szCs w:val="19"/>
+              </w:rPr>
+              <w:t>25_observaciones_generales</w:t>
+            </w:r>
+            <w:r>
+              <w:rPr>
+                <w:rFonts w:ascii="Calibri" w:eastAsia="Calibri" w:hAnsi="Calibri" w:cs="Calibri"/>
+                <w:sz w:val="19"/>
+                <w:szCs w:val="19"/>
+              </w:rPr>
+              <w:t>}}</w:t>
             </w:r>
           </w:p>
         </w:tc>
@@ -2809,43 +2735,25 @@
                 <w:sz w:val="19"/>
                 <w:szCs w:val="19"/>
               </w:rPr>
-              <w:t xml:space="preserve">{{_30_conclusiones_ | </w:t>
-            </w:r>
-            <w:proofErr w:type="spellStart"/>
-            <w:r>
-              <w:rPr>
-                <w:rFonts w:ascii="Calibri" w:eastAsia="Calibri" w:hAnsi="Calibri" w:cs="Calibri"/>
-                <w:sz w:val="19"/>
-                <w:szCs w:val="19"/>
-              </w:rPr>
-              <w:t>appearance</w:t>
-            </w:r>
-            <w:proofErr w:type="spellEnd"/>
-            <w:r>
-              <w:rPr>
-                <w:rFonts w:ascii="Calibri" w:eastAsia="Calibri" w:hAnsi="Calibri" w:cs="Calibri"/>
-                <w:sz w:val="19"/>
-                <w:szCs w:val="19"/>
-              </w:rPr>
-              <w:t>:"</w:t>
-            </w:r>
-            <w:proofErr w:type="spellStart"/>
-            <w:r>
-              <w:rPr>
-                <w:rFonts w:ascii="Calibri" w:eastAsia="Calibri" w:hAnsi="Calibri" w:cs="Calibri"/>
-                <w:sz w:val="19"/>
-                <w:szCs w:val="19"/>
-              </w:rPr>
-              <w:t>multiline</w:t>
-            </w:r>
-            <w:proofErr w:type="spellEnd"/>
-            <w:r>
-              <w:rPr>
-                <w:rFonts w:ascii="Calibri" w:eastAsia="Calibri" w:hAnsi="Calibri" w:cs="Calibri"/>
-                <w:sz w:val="19"/>
-                <w:szCs w:val="19"/>
-              </w:rPr>
-              <w:t>"}}</w:t>
+              <w:t>{{</w:t>
+            </w:r>
+            <w:r>
+              <w:rPr>
+                <w:rFonts w:ascii="Calibri" w:eastAsia="Calibri" w:hAnsi="Calibri" w:cs="Calibri"/>
+                <w:i/>
+                <w:iCs/>
+                <w:sz w:val="19"/>
+                <w:szCs w:val="19"/>
+              </w:rPr>
+              <w:t>30_conclusiones</w:t>
+            </w:r>
+            <w:r>
+              <w:rPr>
+                <w:rFonts w:ascii="Calibri" w:eastAsia="Calibri" w:hAnsi="Calibri" w:cs="Calibri"/>
+                <w:sz w:val="19"/>
+                <w:szCs w:val="19"/>
+              </w:rPr>
+              <w:t>}}</w:t>
             </w:r>
           </w:p>
         </w:tc>
@@ -3587,43 +3495,15 @@
                 <w:sz w:val="19"/>
                 <w:szCs w:val="19"/>
               </w:rPr>
-              <w:t xml:space="preserve">_ | </w:t>
-            </w:r>
-            <w:proofErr w:type="spellStart"/>
-            <w:r>
-              <w:rPr>
-                <w:rFonts w:ascii="Calibri" w:eastAsia="Calibri" w:hAnsi="Calibri" w:cs="Calibri"/>
-                <w:sz w:val="19"/>
-                <w:szCs w:val="19"/>
-              </w:rPr>
-              <w:t>appearance</w:t>
-            </w:r>
-            <w:proofErr w:type="spellEnd"/>
-            <w:r>
-              <w:rPr>
-                <w:rFonts w:ascii="Calibri" w:eastAsia="Calibri" w:hAnsi="Calibri" w:cs="Calibri"/>
-                <w:sz w:val="19"/>
-                <w:szCs w:val="19"/>
-              </w:rPr>
-              <w:t>:"</w:t>
-            </w:r>
-            <w:proofErr w:type="spellStart"/>
-            <w:r>
-              <w:rPr>
-                <w:rFonts w:ascii="Calibri" w:eastAsia="Calibri" w:hAnsi="Calibri" w:cs="Calibri"/>
-                <w:sz w:val="19"/>
-                <w:szCs w:val="19"/>
-              </w:rPr>
-              <w:t>multiline</w:t>
-            </w:r>
-            <w:proofErr w:type="spellEnd"/>
-            <w:r>
-              <w:rPr>
-                <w:rFonts w:ascii="Calibri" w:eastAsia="Calibri" w:hAnsi="Calibri" w:cs="Calibri"/>
-                <w:sz w:val="19"/>
-                <w:szCs w:val="19"/>
-              </w:rPr>
-              <w:t>"}}</w:t>
+              <w:t>_</w:t>
+            </w:r>
+            <w:r>
+              <w:rPr>
+                <w:rFonts w:ascii="Calibri" w:eastAsia="Calibri" w:hAnsi="Calibri" w:cs="Calibri"/>
+                <w:sz w:val="19"/>
+                <w:szCs w:val="19"/>
+              </w:rPr>
+              <w:t>}}</w:t>
             </w:r>
           </w:p>
         </w:tc>
@@ -4685,43 +4565,15 @@
                 <w:sz w:val="19"/>
                 <w:szCs w:val="19"/>
               </w:rPr>
-              <w:t xml:space="preserve">_ | </w:t>
-            </w:r>
-            <w:proofErr w:type="spellStart"/>
-            <w:r>
-              <w:rPr>
-                <w:rFonts w:ascii="Calibri" w:eastAsia="Calibri" w:hAnsi="Calibri" w:cs="Calibri"/>
-                <w:sz w:val="19"/>
-                <w:szCs w:val="19"/>
-              </w:rPr>
-              <w:t>appearance</w:t>
-            </w:r>
-            <w:proofErr w:type="spellEnd"/>
-            <w:r>
-              <w:rPr>
-                <w:rFonts w:ascii="Calibri" w:eastAsia="Calibri" w:hAnsi="Calibri" w:cs="Calibri"/>
-                <w:sz w:val="19"/>
-                <w:szCs w:val="19"/>
-              </w:rPr>
-              <w:t>:"</w:t>
-            </w:r>
-            <w:proofErr w:type="spellStart"/>
-            <w:r>
-              <w:rPr>
-                <w:rFonts w:ascii="Calibri" w:eastAsia="Calibri" w:hAnsi="Calibri" w:cs="Calibri"/>
-                <w:sz w:val="19"/>
-                <w:szCs w:val="19"/>
-              </w:rPr>
-              <w:t>multiline</w:t>
-            </w:r>
-            <w:proofErr w:type="spellEnd"/>
-            <w:r>
-              <w:rPr>
-                <w:rFonts w:ascii="Calibri" w:eastAsia="Calibri" w:hAnsi="Calibri" w:cs="Calibri"/>
-                <w:sz w:val="19"/>
-                <w:szCs w:val="19"/>
-              </w:rPr>
-              <w:t>"}}</w:t>
+              <w:t>_</w:t>
+            </w:r>
+            <w:r>
+              <w:rPr>
+                <w:rFonts w:ascii="Calibri" w:eastAsia="Calibri" w:hAnsi="Calibri" w:cs="Calibri"/>
+                <w:sz w:val="19"/>
+                <w:szCs w:val="19"/>
+              </w:rPr>
+              <w:t>}}</w:t>
             </w:r>
           </w:p>
         </w:tc>
@@ -4841,43 +4693,7 @@
                 <w:sz w:val="19"/>
                 <w:szCs w:val="19"/>
               </w:rPr>
-              <w:t xml:space="preserve"> | </w:t>
-            </w:r>
-            <w:proofErr w:type="spellStart"/>
-            <w:r>
-              <w:rPr>
-                <w:rFonts w:ascii="Calibri" w:eastAsia="Calibri" w:hAnsi="Calibri" w:cs="Calibri"/>
-                <w:sz w:val="19"/>
-                <w:szCs w:val="19"/>
-              </w:rPr>
-              <w:t>appearance</w:t>
-            </w:r>
-            <w:proofErr w:type="spellEnd"/>
-            <w:r>
-              <w:rPr>
-                <w:rFonts w:ascii="Calibri" w:eastAsia="Calibri" w:hAnsi="Calibri" w:cs="Calibri"/>
-                <w:sz w:val="19"/>
-                <w:szCs w:val="19"/>
-              </w:rPr>
-              <w:t>:"</w:t>
-            </w:r>
-            <w:proofErr w:type="spellStart"/>
-            <w:r>
-              <w:rPr>
-                <w:rFonts w:ascii="Calibri" w:eastAsia="Calibri" w:hAnsi="Calibri" w:cs="Calibri"/>
-                <w:sz w:val="19"/>
-                <w:szCs w:val="19"/>
-              </w:rPr>
-              <w:t>multiline</w:t>
-            </w:r>
-            <w:proofErr w:type="spellEnd"/>
-            <w:r>
-              <w:rPr>
-                <w:rFonts w:ascii="Calibri" w:eastAsia="Calibri" w:hAnsi="Calibri" w:cs="Calibri"/>
-                <w:sz w:val="19"/>
-                <w:szCs w:val="19"/>
-              </w:rPr>
-              <w:t>"}}</w:t>
+              <w:t>}}</w:t>
             </w:r>
           </w:p>
         </w:tc>
@@ -4991,6 +4807,9 @@
           <w:bottom w:val="single" w:sz="8" w:space="0" w:color="DBBE18"/>
         </w:pBdr>
         <w:spacing w:before="320" w:after="120"/>
+        <w:rPr>
+          <w:u w:val="single"/>
+        </w:rPr>
       </w:pPr>
       <w:r>
         <w:rPr>
@@ -5089,18 +4908,8 @@
                 <w:sz w:val="19"/>
                 <w:szCs w:val="19"/>
               </w:rPr>
-              <w:t xml:space="preserve">registro_fotogr_fico_1 | </w:t>
-            </w:r>
-            <w:proofErr w:type="gramStart"/>
-            <w:r>
-              <w:rPr>
-                <w:rFonts w:ascii="Calibri" w:eastAsia="Calibri" w:hAnsi="Calibri" w:cs="Calibri"/>
-                <w:sz w:val="19"/>
-                <w:szCs w:val="19"/>
-              </w:rPr>
-              <w:t>size:460:0</w:t>
-            </w:r>
-            <w:proofErr w:type="gramEnd"/>
+              <w:t>registro_fotogr_fico_1</w:t>
+            </w:r>
             <w:r>
               <w:rPr>
                 <w:rFonts w:ascii="Calibri" w:eastAsia="Calibri" w:hAnsi="Calibri" w:cs="Calibri"/>
@@ -5176,18 +4985,8 @@
                 <w:sz w:val="19"/>
                 <w:szCs w:val="19"/>
               </w:rPr>
-              <w:t xml:space="preserve">registro_fotogr_fico_2 | </w:t>
-            </w:r>
-            <w:proofErr w:type="gramStart"/>
-            <w:r>
-              <w:rPr>
-                <w:rFonts w:ascii="Calibri" w:eastAsia="Calibri" w:hAnsi="Calibri" w:cs="Calibri"/>
-                <w:sz w:val="19"/>
-                <w:szCs w:val="19"/>
-              </w:rPr>
-              <w:t>size:460:0</w:t>
-            </w:r>
-            <w:proofErr w:type="gramEnd"/>
+              <w:t>registro_fotogr_fico_2</w:t>
+            </w:r>
             <w:r>
               <w:rPr>
                 <w:rFonts w:ascii="Calibri" w:eastAsia="Calibri" w:hAnsi="Calibri" w:cs="Calibri"/>
@@ -5263,18 +5062,8 @@
                 <w:sz w:val="19"/>
                 <w:szCs w:val="19"/>
               </w:rPr>
-              <w:t xml:space="preserve">registro_fotogr_fico_3 | </w:t>
-            </w:r>
-            <w:proofErr w:type="gramStart"/>
-            <w:r>
-              <w:rPr>
-                <w:rFonts w:ascii="Calibri" w:eastAsia="Calibri" w:hAnsi="Calibri" w:cs="Calibri"/>
-                <w:sz w:val="19"/>
-                <w:szCs w:val="19"/>
-              </w:rPr>
-              <w:t>size:460:0</w:t>
-            </w:r>
-            <w:proofErr w:type="gramEnd"/>
+              <w:t>registro_fotogr_fico_3</w:t>
+            </w:r>
             <w:r>
               <w:rPr>
                 <w:rFonts w:ascii="Calibri" w:eastAsia="Calibri" w:hAnsi="Calibri" w:cs="Calibri"/>
@@ -5350,18 +5139,8 @@
                 <w:sz w:val="19"/>
                 <w:szCs w:val="19"/>
               </w:rPr>
-              <w:t xml:space="preserve">registro_fotogr_fico_4 | </w:t>
-            </w:r>
-            <w:proofErr w:type="gramStart"/>
-            <w:r>
-              <w:rPr>
-                <w:rFonts w:ascii="Calibri" w:eastAsia="Calibri" w:hAnsi="Calibri" w:cs="Calibri"/>
-                <w:sz w:val="19"/>
-                <w:szCs w:val="19"/>
-              </w:rPr>
-              <w:t>size:460:0</w:t>
-            </w:r>
-            <w:proofErr w:type="gramEnd"/>
+              <w:t>registro_fotogr_fico_4</w:t>
+            </w:r>
             <w:r>
               <w:rPr>
                 <w:rFonts w:ascii="Calibri" w:eastAsia="Calibri" w:hAnsi="Calibri" w:cs="Calibri"/>
@@ -5437,18 +5216,8 @@
                 <w:sz w:val="19"/>
                 <w:szCs w:val="19"/>
               </w:rPr>
-              <w:t xml:space="preserve">registro_fotogr_fico_5 | </w:t>
-            </w:r>
-            <w:proofErr w:type="gramStart"/>
-            <w:r>
-              <w:rPr>
-                <w:rFonts w:ascii="Calibri" w:eastAsia="Calibri" w:hAnsi="Calibri" w:cs="Calibri"/>
-                <w:sz w:val="19"/>
-                <w:szCs w:val="19"/>
-              </w:rPr>
-              <w:t>size:460:0</w:t>
-            </w:r>
-            <w:proofErr w:type="gramEnd"/>
+              <w:t>registro_fotogr_fico_5</w:t>
+            </w:r>
             <w:r>
               <w:rPr>
                 <w:rFonts w:ascii="Calibri" w:eastAsia="Calibri" w:hAnsi="Calibri" w:cs="Calibri"/>
@@ -5524,18 +5293,8 @@
                 <w:sz w:val="19"/>
                 <w:szCs w:val="19"/>
               </w:rPr>
-              <w:t xml:space="preserve">registro_fotogr_fico_6 | </w:t>
-            </w:r>
-            <w:proofErr w:type="gramStart"/>
-            <w:r>
-              <w:rPr>
-                <w:rFonts w:ascii="Calibri" w:eastAsia="Calibri" w:hAnsi="Calibri" w:cs="Calibri"/>
-                <w:sz w:val="19"/>
-                <w:szCs w:val="19"/>
-              </w:rPr>
-              <w:t>size:460:0</w:t>
-            </w:r>
-            <w:proofErr w:type="gramEnd"/>
+              <w:t>registro_fotogr_fico_6</w:t>
+            </w:r>
             <w:r>
               <w:rPr>
                 <w:rFonts w:ascii="Calibri" w:eastAsia="Calibri" w:hAnsi="Calibri" w:cs="Calibri"/>
@@ -5611,18 +5370,8 @@
                 <w:sz w:val="19"/>
                 <w:szCs w:val="19"/>
               </w:rPr>
-              <w:t xml:space="preserve">registro_fotogr_fico_7 | </w:t>
-            </w:r>
-            <w:proofErr w:type="gramStart"/>
-            <w:r>
-              <w:rPr>
-                <w:rFonts w:ascii="Calibri" w:eastAsia="Calibri" w:hAnsi="Calibri" w:cs="Calibri"/>
-                <w:sz w:val="19"/>
-                <w:szCs w:val="19"/>
-              </w:rPr>
-              <w:t>size:460:0</w:t>
-            </w:r>
-            <w:proofErr w:type="gramEnd"/>
+              <w:t>registro_fotogr_fico_7</w:t>
+            </w:r>
             <w:r>
               <w:rPr>
                 <w:rFonts w:ascii="Calibri" w:eastAsia="Calibri" w:hAnsi="Calibri" w:cs="Calibri"/>
@@ -5698,18 +5447,8 @@
                 <w:sz w:val="19"/>
                 <w:szCs w:val="19"/>
               </w:rPr>
-              <w:t xml:space="preserve">registro_fotogr_fico_8 | </w:t>
-            </w:r>
-            <w:proofErr w:type="gramStart"/>
-            <w:r>
-              <w:rPr>
-                <w:rFonts w:ascii="Calibri" w:eastAsia="Calibri" w:hAnsi="Calibri" w:cs="Calibri"/>
-                <w:sz w:val="19"/>
-                <w:szCs w:val="19"/>
-              </w:rPr>
-              <w:t>size:460:0</w:t>
-            </w:r>
-            <w:proofErr w:type="gramEnd"/>
+              <w:t>registro_fotogr_fico_8</w:t>
+            </w:r>
             <w:r>
               <w:rPr>
                 <w:rFonts w:ascii="Calibri" w:eastAsia="Calibri" w:hAnsi="Calibri" w:cs="Calibri"/>
@@ -5785,18 +5524,8 @@
                 <w:sz w:val="19"/>
                 <w:szCs w:val="19"/>
               </w:rPr>
-              <w:t xml:space="preserve">registro_fotogr_fico_9 | </w:t>
-            </w:r>
-            <w:proofErr w:type="gramStart"/>
-            <w:r>
-              <w:rPr>
-                <w:rFonts w:ascii="Calibri" w:eastAsia="Calibri" w:hAnsi="Calibri" w:cs="Calibri"/>
-                <w:sz w:val="19"/>
-                <w:szCs w:val="19"/>
-              </w:rPr>
-              <w:t>size:460:0</w:t>
-            </w:r>
-            <w:proofErr w:type="gramEnd"/>
+              <w:t>registro_fotogr_fico_9</w:t>
+            </w:r>
             <w:r>
               <w:rPr>
                 <w:rFonts w:ascii="Calibri" w:eastAsia="Calibri" w:hAnsi="Calibri" w:cs="Calibri"/>
@@ -5872,18 +5601,8 @@
                 <w:sz w:val="19"/>
                 <w:szCs w:val="19"/>
               </w:rPr>
-              <w:t xml:space="preserve">registro_fotogr_fico_10 | </w:t>
-            </w:r>
-            <w:proofErr w:type="gramStart"/>
-            <w:r>
-              <w:rPr>
-                <w:rFonts w:ascii="Calibri" w:eastAsia="Calibri" w:hAnsi="Calibri" w:cs="Calibri"/>
-                <w:sz w:val="19"/>
-                <w:szCs w:val="19"/>
-              </w:rPr>
-              <w:t>size:460:0</w:t>
-            </w:r>
-            <w:proofErr w:type="gramEnd"/>
+              <w:t>registro_fotogr_fico_10</w:t>
+            </w:r>
             <w:r>
               <w:rPr>
                 <w:rFonts w:ascii="Calibri" w:eastAsia="Calibri" w:hAnsi="Calibri" w:cs="Calibri"/>
@@ -5985,50 +5704,6 @@
               <w:t>Observaciones_inspeccion_visual</w:t>
             </w:r>
             <w:proofErr w:type="spellEnd"/>
-            <w:r>
-              <w:rPr>
-                <w:rFonts w:ascii="Calibri" w:eastAsia="Calibri" w:hAnsi="Calibri" w:cs="Calibri"/>
-                <w:sz w:val="19"/>
-                <w:szCs w:val="19"/>
-              </w:rPr>
-              <w:t xml:space="preserve"> | </w:t>
-            </w:r>
-            <w:proofErr w:type="spellStart"/>
-            <w:r>
-              <w:rPr>
-                <w:rFonts w:ascii="Calibri" w:eastAsia="Calibri" w:hAnsi="Calibri" w:cs="Calibri"/>
-                <w:sz w:val="19"/>
-                <w:szCs w:val="19"/>
-              </w:rPr>
-              <w:t>appearance</w:t>
-            </w:r>
-            <w:proofErr w:type="spellEnd"/>
-            <w:r>
-              <w:rPr>
-                <w:rFonts w:ascii="Calibri" w:eastAsia="Calibri" w:hAnsi="Calibri" w:cs="Calibri"/>
-                <w:sz w:val="19"/>
-                <w:szCs w:val="19"/>
-              </w:rPr>
-              <w:t>:"</w:t>
-            </w:r>
-            <w:proofErr w:type="spellStart"/>
-            <w:r>
-              <w:rPr>
-                <w:rFonts w:ascii="Calibri" w:eastAsia="Calibri" w:hAnsi="Calibri" w:cs="Calibri"/>
-                <w:sz w:val="19"/>
-                <w:szCs w:val="19"/>
-              </w:rPr>
-              <w:t>multiline</w:t>
-            </w:r>
-            <w:proofErr w:type="spellEnd"/>
-            <w:r>
-              <w:rPr>
-                <w:rFonts w:ascii="Calibri" w:eastAsia="Calibri" w:hAnsi="Calibri" w:cs="Calibri"/>
-                <w:sz w:val="19"/>
-                <w:szCs w:val="19"/>
-              </w:rPr>
-              <w:t>"</w:t>
-            </w:r>
             <w:r>
               <w:rPr>
                 <w:rFonts w:ascii="Calibri" w:eastAsia="Calibri" w:hAnsi="Calibri" w:cs="Calibri"/>
@@ -6118,19 +5793,8 @@
                 <w:sz w:val="19"/>
                 <w:szCs w:val="19"/>
               </w:rPr>
-              <w:t>Firma Ing. Estructural</w:t>
-            </w:r>
-          </w:p>
-          <w:p>
-            <w:pPr>
-              <w:rPr>
-                <w:rFonts w:ascii="Calibri" w:eastAsia="Calibri" w:hAnsi="Calibri" w:cs="Calibri"/>
-                <w:b/>
-                <w:bCs/>
-                <w:sz w:val="19"/>
-                <w:szCs w:val="19"/>
-              </w:rPr>
-            </w:pPr>
+              <w:t>Contacto</w:t>
+            </w:r>
           </w:p>
         </w:tc>
         <w:tc>
@@ -6159,24 +5823,16 @@
               </w:rPr>
               <w:t>{{</w:t>
             </w:r>
-            <w:r>
-              <w:rPr>
-                <w:rFonts w:ascii="Calibri" w:eastAsia="Calibri" w:hAnsi="Calibri" w:cs="Calibri"/>
-                <w:sz w:val="19"/>
-                <w:szCs w:val="19"/>
-              </w:rPr>
-              <w:t xml:space="preserve">_35_firma | </w:t>
-            </w:r>
-            <w:proofErr w:type="gramStart"/>
-            <w:r>
-              <w:rPr>
-                <w:rFonts w:ascii="Calibri" w:eastAsia="Calibri" w:hAnsi="Calibri" w:cs="Calibri"/>
-                <w:sz w:val="19"/>
-                <w:szCs w:val="19"/>
-              </w:rPr>
-              <w:t>size:300:0</w:t>
-            </w:r>
-            <w:proofErr w:type="gramEnd"/>
+            <w:proofErr w:type="spellStart"/>
+            <w:r>
+              <w:rPr>
+                <w:rFonts w:ascii="Calibri" w:eastAsia="Calibri" w:hAnsi="Calibri" w:cs="Calibri"/>
+                <w:sz w:val="19"/>
+                <w:szCs w:val="19"/>
+              </w:rPr>
+              <w:t>celular_contacto</w:t>
+            </w:r>
+            <w:proofErr w:type="spellEnd"/>
             <w:r>
               <w:rPr>
                 <w:rFonts w:ascii="Calibri" w:eastAsia="Calibri" w:hAnsi="Calibri" w:cs="Calibri"/>
@@ -6225,20 +5881,8 @@
                 <w:sz w:val="19"/>
                 <w:szCs w:val="19"/>
               </w:rPr>
-              <w:t xml:space="preserve">Firma Ing. </w:t>
-            </w:r>
-            <w:proofErr w:type="spellStart"/>
-            <w:r>
-              <w:rPr>
-                <w:rFonts w:ascii="Calibri" w:eastAsia="Calibri" w:hAnsi="Calibri" w:cs="Calibri"/>
-                <w:b/>
-                <w:bCs/>
-                <w:sz w:val="19"/>
-                <w:szCs w:val="19"/>
-              </w:rPr>
-              <w:t>Geotecnista</w:t>
-            </w:r>
-            <w:proofErr w:type="spellEnd"/>
+              <w:t>Firma Ing. Estructural</w:t>
+            </w:r>
           </w:p>
           <w:p>
             <w:pPr>
@@ -6283,43 +5927,7 @@
                 <w:sz w:val="19"/>
                 <w:szCs w:val="19"/>
               </w:rPr>
-              <w:t>{{</w:t>
-            </w:r>
-            <w:proofErr w:type="spellStart"/>
-            <w:r>
-              <w:rPr>
-                <w:rFonts w:ascii="Calibri" w:eastAsia="Calibri" w:hAnsi="Calibri" w:cs="Calibri"/>
-                <w:sz w:val="19"/>
-                <w:szCs w:val="19"/>
-              </w:rPr>
-              <w:t>Firma_Ing_Geotecnista</w:t>
-            </w:r>
-            <w:proofErr w:type="spellEnd"/>
-            <w:r>
-              <w:rPr>
-                <w:rFonts w:ascii="Calibri" w:eastAsia="Calibri" w:hAnsi="Calibri" w:cs="Calibri"/>
-                <w:sz w:val="19"/>
-                <w:szCs w:val="19"/>
-              </w:rPr>
-              <w:t xml:space="preserve"> | </w:t>
-            </w:r>
-            <w:proofErr w:type="gramStart"/>
-            <w:r>
-              <w:rPr>
-                <w:rFonts w:ascii="Calibri" w:eastAsia="Calibri" w:hAnsi="Calibri" w:cs="Calibri"/>
-                <w:sz w:val="19"/>
-                <w:szCs w:val="19"/>
-              </w:rPr>
-              <w:t>size:300:0</w:t>
-            </w:r>
-            <w:proofErr w:type="gramEnd"/>
-            <w:r>
-              <w:rPr>
-                <w:rFonts w:ascii="Calibri" w:eastAsia="Calibri" w:hAnsi="Calibri" w:cs="Calibri"/>
-                <w:sz w:val="19"/>
-                <w:szCs w:val="19"/>
-              </w:rPr>
-              <w:t>}}</w:t>
+              <w:t>{{_35_firma}}</w:t>
             </w:r>
           </w:p>
         </w:tc>
@@ -6361,8 +5969,20 @@
                 <w:sz w:val="19"/>
                 <w:szCs w:val="19"/>
               </w:rPr>
-              <w:t>Firma Arquitecto</w:t>
-            </w:r>
+              <w:t xml:space="preserve">Firma Ing. </w:t>
+            </w:r>
+            <w:proofErr w:type="spellStart"/>
+            <w:r>
+              <w:rPr>
+                <w:rFonts w:ascii="Calibri" w:eastAsia="Calibri" w:hAnsi="Calibri" w:cs="Calibri"/>
+                <w:b/>
+                <w:bCs/>
+                <w:sz w:val="19"/>
+                <w:szCs w:val="19"/>
+              </w:rPr>
+              <w:t>Geotecnista</w:t>
+            </w:r>
+            <w:proofErr w:type="spellEnd"/>
           </w:p>
           <w:p>
             <w:pPr>
@@ -6416,27 +6036,9 @@
                 <w:sz w:val="19"/>
                 <w:szCs w:val="19"/>
               </w:rPr>
-              <w:t>Firma_Arquitecto</w:t>
+              <w:t>Firma_Ing_Geotecnista</w:t>
             </w:r>
             <w:proofErr w:type="spellEnd"/>
-            <w:r>
-              <w:rPr>
-                <w:rFonts w:ascii="Calibri" w:eastAsia="Calibri" w:hAnsi="Calibri" w:cs="Calibri"/>
-                <w:sz w:val="19"/>
-                <w:szCs w:val="19"/>
-              </w:rPr>
-              <w:t xml:space="preserve"> | </w:t>
-            </w:r>
-            <w:proofErr w:type="gramStart"/>
-            <w:r>
-              <w:rPr>
-                <w:rFonts w:ascii="Calibri" w:eastAsia="Calibri" w:hAnsi="Calibri" w:cs="Calibri"/>
-                <w:sz w:val="19"/>
-                <w:szCs w:val="19"/>
-              </w:rPr>
-              <w:t>size:300:0</w:t>
-            </w:r>
-            <w:proofErr w:type="gramEnd"/>
             <w:r>
               <w:rPr>
                 <w:rFonts w:ascii="Calibri" w:eastAsia="Calibri" w:hAnsi="Calibri" w:cs="Calibri"/>
@@ -6485,6 +6087,112 @@
                 <w:sz w:val="19"/>
                 <w:szCs w:val="19"/>
               </w:rPr>
+              <w:t>Firma Arquitecto</w:t>
+            </w:r>
+          </w:p>
+          <w:p>
+            <w:pPr>
+              <w:rPr>
+                <w:rFonts w:ascii="Calibri" w:eastAsia="Calibri" w:hAnsi="Calibri" w:cs="Calibri"/>
+                <w:b/>
+                <w:bCs/>
+                <w:sz w:val="19"/>
+                <w:szCs w:val="19"/>
+              </w:rPr>
+            </w:pPr>
+          </w:p>
+        </w:tc>
+        <w:tc>
+          <w:tcPr>
+            <w:tcW w:w="6010" w:type="dxa"/>
+            <w:tcBorders>
+              <w:top w:val="single" w:sz="4" w:space="0" w:color="BFBFBF"/>
+              <w:left w:val="single" w:sz="4" w:space="0" w:color="BFBFBF"/>
+              <w:bottom w:val="single" w:sz="4" w:space="0" w:color="BFBFBF"/>
+              <w:right w:val="single" w:sz="4" w:space="0" w:color="BFBFBF"/>
+            </w:tcBorders>
+            <w:tcMar>
+              <w:top w:w="80" w:type="dxa"/>
+              <w:left w:w="120" w:type="dxa"/>
+              <w:bottom w:w="80" w:type="dxa"/>
+              <w:right w:w="120" w:type="dxa"/>
+            </w:tcMar>
+            <w:vAlign w:val="center"/>
+          </w:tcPr>
+          <w:p>
+            <w:pPr>
+              <w:rPr>
+                <w:rFonts w:ascii="Calibri" w:eastAsia="Calibri" w:hAnsi="Calibri" w:cs="Calibri"/>
+                <w:sz w:val="19"/>
+                <w:szCs w:val="19"/>
+              </w:rPr>
+            </w:pPr>
+            <w:r>
+              <w:rPr>
+                <w:rFonts w:ascii="Calibri" w:eastAsia="Calibri" w:hAnsi="Calibri" w:cs="Calibri"/>
+                <w:sz w:val="19"/>
+                <w:szCs w:val="19"/>
+              </w:rPr>
+              <w:t>{{</w:t>
+            </w:r>
+            <w:proofErr w:type="spellStart"/>
+            <w:r>
+              <w:rPr>
+                <w:rFonts w:ascii="Calibri" w:eastAsia="Calibri" w:hAnsi="Calibri" w:cs="Calibri"/>
+                <w:sz w:val="19"/>
+                <w:szCs w:val="19"/>
+              </w:rPr>
+              <w:t>Firma_Arquitecto</w:t>
+            </w:r>
+            <w:proofErr w:type="spellEnd"/>
+            <w:r>
+              <w:rPr>
+                <w:rFonts w:ascii="Calibri" w:eastAsia="Calibri" w:hAnsi="Calibri" w:cs="Calibri"/>
+                <w:sz w:val="19"/>
+                <w:szCs w:val="19"/>
+              </w:rPr>
+              <w:t>}}</w:t>
+            </w:r>
+          </w:p>
+        </w:tc>
+      </w:tr>
+      <w:tr>
+        <w:tc>
+          <w:tcPr>
+            <w:tcW w:w="2828" w:type="dxa"/>
+            <w:tcBorders>
+              <w:top w:val="single" w:sz="4" w:space="0" w:color="BFBFBF"/>
+              <w:left w:val="single" w:sz="4" w:space="0" w:color="BFBFBF"/>
+              <w:bottom w:val="single" w:sz="4" w:space="0" w:color="BFBFBF"/>
+              <w:right w:val="single" w:sz="4" w:space="0" w:color="BFBFBF"/>
+            </w:tcBorders>
+            <w:shd w:val="clear" w:color="auto" w:fill="F2F2F2"/>
+            <w:tcMar>
+              <w:top w:w="80" w:type="dxa"/>
+              <w:left w:w="120" w:type="dxa"/>
+              <w:bottom w:w="80" w:type="dxa"/>
+              <w:right w:w="120" w:type="dxa"/>
+            </w:tcMar>
+            <w:vAlign w:val="center"/>
+          </w:tcPr>
+          <w:p>
+            <w:pPr>
+              <w:rPr>
+                <w:rFonts w:ascii="Calibri" w:eastAsia="Calibri" w:hAnsi="Calibri" w:cs="Calibri"/>
+                <w:b/>
+                <w:bCs/>
+                <w:sz w:val="19"/>
+                <w:szCs w:val="19"/>
+              </w:rPr>
+            </w:pPr>
+            <w:r>
+              <w:rPr>
+                <w:rFonts w:ascii="Calibri" w:eastAsia="Calibri" w:hAnsi="Calibri" w:cs="Calibri"/>
+                <w:b/>
+                <w:bCs/>
+                <w:sz w:val="19"/>
+                <w:szCs w:val="19"/>
+              </w:rPr>
               <w:t>Firma Geólogo/ Patólogo</w:t>
             </w:r>
           </w:p>
@@ -6543,24 +6251,6 @@
               <w:t>Firma_Geologo_Patologo</w:t>
             </w:r>
             <w:proofErr w:type="spellEnd"/>
-            <w:r>
-              <w:rPr>
-                <w:rFonts w:ascii="Calibri" w:eastAsia="Calibri" w:hAnsi="Calibri" w:cs="Calibri"/>
-                <w:sz w:val="19"/>
-                <w:szCs w:val="19"/>
-              </w:rPr>
-              <w:t xml:space="preserve"> | </w:t>
-            </w:r>
-            <w:proofErr w:type="gramStart"/>
-            <w:r>
-              <w:rPr>
-                <w:rFonts w:ascii="Calibri" w:eastAsia="Calibri" w:hAnsi="Calibri" w:cs="Calibri"/>
-                <w:sz w:val="19"/>
-                <w:szCs w:val="19"/>
-              </w:rPr>
-              <w:t>size:300:0</w:t>
-            </w:r>
-            <w:proofErr w:type="gramEnd"/>
             <w:r>
               <w:rPr>
                 <w:rFonts w:ascii="Calibri" w:eastAsia="Calibri" w:hAnsi="Calibri" w:cs="Calibri"/>

--- a/template.docx
+++ b/template.docx
@@ -45,6 +45,7 @@
           </w:tcPr>
           <w:p>
             <w:pPr>
+              <w:ind w:left="708" w:hanging="708"/>
               <w:jc w:val="center"/>
             </w:pPr>
             <w:r>
@@ -262,6 +263,7 @@
           <w:bottom w:val="single" w:sz="8" w:space="0" w:color="DBBE18"/>
         </w:pBdr>
         <w:spacing w:before="320" w:after="120"/>
+        <w:ind w:left="708" w:hanging="708"/>
       </w:pPr>
       <w:r>
         <w:rPr>
@@ -2347,7 +2349,7 @@
                 <w:sz w:val="19"/>
                 <w:szCs w:val="19"/>
               </w:rPr>
-              <w:t>25_observaciones_generales</w:t>
+              <w:t>_25_observaciones_generales_</w:t>
             </w:r>
             <w:r>
               <w:rPr>

--- a/template.docx
+++ b/template.docx
@@ -2747,7 +2747,7 @@
                 <w:sz w:val="19"/>
                 <w:szCs w:val="19"/>
               </w:rPr>
-              <w:t>30_conclusiones</w:t>
+              <w:t>_30_conclusiones_</w:t>
             </w:r>
             <w:r>
               <w:rPr>

--- a/template.docx
+++ b/template.docx
@@ -115,25 +115,7 @@
                 <w:sz w:val="18"/>
                 <w:szCs w:val="18"/>
               </w:rPr>
-              <w:t>{{</w:t>
-            </w:r>
-            <w:proofErr w:type="spellStart"/>
-            <w:r>
-              <w:rPr>
-                <w:rFonts w:ascii="Calibri" w:eastAsia="Calibri" w:hAnsi="Calibri" w:cs="Calibri"/>
-                <w:sz w:val="18"/>
-                <w:szCs w:val="18"/>
-              </w:rPr>
-              <w:t>Creator</w:t>
-            </w:r>
-            <w:proofErr w:type="spellEnd"/>
-            <w:r>
-              <w:rPr>
-                <w:rFonts w:ascii="Calibri" w:eastAsia="Calibri" w:hAnsi="Calibri" w:cs="Calibri"/>
-                <w:sz w:val="18"/>
-                <w:szCs w:val="18"/>
-              </w:rPr>
-              <w:t>}}</w:t>
+              <w:t>{{Creator}}</w:t>
             </w:r>
           </w:p>
         </w:tc>
@@ -174,25 +156,7 @@
                 <w:sz w:val="18"/>
                 <w:szCs w:val="18"/>
               </w:rPr>
-              <w:t>{{</w:t>
-            </w:r>
-            <w:proofErr w:type="spellStart"/>
-            <w:r>
-              <w:rPr>
-                <w:rFonts w:ascii="Calibri" w:eastAsia="Calibri" w:hAnsi="Calibri" w:cs="Calibri"/>
-                <w:sz w:val="18"/>
-                <w:szCs w:val="18"/>
-              </w:rPr>
-              <w:t>CreationDate</w:t>
-            </w:r>
-            <w:proofErr w:type="spellEnd"/>
-            <w:r>
-              <w:rPr>
-                <w:rFonts w:ascii="Calibri" w:eastAsia="Calibri" w:hAnsi="Calibri" w:cs="Calibri"/>
-                <w:sz w:val="18"/>
-                <w:szCs w:val="18"/>
-              </w:rPr>
-              <w:t>}}</w:t>
+              <w:t>{{CreationDate}}</w:t>
             </w:r>
           </w:p>
         </w:tc>
@@ -235,7 +199,6 @@
               </w:rPr>
               <w:t>{{</w:t>
             </w:r>
-            <w:proofErr w:type="spellStart"/>
             <w:r>
               <w:rPr>
                 <w:rFonts w:ascii="Calibri" w:eastAsia="Calibri" w:hAnsi="Calibri" w:cs="Calibri"/>
@@ -244,7 +207,6 @@
               </w:rPr>
               <w:t>CreationDate</w:t>
             </w:r>
-            <w:proofErr w:type="spellEnd"/>
             <w:r>
               <w:rPr>
                 <w:rFonts w:ascii="Calibri" w:eastAsia="Calibri" w:hAnsi="Calibri" w:cs="Calibri"/>
@@ -453,7 +415,39 @@
                 <w:sz w:val="19"/>
                 <w:szCs w:val="19"/>
               </w:rPr>
-              <w:t>{{_2_georreferenciaci_n}}</w:t>
+              <w:t>{{</w:t>
+            </w:r>
+            <w:r>
+              <w:rPr>
+                <w:rFonts w:ascii="Calibri" w:eastAsia="Calibri" w:hAnsi="Calibri" w:cs="Calibri"/>
+                <w:sz w:val="19"/>
+                <w:szCs w:val="19"/>
+              </w:rPr>
+              <w:t xml:space="preserve"> mapa_ubicacio</w:t>
+            </w:r>
+            <w:r>
+              <w:rPr>
+                <w:rFonts w:ascii="Calibri" w:eastAsia="Calibri" w:hAnsi="Calibri" w:cs="Calibri"/>
+                <w:sz w:val="19"/>
+                <w:szCs w:val="19"/>
+              </w:rPr>
+              <w:t>n</w:t>
+            </w:r>
+            <w:r>
+              <w:rPr>
+                <w:rFonts w:ascii="Calibri" w:eastAsia="Calibri" w:hAnsi="Calibri" w:cs="Calibri"/>
+                <w:sz w:val="19"/>
+                <w:szCs w:val="19"/>
+              </w:rPr>
+              <w:t xml:space="preserve"> </w:t>
+            </w:r>
+            <w:r>
+              <w:rPr>
+                <w:rFonts w:ascii="Calibri" w:eastAsia="Calibri" w:hAnsi="Calibri" w:cs="Calibri"/>
+                <w:sz w:val="19"/>
+                <w:szCs w:val="19"/>
+              </w:rPr>
+              <w:t>}}</w:t>
             </w:r>
           </w:p>
         </w:tc>
@@ -855,29 +849,7 @@
                 <w:sz w:val="19"/>
                 <w:szCs w:val="19"/>
               </w:rPr>
-              <w:t xml:space="preserve">5. Inspección (se </w:t>
-            </w:r>
-            <w:proofErr w:type="spellStart"/>
-            <w:r>
-              <w:rPr>
-                <w:rFonts w:ascii="Calibri" w:eastAsia="Calibri" w:hAnsi="Calibri" w:cs="Calibri"/>
-                <w:b/>
-                <w:bCs/>
-                <w:sz w:val="19"/>
-                <w:szCs w:val="19"/>
-              </w:rPr>
-              <w:t>reviso</w:t>
-            </w:r>
-            <w:proofErr w:type="spellEnd"/>
-            <w:r>
-              <w:rPr>
-                <w:rFonts w:ascii="Calibri" w:eastAsia="Calibri" w:hAnsi="Calibri" w:cs="Calibri"/>
-                <w:b/>
-                <w:bCs/>
-                <w:sz w:val="19"/>
-                <w:szCs w:val="19"/>
-              </w:rPr>
-              <w:t>)</w:t>
+              <w:t>5. Inspección (se reviso)</w:t>
             </w:r>
           </w:p>
         </w:tc>
@@ -938,42 +910,8 @@
                 <w:sz w:val="19"/>
                 <w:szCs w:val="19"/>
               </w:rPr>
-              <w:t>6. No se inspeccionó, ¿</w:t>
-            </w:r>
-            <w:proofErr w:type="spellStart"/>
-            <w:r>
-              <w:rPr>
-                <w:rFonts w:ascii="Calibri" w:eastAsia="Calibri" w:hAnsi="Calibri" w:cs="Calibri"/>
-                <w:b/>
-                <w:bCs/>
-                <w:sz w:val="19"/>
-                <w:szCs w:val="19"/>
-              </w:rPr>
-              <w:t xml:space="preserve">por </w:t>
-            </w:r>
-            <w:proofErr w:type="gramStart"/>
-            <w:r>
-              <w:rPr>
-                <w:rFonts w:ascii="Calibri" w:eastAsia="Calibri" w:hAnsi="Calibri" w:cs="Calibri"/>
-                <w:b/>
-                <w:bCs/>
-                <w:sz w:val="19"/>
-                <w:szCs w:val="19"/>
-              </w:rPr>
-              <w:t>que</w:t>
-            </w:r>
-            <w:proofErr w:type="spellEnd"/>
-            <w:r>
-              <w:rPr>
-                <w:rFonts w:ascii="Calibri" w:eastAsia="Calibri" w:hAnsi="Calibri" w:cs="Calibri"/>
-                <w:b/>
-                <w:bCs/>
-                <w:sz w:val="19"/>
-                <w:szCs w:val="19"/>
-              </w:rPr>
-              <w:t xml:space="preserve"> ?</w:t>
-            </w:r>
-            <w:proofErr w:type="gramEnd"/>
+              <w:t>6. No se inspeccionó, ¿por que ?</w:t>
+            </w:r>
           </w:p>
         </w:tc>
         <w:tc>
@@ -1301,25 +1239,7 @@
                 <w:sz w:val="19"/>
                 <w:szCs w:val="19"/>
               </w:rPr>
-              <w:t>{{</w:t>
-            </w:r>
-            <w:proofErr w:type="spellStart"/>
-            <w:r>
-              <w:rPr>
-                <w:rFonts w:ascii="Calibri" w:eastAsia="Calibri" w:hAnsi="Calibri" w:cs="Calibri"/>
-                <w:sz w:val="19"/>
-                <w:szCs w:val="19"/>
-              </w:rPr>
-              <w:t>Niveles_Sobre_terreno</w:t>
-            </w:r>
-            <w:proofErr w:type="spellEnd"/>
-            <w:r>
-              <w:rPr>
-                <w:rFonts w:ascii="Calibri" w:eastAsia="Calibri" w:hAnsi="Calibri" w:cs="Calibri"/>
-                <w:sz w:val="19"/>
-                <w:szCs w:val="19"/>
-              </w:rPr>
-              <w:t>}}</w:t>
+              <w:t>{{Niveles_Sobre_terreno}}</w:t>
             </w:r>
           </w:p>
         </w:tc>
@@ -1646,7 +1566,6 @@
           <w:sz w:val="22"/>
           <w:szCs w:val="22"/>
         </w:rPr>
-        <w:lastRenderedPageBreak/>
         <w:t>Descripción de la estructura</w:t>
       </w:r>
     </w:p>
@@ -2289,29 +2208,7 @@
                 <w:sz w:val="19"/>
                 <w:szCs w:val="19"/>
               </w:rPr>
-              <w:t xml:space="preserve">Observaciones de </w:t>
-            </w:r>
-            <w:proofErr w:type="spellStart"/>
-            <w:r>
-              <w:rPr>
-                <w:rFonts w:ascii="Calibri" w:eastAsia="Calibri" w:hAnsi="Calibri" w:cs="Calibri"/>
-                <w:b/>
-                <w:bCs/>
-                <w:sz w:val="19"/>
-                <w:szCs w:val="19"/>
-              </w:rPr>
-              <w:t>Inspeccion</w:t>
-            </w:r>
-            <w:proofErr w:type="spellEnd"/>
-            <w:r>
-              <w:rPr>
-                <w:rFonts w:ascii="Calibri" w:eastAsia="Calibri" w:hAnsi="Calibri" w:cs="Calibri"/>
-                <w:b/>
-                <w:bCs/>
-                <w:sz w:val="19"/>
-                <w:szCs w:val="19"/>
-              </w:rPr>
-              <w:t xml:space="preserve"> Visual</w:t>
+              <w:t>Observaciones de Inspeccion Visual</w:t>
             </w:r>
           </w:p>
         </w:tc>
@@ -2431,29 +2328,7 @@
                 <w:sz w:val="19"/>
                 <w:szCs w:val="19"/>
               </w:rPr>
-              <w:t xml:space="preserve">23 </w:t>
-            </w:r>
-            <w:proofErr w:type="gramStart"/>
-            <w:r>
-              <w:rPr>
-                <w:rFonts w:ascii="Calibri" w:eastAsia="Calibri" w:hAnsi="Calibri" w:cs="Calibri"/>
-                <w:b/>
-                <w:bCs/>
-                <w:sz w:val="19"/>
-                <w:szCs w:val="19"/>
-              </w:rPr>
-              <w:t>Asentamiento</w:t>
-            </w:r>
-            <w:proofErr w:type="gramEnd"/>
-            <w:r>
-              <w:rPr>
-                <w:rFonts w:ascii="Calibri" w:eastAsia="Calibri" w:hAnsi="Calibri" w:cs="Calibri"/>
-                <w:b/>
-                <w:bCs/>
-                <w:sz w:val="19"/>
-                <w:szCs w:val="19"/>
-              </w:rPr>
-              <w:t xml:space="preserve"> de la edificación</w:t>
+              <w:t>23 Asentamiento de la edificación</w:t>
             </w:r>
           </w:p>
         </w:tc>
@@ -2636,20 +2511,8 @@
                 <w:sz w:val="19"/>
                 <w:szCs w:val="19"/>
               </w:rPr>
-              <w:t xml:space="preserve">26. Riesgo </w:t>
-            </w:r>
-            <w:proofErr w:type="spellStart"/>
-            <w:r>
-              <w:rPr>
-                <w:rFonts w:ascii="Calibri" w:eastAsia="Calibri" w:hAnsi="Calibri" w:cs="Calibri"/>
-                <w:b/>
-                <w:bCs/>
-                <w:sz w:val="19"/>
-                <w:szCs w:val="19"/>
-              </w:rPr>
-              <w:t>geotecnico</w:t>
-            </w:r>
-            <w:proofErr w:type="spellEnd"/>
+              <w:t>26. Riesgo geotecnico</w:t>
+            </w:r>
           </w:p>
         </w:tc>
         <w:tc>
@@ -2918,586 +2781,503 @@
                 <w:sz w:val="19"/>
                 <w:szCs w:val="19"/>
               </w:rPr>
+              <w:t>{{Sistema_Constructivo}}</w:t>
+            </w:r>
+          </w:p>
+        </w:tc>
+      </w:tr>
+      <w:tr>
+        <w:tc>
+          <w:tcPr>
+            <w:tcW w:w="2828" w:type="dxa"/>
+            <w:tcBorders>
+              <w:top w:val="single" w:sz="4" w:space="0" w:color="BFBFBF"/>
+              <w:left w:val="single" w:sz="4" w:space="0" w:color="BFBFBF"/>
+              <w:bottom w:val="single" w:sz="4" w:space="0" w:color="BFBFBF"/>
+              <w:right w:val="single" w:sz="4" w:space="0" w:color="BFBFBF"/>
+            </w:tcBorders>
+            <w:shd w:val="clear" w:color="auto" w:fill="F2F2F2"/>
+            <w:tcMar>
+              <w:top w:w="80" w:type="dxa"/>
+              <w:left w:w="120" w:type="dxa"/>
+              <w:bottom w:w="80" w:type="dxa"/>
+              <w:right w:w="120" w:type="dxa"/>
+            </w:tcMar>
+            <w:vAlign w:val="center"/>
+          </w:tcPr>
+          <w:p>
+            <w:r>
+              <w:rPr>
+                <w:rFonts w:ascii="Calibri" w:eastAsia="Calibri" w:hAnsi="Calibri" w:cs="Calibri"/>
+                <w:b/>
+                <w:bCs/>
+                <w:sz w:val="19"/>
+                <w:szCs w:val="19"/>
+              </w:rPr>
+              <w:t>30. Columnas</w:t>
+            </w:r>
+          </w:p>
+        </w:tc>
+        <w:tc>
+          <w:tcPr>
+            <w:tcW w:w="6010" w:type="dxa"/>
+            <w:tcBorders>
+              <w:top w:val="single" w:sz="4" w:space="0" w:color="BFBFBF"/>
+              <w:left w:val="single" w:sz="4" w:space="0" w:color="BFBFBF"/>
+              <w:bottom w:val="single" w:sz="4" w:space="0" w:color="BFBFBF"/>
+              <w:right w:val="single" w:sz="4" w:space="0" w:color="BFBFBF"/>
+            </w:tcBorders>
+            <w:tcMar>
+              <w:top w:w="80" w:type="dxa"/>
+              <w:left w:w="120" w:type="dxa"/>
+              <w:bottom w:w="80" w:type="dxa"/>
+              <w:right w:w="120" w:type="dxa"/>
+            </w:tcMar>
+            <w:vAlign w:val="center"/>
+          </w:tcPr>
+          <w:p>
+            <w:r>
+              <w:rPr>
+                <w:rFonts w:ascii="Calibri" w:eastAsia="Calibri" w:hAnsi="Calibri" w:cs="Calibri"/>
+                <w:sz w:val="19"/>
+                <w:szCs w:val="19"/>
+              </w:rPr>
+              <w:t>{{_32_columnas}}</w:t>
+            </w:r>
+          </w:p>
+        </w:tc>
+      </w:tr>
+      <w:tr>
+        <w:tc>
+          <w:tcPr>
+            <w:tcW w:w="2828" w:type="dxa"/>
+            <w:tcBorders>
+              <w:top w:val="single" w:sz="4" w:space="0" w:color="BFBFBF"/>
+              <w:left w:val="single" w:sz="4" w:space="0" w:color="BFBFBF"/>
+              <w:bottom w:val="single" w:sz="4" w:space="0" w:color="BFBFBF"/>
+              <w:right w:val="single" w:sz="4" w:space="0" w:color="BFBFBF"/>
+            </w:tcBorders>
+            <w:shd w:val="clear" w:color="auto" w:fill="F2F2F2"/>
+            <w:tcMar>
+              <w:top w:w="80" w:type="dxa"/>
+              <w:left w:w="120" w:type="dxa"/>
+              <w:bottom w:w="80" w:type="dxa"/>
+              <w:right w:w="120" w:type="dxa"/>
+            </w:tcMar>
+            <w:vAlign w:val="center"/>
+          </w:tcPr>
+          <w:p>
+            <w:r>
+              <w:rPr>
+                <w:rFonts w:ascii="Calibri" w:eastAsia="Calibri" w:hAnsi="Calibri" w:cs="Calibri"/>
+                <w:b/>
+                <w:bCs/>
+                <w:sz w:val="19"/>
+                <w:szCs w:val="19"/>
+              </w:rPr>
+              <w:t>31.Muros portantes</w:t>
+            </w:r>
+          </w:p>
+        </w:tc>
+        <w:tc>
+          <w:tcPr>
+            <w:tcW w:w="6010" w:type="dxa"/>
+            <w:tcBorders>
+              <w:top w:val="single" w:sz="4" w:space="0" w:color="BFBFBF"/>
+              <w:left w:val="single" w:sz="4" w:space="0" w:color="BFBFBF"/>
+              <w:bottom w:val="single" w:sz="4" w:space="0" w:color="BFBFBF"/>
+              <w:right w:val="single" w:sz="4" w:space="0" w:color="BFBFBF"/>
+            </w:tcBorders>
+            <w:tcMar>
+              <w:top w:w="80" w:type="dxa"/>
+              <w:left w:w="120" w:type="dxa"/>
+              <w:bottom w:w="80" w:type="dxa"/>
+              <w:right w:w="120" w:type="dxa"/>
+            </w:tcMar>
+            <w:vAlign w:val="center"/>
+          </w:tcPr>
+          <w:p>
+            <w:r>
+              <w:rPr>
+                <w:rFonts w:ascii="Calibri" w:eastAsia="Calibri" w:hAnsi="Calibri" w:cs="Calibri"/>
+                <w:sz w:val="19"/>
+                <w:szCs w:val="19"/>
+              </w:rPr>
+              <w:t>{{Muros_portantes}}</w:t>
+            </w:r>
+          </w:p>
+        </w:tc>
+      </w:tr>
+      <w:tr>
+        <w:tc>
+          <w:tcPr>
+            <w:tcW w:w="2828" w:type="dxa"/>
+            <w:tcBorders>
+              <w:top w:val="single" w:sz="4" w:space="0" w:color="BFBFBF"/>
+              <w:left w:val="single" w:sz="4" w:space="0" w:color="BFBFBF"/>
+              <w:bottom w:val="single" w:sz="4" w:space="0" w:color="BFBFBF"/>
+              <w:right w:val="single" w:sz="4" w:space="0" w:color="BFBFBF"/>
+            </w:tcBorders>
+            <w:shd w:val="clear" w:color="auto" w:fill="F2F2F2"/>
+            <w:tcMar>
+              <w:top w:w="80" w:type="dxa"/>
+              <w:left w:w="120" w:type="dxa"/>
+              <w:bottom w:w="80" w:type="dxa"/>
+              <w:right w:w="120" w:type="dxa"/>
+            </w:tcMar>
+            <w:vAlign w:val="center"/>
+          </w:tcPr>
+          <w:p>
+            <w:r>
+              <w:rPr>
+                <w:rFonts w:ascii="Calibri" w:eastAsia="Calibri" w:hAnsi="Calibri" w:cs="Calibri"/>
+                <w:b/>
+                <w:bCs/>
+                <w:sz w:val="19"/>
+                <w:szCs w:val="19"/>
+              </w:rPr>
+              <w:t>32. Nudos</w:t>
+            </w:r>
+          </w:p>
+        </w:tc>
+        <w:tc>
+          <w:tcPr>
+            <w:tcW w:w="6010" w:type="dxa"/>
+            <w:tcBorders>
+              <w:top w:val="single" w:sz="4" w:space="0" w:color="BFBFBF"/>
+              <w:left w:val="single" w:sz="4" w:space="0" w:color="BFBFBF"/>
+              <w:bottom w:val="single" w:sz="4" w:space="0" w:color="BFBFBF"/>
+              <w:right w:val="single" w:sz="4" w:space="0" w:color="BFBFBF"/>
+            </w:tcBorders>
+            <w:tcMar>
+              <w:top w:w="80" w:type="dxa"/>
+              <w:left w:w="120" w:type="dxa"/>
+              <w:bottom w:w="80" w:type="dxa"/>
+              <w:right w:w="120" w:type="dxa"/>
+            </w:tcMar>
+            <w:vAlign w:val="center"/>
+          </w:tcPr>
+          <w:p>
+            <w:r>
+              <w:rPr>
+                <w:rFonts w:ascii="Calibri" w:eastAsia="Calibri" w:hAnsi="Calibri" w:cs="Calibri"/>
+                <w:sz w:val="19"/>
+                <w:szCs w:val="19"/>
+              </w:rPr>
+              <w:t>{{Nudos}}</w:t>
+            </w:r>
+          </w:p>
+        </w:tc>
+      </w:tr>
+      <w:tr>
+        <w:tc>
+          <w:tcPr>
+            <w:tcW w:w="2828" w:type="dxa"/>
+            <w:tcBorders>
+              <w:top w:val="single" w:sz="4" w:space="0" w:color="BFBFBF"/>
+              <w:left w:val="single" w:sz="4" w:space="0" w:color="BFBFBF"/>
+              <w:bottom w:val="single" w:sz="4" w:space="0" w:color="BFBFBF"/>
+              <w:right w:val="single" w:sz="4" w:space="0" w:color="BFBFBF"/>
+            </w:tcBorders>
+            <w:shd w:val="clear" w:color="auto" w:fill="F2F2F2"/>
+            <w:tcMar>
+              <w:top w:w="80" w:type="dxa"/>
+              <w:left w:w="120" w:type="dxa"/>
+              <w:bottom w:w="80" w:type="dxa"/>
+              <w:right w:w="120" w:type="dxa"/>
+            </w:tcMar>
+            <w:vAlign w:val="center"/>
+          </w:tcPr>
+          <w:p>
+            <w:r>
+              <w:rPr>
+                <w:rFonts w:ascii="Calibri" w:eastAsia="Calibri" w:hAnsi="Calibri" w:cs="Calibri"/>
+                <w:b/>
+                <w:bCs/>
+                <w:sz w:val="19"/>
+                <w:szCs w:val="19"/>
+              </w:rPr>
+              <w:t>33. Vigas</w:t>
+            </w:r>
+          </w:p>
+        </w:tc>
+        <w:tc>
+          <w:tcPr>
+            <w:tcW w:w="6010" w:type="dxa"/>
+            <w:tcBorders>
+              <w:top w:val="single" w:sz="4" w:space="0" w:color="BFBFBF"/>
+              <w:left w:val="single" w:sz="4" w:space="0" w:color="BFBFBF"/>
+              <w:bottom w:val="single" w:sz="4" w:space="0" w:color="BFBFBF"/>
+              <w:right w:val="single" w:sz="4" w:space="0" w:color="BFBFBF"/>
+            </w:tcBorders>
+            <w:tcMar>
+              <w:top w:w="80" w:type="dxa"/>
+              <w:left w:w="120" w:type="dxa"/>
+              <w:bottom w:w="80" w:type="dxa"/>
+              <w:right w:w="120" w:type="dxa"/>
+            </w:tcMar>
+            <w:vAlign w:val="center"/>
+          </w:tcPr>
+          <w:p>
+            <w:r>
+              <w:rPr>
+                <w:rFonts w:ascii="Calibri" w:eastAsia="Calibri" w:hAnsi="Calibri" w:cs="Calibri"/>
+                <w:sz w:val="19"/>
+                <w:szCs w:val="19"/>
+              </w:rPr>
+              <w:t>{{_33_vigas}}</w:t>
+            </w:r>
+          </w:p>
+        </w:tc>
+      </w:tr>
+      <w:tr>
+        <w:tc>
+          <w:tcPr>
+            <w:tcW w:w="2828" w:type="dxa"/>
+            <w:tcBorders>
+              <w:top w:val="single" w:sz="4" w:space="0" w:color="BFBFBF"/>
+              <w:left w:val="single" w:sz="4" w:space="0" w:color="BFBFBF"/>
+              <w:bottom w:val="single" w:sz="4" w:space="0" w:color="BFBFBF"/>
+              <w:right w:val="single" w:sz="4" w:space="0" w:color="BFBFBF"/>
+            </w:tcBorders>
+            <w:shd w:val="clear" w:color="auto" w:fill="F2F2F2"/>
+            <w:tcMar>
+              <w:top w:w="80" w:type="dxa"/>
+              <w:left w:w="120" w:type="dxa"/>
+              <w:bottom w:w="80" w:type="dxa"/>
+              <w:right w:w="120" w:type="dxa"/>
+            </w:tcMar>
+            <w:vAlign w:val="center"/>
+          </w:tcPr>
+          <w:p>
+            <w:r>
+              <w:rPr>
+                <w:rFonts w:ascii="Calibri" w:eastAsia="Calibri" w:hAnsi="Calibri" w:cs="Calibri"/>
+                <w:b/>
+                <w:bCs/>
+                <w:sz w:val="19"/>
+                <w:szCs w:val="19"/>
+              </w:rPr>
+              <w:t>34. Entrepisos</w:t>
+            </w:r>
+          </w:p>
+        </w:tc>
+        <w:tc>
+          <w:tcPr>
+            <w:tcW w:w="6010" w:type="dxa"/>
+            <w:tcBorders>
+              <w:top w:val="single" w:sz="4" w:space="0" w:color="BFBFBF"/>
+              <w:left w:val="single" w:sz="4" w:space="0" w:color="BFBFBF"/>
+              <w:bottom w:val="single" w:sz="4" w:space="0" w:color="BFBFBF"/>
+              <w:right w:val="single" w:sz="4" w:space="0" w:color="BFBFBF"/>
+            </w:tcBorders>
+            <w:tcMar>
+              <w:top w:w="80" w:type="dxa"/>
+              <w:left w:w="120" w:type="dxa"/>
+              <w:bottom w:w="80" w:type="dxa"/>
+              <w:right w:w="120" w:type="dxa"/>
+            </w:tcMar>
+            <w:vAlign w:val="center"/>
+          </w:tcPr>
+          <w:p>
+            <w:r>
+              <w:rPr>
+                <w:rFonts w:ascii="Calibri" w:eastAsia="Calibri" w:hAnsi="Calibri" w:cs="Calibri"/>
+                <w:sz w:val="19"/>
+                <w:szCs w:val="19"/>
+              </w:rPr>
+              <w:t>{{Entrepisos}}</w:t>
+            </w:r>
+          </w:p>
+        </w:tc>
+      </w:tr>
+      <w:tr>
+        <w:tc>
+          <w:tcPr>
+            <w:tcW w:w="2828" w:type="dxa"/>
+            <w:tcBorders>
+              <w:top w:val="single" w:sz="4" w:space="0" w:color="BFBFBF"/>
+              <w:left w:val="single" w:sz="4" w:space="0" w:color="BFBFBF"/>
+              <w:bottom w:val="single" w:sz="4" w:space="0" w:color="BFBFBF"/>
+              <w:right w:val="single" w:sz="4" w:space="0" w:color="BFBFBF"/>
+            </w:tcBorders>
+            <w:shd w:val="clear" w:color="auto" w:fill="F2F2F2"/>
+            <w:tcMar>
+              <w:top w:w="80" w:type="dxa"/>
+              <w:left w:w="120" w:type="dxa"/>
+              <w:bottom w:w="80" w:type="dxa"/>
+              <w:right w:w="120" w:type="dxa"/>
+            </w:tcMar>
+            <w:vAlign w:val="center"/>
+          </w:tcPr>
+          <w:p>
+            <w:r>
+              <w:rPr>
+                <w:rFonts w:ascii="Calibri" w:eastAsia="Calibri" w:hAnsi="Calibri" w:cs="Calibri"/>
+                <w:b/>
+                <w:bCs/>
+                <w:sz w:val="19"/>
+                <w:szCs w:val="19"/>
+              </w:rPr>
+              <w:t>35. Medidas de Seguridad Sugeridas</w:t>
+            </w:r>
+          </w:p>
+        </w:tc>
+        <w:tc>
+          <w:tcPr>
+            <w:tcW w:w="6010" w:type="dxa"/>
+            <w:tcBorders>
+              <w:top w:val="single" w:sz="4" w:space="0" w:color="BFBFBF"/>
+              <w:left w:val="single" w:sz="4" w:space="0" w:color="BFBFBF"/>
+              <w:bottom w:val="single" w:sz="4" w:space="0" w:color="BFBFBF"/>
+              <w:right w:val="single" w:sz="4" w:space="0" w:color="BFBFBF"/>
+            </w:tcBorders>
+            <w:tcMar>
+              <w:top w:w="80" w:type="dxa"/>
+              <w:left w:w="120" w:type="dxa"/>
+              <w:bottom w:w="80" w:type="dxa"/>
+              <w:right w:w="120" w:type="dxa"/>
+            </w:tcMar>
+            <w:vAlign w:val="center"/>
+          </w:tcPr>
+          <w:p>
+            <w:r>
+              <w:rPr>
+                <w:rFonts w:ascii="Calibri" w:eastAsia="Calibri" w:hAnsi="Calibri" w:cs="Calibri"/>
+                <w:sz w:val="19"/>
+                <w:szCs w:val="19"/>
+              </w:rPr>
+              <w:t>{{Medidas_de_Seguridad_Sugeridas_}}</w:t>
+            </w:r>
+          </w:p>
+        </w:tc>
+      </w:tr>
+      <w:tr>
+        <w:tc>
+          <w:tcPr>
+            <w:tcW w:w="2828" w:type="dxa"/>
+            <w:tcBorders>
+              <w:top w:val="single" w:sz="4" w:space="0" w:color="BFBFBF"/>
+              <w:left w:val="single" w:sz="4" w:space="0" w:color="BFBFBF"/>
+              <w:bottom w:val="single" w:sz="4" w:space="0" w:color="BFBFBF"/>
+              <w:right w:val="single" w:sz="4" w:space="0" w:color="BFBFBF"/>
+            </w:tcBorders>
+            <w:shd w:val="clear" w:color="auto" w:fill="F2F2F2"/>
+            <w:tcMar>
+              <w:top w:w="80" w:type="dxa"/>
+              <w:left w:w="120" w:type="dxa"/>
+              <w:bottom w:w="80" w:type="dxa"/>
+              <w:right w:w="120" w:type="dxa"/>
+            </w:tcMar>
+            <w:vAlign w:val="center"/>
+          </w:tcPr>
+          <w:p>
+            <w:r>
+              <w:rPr>
+                <w:rFonts w:ascii="Calibri" w:eastAsia="Calibri" w:hAnsi="Calibri" w:cs="Calibri"/>
+                <w:b/>
+                <w:bCs/>
+                <w:sz w:val="19"/>
+                <w:szCs w:val="19"/>
+              </w:rPr>
+              <w:t>36. Riesgo estructural</w:t>
+            </w:r>
+          </w:p>
+        </w:tc>
+        <w:tc>
+          <w:tcPr>
+            <w:tcW w:w="6010" w:type="dxa"/>
+            <w:tcBorders>
+              <w:top w:val="single" w:sz="4" w:space="0" w:color="BFBFBF"/>
+              <w:left w:val="single" w:sz="4" w:space="0" w:color="BFBFBF"/>
+              <w:bottom w:val="single" w:sz="4" w:space="0" w:color="BFBFBF"/>
+              <w:right w:val="single" w:sz="4" w:space="0" w:color="BFBFBF"/>
+            </w:tcBorders>
+            <w:tcMar>
+              <w:top w:w="80" w:type="dxa"/>
+              <w:left w:w="120" w:type="dxa"/>
+              <w:bottom w:w="80" w:type="dxa"/>
+              <w:right w:w="120" w:type="dxa"/>
+            </w:tcMar>
+            <w:vAlign w:val="center"/>
+          </w:tcPr>
+          <w:p>
+            <w:r>
+              <w:rPr>
+                <w:rFonts w:ascii="Calibri" w:eastAsia="Calibri" w:hAnsi="Calibri" w:cs="Calibri"/>
+                <w:sz w:val="19"/>
+                <w:szCs w:val="19"/>
+              </w:rPr>
+              <w:t>{{riesgo_estructural}}</w:t>
+            </w:r>
+          </w:p>
+        </w:tc>
+      </w:tr>
+      <w:tr>
+        <w:tc>
+          <w:tcPr>
+            <w:tcW w:w="2828" w:type="dxa"/>
+            <w:tcBorders>
+              <w:top w:val="single" w:sz="4" w:space="0" w:color="BFBFBF"/>
+              <w:left w:val="single" w:sz="4" w:space="0" w:color="BFBFBF"/>
+              <w:bottom w:val="single" w:sz="4" w:space="0" w:color="BFBFBF"/>
+              <w:right w:val="single" w:sz="4" w:space="0" w:color="BFBFBF"/>
+            </w:tcBorders>
+            <w:shd w:val="clear" w:color="auto" w:fill="F2F2F2"/>
+            <w:tcMar>
+              <w:top w:w="80" w:type="dxa"/>
+              <w:left w:w="120" w:type="dxa"/>
+              <w:bottom w:w="80" w:type="dxa"/>
+              <w:right w:w="120" w:type="dxa"/>
+            </w:tcMar>
+            <w:vAlign w:val="center"/>
+          </w:tcPr>
+          <w:p>
+            <w:r>
+              <w:rPr>
+                <w:rFonts w:ascii="Calibri" w:eastAsia="Calibri" w:hAnsi="Calibri" w:cs="Calibri"/>
+                <w:b/>
+                <w:bCs/>
+                <w:sz w:val="19"/>
+                <w:szCs w:val="19"/>
+              </w:rPr>
+              <w:t>37. Observaciones estructurales</w:t>
+            </w:r>
+          </w:p>
+        </w:tc>
+        <w:tc>
+          <w:tcPr>
+            <w:tcW w:w="6010" w:type="dxa"/>
+            <w:tcBorders>
+              <w:top w:val="single" w:sz="4" w:space="0" w:color="BFBFBF"/>
+              <w:left w:val="single" w:sz="4" w:space="0" w:color="BFBFBF"/>
+              <w:bottom w:val="single" w:sz="4" w:space="0" w:color="BFBFBF"/>
+              <w:right w:val="single" w:sz="4" w:space="0" w:color="BFBFBF"/>
+            </w:tcBorders>
+            <w:tcMar>
+              <w:top w:w="80" w:type="dxa"/>
+              <w:left w:w="120" w:type="dxa"/>
+              <w:bottom w:w="80" w:type="dxa"/>
+              <w:right w:w="120" w:type="dxa"/>
+            </w:tcMar>
+            <w:vAlign w:val="center"/>
+          </w:tcPr>
+          <w:p>
+            <w:r>
+              <w:rPr>
+                <w:rFonts w:ascii="Calibri" w:eastAsia="Calibri" w:hAnsi="Calibri" w:cs="Calibri"/>
+                <w:sz w:val="19"/>
+                <w:szCs w:val="19"/>
+              </w:rPr>
               <w:t>{{</w:t>
             </w:r>
-            <w:proofErr w:type="spellStart"/>
-            <w:r>
-              <w:rPr>
-                <w:rFonts w:ascii="Calibri" w:eastAsia="Calibri" w:hAnsi="Calibri" w:cs="Calibri"/>
-                <w:sz w:val="19"/>
-                <w:szCs w:val="19"/>
-              </w:rPr>
-              <w:t>Sistema_Constructivo</w:t>
-            </w:r>
-            <w:proofErr w:type="spellEnd"/>
-            <w:r>
-              <w:rPr>
-                <w:rFonts w:ascii="Calibri" w:eastAsia="Calibri" w:hAnsi="Calibri" w:cs="Calibri"/>
-                <w:sz w:val="19"/>
-                <w:szCs w:val="19"/>
-              </w:rPr>
-              <w:t>}}</w:t>
-            </w:r>
-          </w:p>
-        </w:tc>
-      </w:tr>
-      <w:tr>
-        <w:tc>
-          <w:tcPr>
-            <w:tcW w:w="2828" w:type="dxa"/>
-            <w:tcBorders>
-              <w:top w:val="single" w:sz="4" w:space="0" w:color="BFBFBF"/>
-              <w:left w:val="single" w:sz="4" w:space="0" w:color="BFBFBF"/>
-              <w:bottom w:val="single" w:sz="4" w:space="0" w:color="BFBFBF"/>
-              <w:right w:val="single" w:sz="4" w:space="0" w:color="BFBFBF"/>
-            </w:tcBorders>
-            <w:shd w:val="clear" w:color="auto" w:fill="F2F2F2"/>
-            <w:tcMar>
-              <w:top w:w="80" w:type="dxa"/>
-              <w:left w:w="120" w:type="dxa"/>
-              <w:bottom w:w="80" w:type="dxa"/>
-              <w:right w:w="120" w:type="dxa"/>
-            </w:tcMar>
-            <w:vAlign w:val="center"/>
-          </w:tcPr>
-          <w:p>
-            <w:r>
-              <w:rPr>
-                <w:rFonts w:ascii="Calibri" w:eastAsia="Calibri" w:hAnsi="Calibri" w:cs="Calibri"/>
-                <w:b/>
-                <w:bCs/>
-                <w:sz w:val="19"/>
-                <w:szCs w:val="19"/>
-              </w:rPr>
-              <w:t>30. Columnas</w:t>
-            </w:r>
-          </w:p>
-        </w:tc>
-        <w:tc>
-          <w:tcPr>
-            <w:tcW w:w="6010" w:type="dxa"/>
-            <w:tcBorders>
-              <w:top w:val="single" w:sz="4" w:space="0" w:color="BFBFBF"/>
-              <w:left w:val="single" w:sz="4" w:space="0" w:color="BFBFBF"/>
-              <w:bottom w:val="single" w:sz="4" w:space="0" w:color="BFBFBF"/>
-              <w:right w:val="single" w:sz="4" w:space="0" w:color="BFBFBF"/>
-            </w:tcBorders>
-            <w:tcMar>
-              <w:top w:w="80" w:type="dxa"/>
-              <w:left w:w="120" w:type="dxa"/>
-              <w:bottom w:w="80" w:type="dxa"/>
-              <w:right w:w="120" w:type="dxa"/>
-            </w:tcMar>
-            <w:vAlign w:val="center"/>
-          </w:tcPr>
-          <w:p>
-            <w:r>
-              <w:rPr>
-                <w:rFonts w:ascii="Calibri" w:eastAsia="Calibri" w:hAnsi="Calibri" w:cs="Calibri"/>
-                <w:sz w:val="19"/>
-                <w:szCs w:val="19"/>
-              </w:rPr>
-              <w:t>{{_32_columnas}}</w:t>
-            </w:r>
-          </w:p>
-        </w:tc>
-      </w:tr>
-      <w:tr>
-        <w:tc>
-          <w:tcPr>
-            <w:tcW w:w="2828" w:type="dxa"/>
-            <w:tcBorders>
-              <w:top w:val="single" w:sz="4" w:space="0" w:color="BFBFBF"/>
-              <w:left w:val="single" w:sz="4" w:space="0" w:color="BFBFBF"/>
-              <w:bottom w:val="single" w:sz="4" w:space="0" w:color="BFBFBF"/>
-              <w:right w:val="single" w:sz="4" w:space="0" w:color="BFBFBF"/>
-            </w:tcBorders>
-            <w:shd w:val="clear" w:color="auto" w:fill="F2F2F2"/>
-            <w:tcMar>
-              <w:top w:w="80" w:type="dxa"/>
-              <w:left w:w="120" w:type="dxa"/>
-              <w:bottom w:w="80" w:type="dxa"/>
-              <w:right w:w="120" w:type="dxa"/>
-            </w:tcMar>
-            <w:vAlign w:val="center"/>
-          </w:tcPr>
-          <w:p>
-            <w:r>
-              <w:rPr>
-                <w:rFonts w:ascii="Calibri" w:eastAsia="Calibri" w:hAnsi="Calibri" w:cs="Calibri"/>
-                <w:b/>
-                <w:bCs/>
-                <w:sz w:val="19"/>
-                <w:szCs w:val="19"/>
-              </w:rPr>
-              <w:t>31.Muros portantes</w:t>
-            </w:r>
-          </w:p>
-        </w:tc>
-        <w:tc>
-          <w:tcPr>
-            <w:tcW w:w="6010" w:type="dxa"/>
-            <w:tcBorders>
-              <w:top w:val="single" w:sz="4" w:space="0" w:color="BFBFBF"/>
-              <w:left w:val="single" w:sz="4" w:space="0" w:color="BFBFBF"/>
-              <w:bottom w:val="single" w:sz="4" w:space="0" w:color="BFBFBF"/>
-              <w:right w:val="single" w:sz="4" w:space="0" w:color="BFBFBF"/>
-            </w:tcBorders>
-            <w:tcMar>
-              <w:top w:w="80" w:type="dxa"/>
-              <w:left w:w="120" w:type="dxa"/>
-              <w:bottom w:w="80" w:type="dxa"/>
-              <w:right w:w="120" w:type="dxa"/>
-            </w:tcMar>
-            <w:vAlign w:val="center"/>
-          </w:tcPr>
-          <w:p>
-            <w:r>
-              <w:rPr>
-                <w:rFonts w:ascii="Calibri" w:eastAsia="Calibri" w:hAnsi="Calibri" w:cs="Calibri"/>
-                <w:sz w:val="19"/>
-                <w:szCs w:val="19"/>
-              </w:rPr>
-              <w:t>{{</w:t>
-            </w:r>
-            <w:proofErr w:type="spellStart"/>
-            <w:r>
-              <w:rPr>
-                <w:rFonts w:ascii="Calibri" w:eastAsia="Calibri" w:hAnsi="Calibri" w:cs="Calibri"/>
-                <w:sz w:val="19"/>
-                <w:szCs w:val="19"/>
-              </w:rPr>
-              <w:t>Muros_portantes</w:t>
-            </w:r>
-            <w:proofErr w:type="spellEnd"/>
-            <w:r>
-              <w:rPr>
-                <w:rFonts w:ascii="Calibri" w:eastAsia="Calibri" w:hAnsi="Calibri" w:cs="Calibri"/>
-                <w:sz w:val="19"/>
-                <w:szCs w:val="19"/>
-              </w:rPr>
-              <w:t>}}</w:t>
-            </w:r>
-          </w:p>
-        </w:tc>
-      </w:tr>
-      <w:tr>
-        <w:tc>
-          <w:tcPr>
-            <w:tcW w:w="2828" w:type="dxa"/>
-            <w:tcBorders>
-              <w:top w:val="single" w:sz="4" w:space="0" w:color="BFBFBF"/>
-              <w:left w:val="single" w:sz="4" w:space="0" w:color="BFBFBF"/>
-              <w:bottom w:val="single" w:sz="4" w:space="0" w:color="BFBFBF"/>
-              <w:right w:val="single" w:sz="4" w:space="0" w:color="BFBFBF"/>
-            </w:tcBorders>
-            <w:shd w:val="clear" w:color="auto" w:fill="F2F2F2"/>
-            <w:tcMar>
-              <w:top w:w="80" w:type="dxa"/>
-              <w:left w:w="120" w:type="dxa"/>
-              <w:bottom w:w="80" w:type="dxa"/>
-              <w:right w:w="120" w:type="dxa"/>
-            </w:tcMar>
-            <w:vAlign w:val="center"/>
-          </w:tcPr>
-          <w:p>
-            <w:r>
-              <w:rPr>
-                <w:rFonts w:ascii="Calibri" w:eastAsia="Calibri" w:hAnsi="Calibri" w:cs="Calibri"/>
-                <w:b/>
-                <w:bCs/>
-                <w:sz w:val="19"/>
-                <w:szCs w:val="19"/>
-              </w:rPr>
-              <w:lastRenderedPageBreak/>
-              <w:t>32. Nudos</w:t>
-            </w:r>
-          </w:p>
-        </w:tc>
-        <w:tc>
-          <w:tcPr>
-            <w:tcW w:w="6010" w:type="dxa"/>
-            <w:tcBorders>
-              <w:top w:val="single" w:sz="4" w:space="0" w:color="BFBFBF"/>
-              <w:left w:val="single" w:sz="4" w:space="0" w:color="BFBFBF"/>
-              <w:bottom w:val="single" w:sz="4" w:space="0" w:color="BFBFBF"/>
-              <w:right w:val="single" w:sz="4" w:space="0" w:color="BFBFBF"/>
-            </w:tcBorders>
-            <w:tcMar>
-              <w:top w:w="80" w:type="dxa"/>
-              <w:left w:w="120" w:type="dxa"/>
-              <w:bottom w:w="80" w:type="dxa"/>
-              <w:right w:w="120" w:type="dxa"/>
-            </w:tcMar>
-            <w:vAlign w:val="center"/>
-          </w:tcPr>
-          <w:p>
-            <w:r>
-              <w:rPr>
-                <w:rFonts w:ascii="Calibri" w:eastAsia="Calibri" w:hAnsi="Calibri" w:cs="Calibri"/>
-                <w:sz w:val="19"/>
-                <w:szCs w:val="19"/>
-              </w:rPr>
-              <w:t>{{Nudos}}</w:t>
-            </w:r>
-          </w:p>
-        </w:tc>
-      </w:tr>
-      <w:tr>
-        <w:tc>
-          <w:tcPr>
-            <w:tcW w:w="2828" w:type="dxa"/>
-            <w:tcBorders>
-              <w:top w:val="single" w:sz="4" w:space="0" w:color="BFBFBF"/>
-              <w:left w:val="single" w:sz="4" w:space="0" w:color="BFBFBF"/>
-              <w:bottom w:val="single" w:sz="4" w:space="0" w:color="BFBFBF"/>
-              <w:right w:val="single" w:sz="4" w:space="0" w:color="BFBFBF"/>
-            </w:tcBorders>
-            <w:shd w:val="clear" w:color="auto" w:fill="F2F2F2"/>
-            <w:tcMar>
-              <w:top w:w="80" w:type="dxa"/>
-              <w:left w:w="120" w:type="dxa"/>
-              <w:bottom w:w="80" w:type="dxa"/>
-              <w:right w:w="120" w:type="dxa"/>
-            </w:tcMar>
-            <w:vAlign w:val="center"/>
-          </w:tcPr>
-          <w:p>
-            <w:r>
-              <w:rPr>
-                <w:rFonts w:ascii="Calibri" w:eastAsia="Calibri" w:hAnsi="Calibri" w:cs="Calibri"/>
-                <w:b/>
-                <w:bCs/>
-                <w:sz w:val="19"/>
-                <w:szCs w:val="19"/>
-              </w:rPr>
-              <w:t>33. Vigas</w:t>
-            </w:r>
-          </w:p>
-        </w:tc>
-        <w:tc>
-          <w:tcPr>
-            <w:tcW w:w="6010" w:type="dxa"/>
-            <w:tcBorders>
-              <w:top w:val="single" w:sz="4" w:space="0" w:color="BFBFBF"/>
-              <w:left w:val="single" w:sz="4" w:space="0" w:color="BFBFBF"/>
-              <w:bottom w:val="single" w:sz="4" w:space="0" w:color="BFBFBF"/>
-              <w:right w:val="single" w:sz="4" w:space="0" w:color="BFBFBF"/>
-            </w:tcBorders>
-            <w:tcMar>
-              <w:top w:w="80" w:type="dxa"/>
-              <w:left w:w="120" w:type="dxa"/>
-              <w:bottom w:w="80" w:type="dxa"/>
-              <w:right w:w="120" w:type="dxa"/>
-            </w:tcMar>
-            <w:vAlign w:val="center"/>
-          </w:tcPr>
-          <w:p>
-            <w:r>
-              <w:rPr>
-                <w:rFonts w:ascii="Calibri" w:eastAsia="Calibri" w:hAnsi="Calibri" w:cs="Calibri"/>
-                <w:sz w:val="19"/>
-                <w:szCs w:val="19"/>
-              </w:rPr>
-              <w:t>{{_33_vigas}}</w:t>
-            </w:r>
-          </w:p>
-        </w:tc>
-      </w:tr>
-      <w:tr>
-        <w:tc>
-          <w:tcPr>
-            <w:tcW w:w="2828" w:type="dxa"/>
-            <w:tcBorders>
-              <w:top w:val="single" w:sz="4" w:space="0" w:color="BFBFBF"/>
-              <w:left w:val="single" w:sz="4" w:space="0" w:color="BFBFBF"/>
-              <w:bottom w:val="single" w:sz="4" w:space="0" w:color="BFBFBF"/>
-              <w:right w:val="single" w:sz="4" w:space="0" w:color="BFBFBF"/>
-            </w:tcBorders>
-            <w:shd w:val="clear" w:color="auto" w:fill="F2F2F2"/>
-            <w:tcMar>
-              <w:top w:w="80" w:type="dxa"/>
-              <w:left w:w="120" w:type="dxa"/>
-              <w:bottom w:w="80" w:type="dxa"/>
-              <w:right w:w="120" w:type="dxa"/>
-            </w:tcMar>
-            <w:vAlign w:val="center"/>
-          </w:tcPr>
-          <w:p>
-            <w:r>
-              <w:rPr>
-                <w:rFonts w:ascii="Calibri" w:eastAsia="Calibri" w:hAnsi="Calibri" w:cs="Calibri"/>
-                <w:b/>
-                <w:bCs/>
-                <w:sz w:val="19"/>
-                <w:szCs w:val="19"/>
-              </w:rPr>
-              <w:t>34. Entrepisos</w:t>
-            </w:r>
-          </w:p>
-        </w:tc>
-        <w:tc>
-          <w:tcPr>
-            <w:tcW w:w="6010" w:type="dxa"/>
-            <w:tcBorders>
-              <w:top w:val="single" w:sz="4" w:space="0" w:color="BFBFBF"/>
-              <w:left w:val="single" w:sz="4" w:space="0" w:color="BFBFBF"/>
-              <w:bottom w:val="single" w:sz="4" w:space="0" w:color="BFBFBF"/>
-              <w:right w:val="single" w:sz="4" w:space="0" w:color="BFBFBF"/>
-            </w:tcBorders>
-            <w:tcMar>
-              <w:top w:w="80" w:type="dxa"/>
-              <w:left w:w="120" w:type="dxa"/>
-              <w:bottom w:w="80" w:type="dxa"/>
-              <w:right w:w="120" w:type="dxa"/>
-            </w:tcMar>
-            <w:vAlign w:val="center"/>
-          </w:tcPr>
-          <w:p>
-            <w:r>
-              <w:rPr>
-                <w:rFonts w:ascii="Calibri" w:eastAsia="Calibri" w:hAnsi="Calibri" w:cs="Calibri"/>
-                <w:sz w:val="19"/>
-                <w:szCs w:val="19"/>
-              </w:rPr>
-              <w:t>{{Entrepisos}}</w:t>
-            </w:r>
-          </w:p>
-        </w:tc>
-      </w:tr>
-      <w:tr>
-        <w:tc>
-          <w:tcPr>
-            <w:tcW w:w="2828" w:type="dxa"/>
-            <w:tcBorders>
-              <w:top w:val="single" w:sz="4" w:space="0" w:color="BFBFBF"/>
-              <w:left w:val="single" w:sz="4" w:space="0" w:color="BFBFBF"/>
-              <w:bottom w:val="single" w:sz="4" w:space="0" w:color="BFBFBF"/>
-              <w:right w:val="single" w:sz="4" w:space="0" w:color="BFBFBF"/>
-            </w:tcBorders>
-            <w:shd w:val="clear" w:color="auto" w:fill="F2F2F2"/>
-            <w:tcMar>
-              <w:top w:w="80" w:type="dxa"/>
-              <w:left w:w="120" w:type="dxa"/>
-              <w:bottom w:w="80" w:type="dxa"/>
-              <w:right w:w="120" w:type="dxa"/>
-            </w:tcMar>
-            <w:vAlign w:val="center"/>
-          </w:tcPr>
-          <w:p>
-            <w:r>
-              <w:rPr>
-                <w:rFonts w:ascii="Calibri" w:eastAsia="Calibri" w:hAnsi="Calibri" w:cs="Calibri"/>
-                <w:b/>
-                <w:bCs/>
-                <w:sz w:val="19"/>
-                <w:szCs w:val="19"/>
-              </w:rPr>
-              <w:t>35. Medidas de Seguridad Sugeridas</w:t>
-            </w:r>
-          </w:p>
-        </w:tc>
-        <w:tc>
-          <w:tcPr>
-            <w:tcW w:w="6010" w:type="dxa"/>
-            <w:tcBorders>
-              <w:top w:val="single" w:sz="4" w:space="0" w:color="BFBFBF"/>
-              <w:left w:val="single" w:sz="4" w:space="0" w:color="BFBFBF"/>
-              <w:bottom w:val="single" w:sz="4" w:space="0" w:color="BFBFBF"/>
-              <w:right w:val="single" w:sz="4" w:space="0" w:color="BFBFBF"/>
-            </w:tcBorders>
-            <w:tcMar>
-              <w:top w:w="80" w:type="dxa"/>
-              <w:left w:w="120" w:type="dxa"/>
-              <w:bottom w:w="80" w:type="dxa"/>
-              <w:right w:w="120" w:type="dxa"/>
-            </w:tcMar>
-            <w:vAlign w:val="center"/>
-          </w:tcPr>
-          <w:p>
-            <w:r>
-              <w:rPr>
-                <w:rFonts w:ascii="Calibri" w:eastAsia="Calibri" w:hAnsi="Calibri" w:cs="Calibri"/>
-                <w:sz w:val="19"/>
-                <w:szCs w:val="19"/>
-              </w:rPr>
-              <w:t>{{</w:t>
-            </w:r>
-            <w:proofErr w:type="spellStart"/>
-            <w:r>
-              <w:rPr>
-                <w:rFonts w:ascii="Calibri" w:eastAsia="Calibri" w:hAnsi="Calibri" w:cs="Calibri"/>
-                <w:sz w:val="19"/>
-                <w:szCs w:val="19"/>
-              </w:rPr>
-              <w:t>Medidas_de_Seguridad_Sugeridas</w:t>
-            </w:r>
-            <w:proofErr w:type="spellEnd"/>
-            <w:r>
-              <w:rPr>
-                <w:rFonts w:ascii="Calibri" w:eastAsia="Calibri" w:hAnsi="Calibri" w:cs="Calibri"/>
-                <w:sz w:val="19"/>
-                <w:szCs w:val="19"/>
-              </w:rPr>
-              <w:t>_}}</w:t>
-            </w:r>
-          </w:p>
-        </w:tc>
-      </w:tr>
-      <w:tr>
-        <w:tc>
-          <w:tcPr>
-            <w:tcW w:w="2828" w:type="dxa"/>
-            <w:tcBorders>
-              <w:top w:val="single" w:sz="4" w:space="0" w:color="BFBFBF"/>
-              <w:left w:val="single" w:sz="4" w:space="0" w:color="BFBFBF"/>
-              <w:bottom w:val="single" w:sz="4" w:space="0" w:color="BFBFBF"/>
-              <w:right w:val="single" w:sz="4" w:space="0" w:color="BFBFBF"/>
-            </w:tcBorders>
-            <w:shd w:val="clear" w:color="auto" w:fill="F2F2F2"/>
-            <w:tcMar>
-              <w:top w:w="80" w:type="dxa"/>
-              <w:left w:w="120" w:type="dxa"/>
-              <w:bottom w:w="80" w:type="dxa"/>
-              <w:right w:w="120" w:type="dxa"/>
-            </w:tcMar>
-            <w:vAlign w:val="center"/>
-          </w:tcPr>
-          <w:p>
-            <w:r>
-              <w:rPr>
-                <w:rFonts w:ascii="Calibri" w:eastAsia="Calibri" w:hAnsi="Calibri" w:cs="Calibri"/>
-                <w:b/>
-                <w:bCs/>
-                <w:sz w:val="19"/>
-                <w:szCs w:val="19"/>
-              </w:rPr>
-              <w:t>36. Riesgo estructural</w:t>
-            </w:r>
-          </w:p>
-        </w:tc>
-        <w:tc>
-          <w:tcPr>
-            <w:tcW w:w="6010" w:type="dxa"/>
-            <w:tcBorders>
-              <w:top w:val="single" w:sz="4" w:space="0" w:color="BFBFBF"/>
-              <w:left w:val="single" w:sz="4" w:space="0" w:color="BFBFBF"/>
-              <w:bottom w:val="single" w:sz="4" w:space="0" w:color="BFBFBF"/>
-              <w:right w:val="single" w:sz="4" w:space="0" w:color="BFBFBF"/>
-            </w:tcBorders>
-            <w:tcMar>
-              <w:top w:w="80" w:type="dxa"/>
-              <w:left w:w="120" w:type="dxa"/>
-              <w:bottom w:w="80" w:type="dxa"/>
-              <w:right w:w="120" w:type="dxa"/>
-            </w:tcMar>
-            <w:vAlign w:val="center"/>
-          </w:tcPr>
-          <w:p>
-            <w:r>
-              <w:rPr>
-                <w:rFonts w:ascii="Calibri" w:eastAsia="Calibri" w:hAnsi="Calibri" w:cs="Calibri"/>
-                <w:sz w:val="19"/>
-                <w:szCs w:val="19"/>
-              </w:rPr>
-              <w:t>{{</w:t>
-            </w:r>
-            <w:proofErr w:type="spellStart"/>
-            <w:r>
-              <w:rPr>
-                <w:rFonts w:ascii="Calibri" w:eastAsia="Calibri" w:hAnsi="Calibri" w:cs="Calibri"/>
-                <w:sz w:val="19"/>
-                <w:szCs w:val="19"/>
-              </w:rPr>
-              <w:t>riesgo_estructural</w:t>
-            </w:r>
-            <w:proofErr w:type="spellEnd"/>
-            <w:r>
-              <w:rPr>
-                <w:rFonts w:ascii="Calibri" w:eastAsia="Calibri" w:hAnsi="Calibri" w:cs="Calibri"/>
-                <w:sz w:val="19"/>
-                <w:szCs w:val="19"/>
-              </w:rPr>
-              <w:t>}}</w:t>
-            </w:r>
-          </w:p>
-        </w:tc>
-      </w:tr>
-      <w:tr>
-        <w:tc>
-          <w:tcPr>
-            <w:tcW w:w="2828" w:type="dxa"/>
-            <w:tcBorders>
-              <w:top w:val="single" w:sz="4" w:space="0" w:color="BFBFBF"/>
-              <w:left w:val="single" w:sz="4" w:space="0" w:color="BFBFBF"/>
-              <w:bottom w:val="single" w:sz="4" w:space="0" w:color="BFBFBF"/>
-              <w:right w:val="single" w:sz="4" w:space="0" w:color="BFBFBF"/>
-            </w:tcBorders>
-            <w:shd w:val="clear" w:color="auto" w:fill="F2F2F2"/>
-            <w:tcMar>
-              <w:top w:w="80" w:type="dxa"/>
-              <w:left w:w="120" w:type="dxa"/>
-              <w:bottom w:w="80" w:type="dxa"/>
-              <w:right w:w="120" w:type="dxa"/>
-            </w:tcMar>
-            <w:vAlign w:val="center"/>
-          </w:tcPr>
-          <w:p>
-            <w:r>
-              <w:rPr>
-                <w:rFonts w:ascii="Calibri" w:eastAsia="Calibri" w:hAnsi="Calibri" w:cs="Calibri"/>
-                <w:b/>
-                <w:bCs/>
-                <w:sz w:val="19"/>
-                <w:szCs w:val="19"/>
-              </w:rPr>
-              <w:t>37. Observaciones estructurales</w:t>
-            </w:r>
-          </w:p>
-        </w:tc>
-        <w:tc>
-          <w:tcPr>
-            <w:tcW w:w="6010" w:type="dxa"/>
-            <w:tcBorders>
-              <w:top w:val="single" w:sz="4" w:space="0" w:color="BFBFBF"/>
-              <w:left w:val="single" w:sz="4" w:space="0" w:color="BFBFBF"/>
-              <w:bottom w:val="single" w:sz="4" w:space="0" w:color="BFBFBF"/>
-              <w:right w:val="single" w:sz="4" w:space="0" w:color="BFBFBF"/>
-            </w:tcBorders>
-            <w:tcMar>
-              <w:top w:w="80" w:type="dxa"/>
-              <w:left w:w="120" w:type="dxa"/>
-              <w:bottom w:w="80" w:type="dxa"/>
-              <w:right w:w="120" w:type="dxa"/>
-            </w:tcMar>
-            <w:vAlign w:val="center"/>
-          </w:tcPr>
-          <w:p>
-            <w:r>
-              <w:rPr>
-                <w:rFonts w:ascii="Calibri" w:eastAsia="Calibri" w:hAnsi="Calibri" w:cs="Calibri"/>
-                <w:sz w:val="19"/>
-                <w:szCs w:val="19"/>
-              </w:rPr>
-              <w:t>{{</w:t>
-            </w:r>
-            <w:proofErr w:type="spellStart"/>
-            <w:r>
-              <w:rPr>
-                <w:rFonts w:ascii="Calibri" w:eastAsia="Calibri" w:hAnsi="Calibri" w:cs="Calibri"/>
-                <w:sz w:val="19"/>
-                <w:szCs w:val="19"/>
-              </w:rPr>
-              <w:t>Observaciones_estructurales</w:t>
-            </w:r>
-            <w:proofErr w:type="spellEnd"/>
-            <w:r>
-              <w:rPr>
-                <w:rFonts w:ascii="Calibri" w:eastAsia="Calibri" w:hAnsi="Calibri" w:cs="Calibri"/>
-                <w:sz w:val="19"/>
-                <w:szCs w:val="19"/>
-              </w:rPr>
-              <w:t>_</w:t>
+            <w:r>
+              <w:rPr>
+                <w:rFonts w:ascii="Calibri" w:eastAsia="Calibri" w:hAnsi="Calibri" w:cs="Calibri"/>
+                <w:sz w:val="19"/>
+                <w:szCs w:val="19"/>
+              </w:rPr>
+              <w:t>Observaciones_estructurales_</w:t>
             </w:r>
             <w:r>
               <w:rPr>
@@ -3527,31 +3307,7 @@
           <w:sz w:val="22"/>
           <w:szCs w:val="22"/>
         </w:rPr>
-        <w:t xml:space="preserve">Daños </w:t>
-      </w:r>
-      <w:proofErr w:type="gramStart"/>
-      <w:r>
-        <w:rPr>
-          <w:rFonts w:ascii="Calibri" w:eastAsia="Calibri" w:hAnsi="Calibri" w:cs="Calibri"/>
-          <w:b/>
-          <w:bCs/>
-          <w:color w:val="00868D"/>
-          <w:sz w:val="22"/>
-          <w:szCs w:val="22"/>
-        </w:rPr>
-        <w:t>de  elementos</w:t>
-      </w:r>
-      <w:proofErr w:type="gramEnd"/>
-      <w:r>
-        <w:rPr>
-          <w:rFonts w:ascii="Calibri" w:eastAsia="Calibri" w:hAnsi="Calibri" w:cs="Calibri"/>
-          <w:b/>
-          <w:bCs/>
-          <w:color w:val="00868D"/>
-          <w:sz w:val="22"/>
-          <w:szCs w:val="22"/>
-        </w:rPr>
-        <w:t xml:space="preserve"> no estructurales</w:t>
+        <w:t>Daños de  elementos no estructurales</w:t>
       </w:r>
     </w:p>
     <w:tbl>
@@ -3631,943 +3387,747 @@
                 <w:sz w:val="19"/>
                 <w:szCs w:val="19"/>
               </w:rPr>
+              <w:t>{{Muros_Fachada_Antepechos}}</w:t>
+            </w:r>
+          </w:p>
+        </w:tc>
+      </w:tr>
+      <w:tr>
+        <w:tc>
+          <w:tcPr>
+            <w:tcW w:w="2828" w:type="dxa"/>
+            <w:tcBorders>
+              <w:top w:val="single" w:sz="4" w:space="0" w:color="BFBFBF"/>
+              <w:left w:val="single" w:sz="4" w:space="0" w:color="BFBFBF"/>
+              <w:bottom w:val="single" w:sz="4" w:space="0" w:color="BFBFBF"/>
+              <w:right w:val="single" w:sz="4" w:space="0" w:color="BFBFBF"/>
+            </w:tcBorders>
+            <w:shd w:val="clear" w:color="auto" w:fill="F2F2F2"/>
+            <w:tcMar>
+              <w:top w:w="80" w:type="dxa"/>
+              <w:left w:w="120" w:type="dxa"/>
+              <w:bottom w:w="80" w:type="dxa"/>
+              <w:right w:w="120" w:type="dxa"/>
+            </w:tcMar>
+            <w:vAlign w:val="center"/>
+          </w:tcPr>
+          <w:p>
+            <w:r>
+              <w:rPr>
+                <w:rFonts w:ascii="Calibri" w:eastAsia="Calibri" w:hAnsi="Calibri" w:cs="Calibri"/>
+                <w:b/>
+                <w:bCs/>
+                <w:sz w:val="19"/>
+                <w:szCs w:val="19"/>
+              </w:rPr>
+              <w:t>39. Muros Divisorios o Particiones</w:t>
+            </w:r>
+          </w:p>
+        </w:tc>
+        <w:tc>
+          <w:tcPr>
+            <w:tcW w:w="6010" w:type="dxa"/>
+            <w:tcBorders>
+              <w:top w:val="single" w:sz="4" w:space="0" w:color="BFBFBF"/>
+              <w:left w:val="single" w:sz="4" w:space="0" w:color="BFBFBF"/>
+              <w:bottom w:val="single" w:sz="4" w:space="0" w:color="BFBFBF"/>
+              <w:right w:val="single" w:sz="4" w:space="0" w:color="BFBFBF"/>
+            </w:tcBorders>
+            <w:tcMar>
+              <w:top w:w="80" w:type="dxa"/>
+              <w:left w:w="120" w:type="dxa"/>
+              <w:bottom w:w="80" w:type="dxa"/>
+              <w:right w:w="120" w:type="dxa"/>
+            </w:tcMar>
+            <w:vAlign w:val="center"/>
+          </w:tcPr>
+          <w:p>
+            <w:r>
+              <w:rPr>
+                <w:rFonts w:ascii="Calibri" w:eastAsia="Calibri" w:hAnsi="Calibri" w:cs="Calibri"/>
+                <w:sz w:val="19"/>
+                <w:szCs w:val="19"/>
+              </w:rPr>
+              <w:t>{{Muros_Divisorios_Particiones}}</w:t>
+            </w:r>
+          </w:p>
+        </w:tc>
+      </w:tr>
+      <w:tr>
+        <w:tc>
+          <w:tcPr>
+            <w:tcW w:w="2828" w:type="dxa"/>
+            <w:tcBorders>
+              <w:top w:val="single" w:sz="4" w:space="0" w:color="BFBFBF"/>
+              <w:left w:val="single" w:sz="4" w:space="0" w:color="BFBFBF"/>
+              <w:bottom w:val="single" w:sz="4" w:space="0" w:color="BFBFBF"/>
+              <w:right w:val="single" w:sz="4" w:space="0" w:color="BFBFBF"/>
+            </w:tcBorders>
+            <w:shd w:val="clear" w:color="auto" w:fill="F2F2F2"/>
+            <w:tcMar>
+              <w:top w:w="80" w:type="dxa"/>
+              <w:left w:w="120" w:type="dxa"/>
+              <w:bottom w:w="80" w:type="dxa"/>
+              <w:right w:w="120" w:type="dxa"/>
+            </w:tcMar>
+            <w:vAlign w:val="center"/>
+          </w:tcPr>
+          <w:p>
+            <w:r>
+              <w:rPr>
+                <w:rFonts w:ascii="Calibri" w:eastAsia="Calibri" w:hAnsi="Calibri" w:cs="Calibri"/>
+                <w:b/>
+                <w:bCs/>
+                <w:sz w:val="19"/>
+                <w:szCs w:val="19"/>
+              </w:rPr>
+              <w:t>40. Muros Cielos Rasos y Luminarias</w:t>
+            </w:r>
+          </w:p>
+        </w:tc>
+        <w:tc>
+          <w:tcPr>
+            <w:tcW w:w="6010" w:type="dxa"/>
+            <w:tcBorders>
+              <w:top w:val="single" w:sz="4" w:space="0" w:color="BFBFBF"/>
+              <w:left w:val="single" w:sz="4" w:space="0" w:color="BFBFBF"/>
+              <w:bottom w:val="single" w:sz="4" w:space="0" w:color="BFBFBF"/>
+              <w:right w:val="single" w:sz="4" w:space="0" w:color="BFBFBF"/>
+            </w:tcBorders>
+            <w:tcMar>
+              <w:top w:w="80" w:type="dxa"/>
+              <w:left w:w="120" w:type="dxa"/>
+              <w:bottom w:w="80" w:type="dxa"/>
+              <w:right w:w="120" w:type="dxa"/>
+            </w:tcMar>
+            <w:vAlign w:val="center"/>
+          </w:tcPr>
+          <w:p>
+            <w:r>
+              <w:rPr>
+                <w:rFonts w:ascii="Calibri" w:eastAsia="Calibri" w:hAnsi="Calibri" w:cs="Calibri"/>
+                <w:sz w:val="19"/>
+                <w:szCs w:val="19"/>
+              </w:rPr>
+              <w:t>{{Muros_Cielos_Rasos_Luminarias}}</w:t>
+            </w:r>
+          </w:p>
+        </w:tc>
+      </w:tr>
+      <w:tr>
+        <w:tc>
+          <w:tcPr>
+            <w:tcW w:w="2828" w:type="dxa"/>
+            <w:tcBorders>
+              <w:top w:val="single" w:sz="4" w:space="0" w:color="BFBFBF"/>
+              <w:left w:val="single" w:sz="4" w:space="0" w:color="BFBFBF"/>
+              <w:bottom w:val="single" w:sz="4" w:space="0" w:color="BFBFBF"/>
+              <w:right w:val="single" w:sz="4" w:space="0" w:color="BFBFBF"/>
+            </w:tcBorders>
+            <w:shd w:val="clear" w:color="auto" w:fill="F2F2F2"/>
+            <w:tcMar>
+              <w:top w:w="80" w:type="dxa"/>
+              <w:left w:w="120" w:type="dxa"/>
+              <w:bottom w:w="80" w:type="dxa"/>
+              <w:right w:w="120" w:type="dxa"/>
+            </w:tcMar>
+            <w:vAlign w:val="center"/>
+          </w:tcPr>
+          <w:p>
+            <w:r>
+              <w:rPr>
+                <w:rFonts w:ascii="Calibri" w:eastAsia="Calibri" w:hAnsi="Calibri" w:cs="Calibri"/>
+                <w:b/>
+                <w:bCs/>
+                <w:sz w:val="19"/>
+                <w:szCs w:val="19"/>
+              </w:rPr>
+              <w:t>41. Cubierta</w:t>
+            </w:r>
+          </w:p>
+        </w:tc>
+        <w:tc>
+          <w:tcPr>
+            <w:tcW w:w="6010" w:type="dxa"/>
+            <w:tcBorders>
+              <w:top w:val="single" w:sz="4" w:space="0" w:color="BFBFBF"/>
+              <w:left w:val="single" w:sz="4" w:space="0" w:color="BFBFBF"/>
+              <w:bottom w:val="single" w:sz="4" w:space="0" w:color="BFBFBF"/>
+              <w:right w:val="single" w:sz="4" w:space="0" w:color="BFBFBF"/>
+            </w:tcBorders>
+            <w:tcMar>
+              <w:top w:w="80" w:type="dxa"/>
+              <w:left w:w="120" w:type="dxa"/>
+              <w:bottom w:w="80" w:type="dxa"/>
+              <w:right w:w="120" w:type="dxa"/>
+            </w:tcMar>
+            <w:vAlign w:val="center"/>
+          </w:tcPr>
+          <w:p>
+            <w:r>
+              <w:rPr>
+                <w:rFonts w:ascii="Calibri" w:eastAsia="Calibri" w:hAnsi="Calibri" w:cs="Calibri"/>
+                <w:sz w:val="19"/>
+                <w:szCs w:val="19"/>
+              </w:rPr>
+              <w:t>{{Cubierta}}</w:t>
+            </w:r>
+          </w:p>
+        </w:tc>
+      </w:tr>
+      <w:tr>
+        <w:tc>
+          <w:tcPr>
+            <w:tcW w:w="2828" w:type="dxa"/>
+            <w:tcBorders>
+              <w:top w:val="single" w:sz="4" w:space="0" w:color="BFBFBF"/>
+              <w:left w:val="single" w:sz="4" w:space="0" w:color="BFBFBF"/>
+              <w:bottom w:val="single" w:sz="4" w:space="0" w:color="BFBFBF"/>
+              <w:right w:val="single" w:sz="4" w:space="0" w:color="BFBFBF"/>
+            </w:tcBorders>
+            <w:shd w:val="clear" w:color="auto" w:fill="F2F2F2"/>
+            <w:tcMar>
+              <w:top w:w="80" w:type="dxa"/>
+              <w:left w:w="120" w:type="dxa"/>
+              <w:bottom w:w="80" w:type="dxa"/>
+              <w:right w:w="120" w:type="dxa"/>
+            </w:tcMar>
+            <w:vAlign w:val="center"/>
+          </w:tcPr>
+          <w:p>
+            <w:r>
+              <w:rPr>
+                <w:rFonts w:ascii="Calibri" w:eastAsia="Calibri" w:hAnsi="Calibri" w:cs="Calibri"/>
+                <w:b/>
+                <w:bCs/>
+                <w:sz w:val="19"/>
+                <w:szCs w:val="19"/>
+              </w:rPr>
+              <w:t>42. Escaleras</w:t>
+            </w:r>
+          </w:p>
+        </w:tc>
+        <w:tc>
+          <w:tcPr>
+            <w:tcW w:w="6010" w:type="dxa"/>
+            <w:tcBorders>
+              <w:top w:val="single" w:sz="4" w:space="0" w:color="BFBFBF"/>
+              <w:left w:val="single" w:sz="4" w:space="0" w:color="BFBFBF"/>
+              <w:bottom w:val="single" w:sz="4" w:space="0" w:color="BFBFBF"/>
+              <w:right w:val="single" w:sz="4" w:space="0" w:color="BFBFBF"/>
+            </w:tcBorders>
+            <w:tcMar>
+              <w:top w:w="80" w:type="dxa"/>
+              <w:left w:w="120" w:type="dxa"/>
+              <w:bottom w:w="80" w:type="dxa"/>
+              <w:right w:w="120" w:type="dxa"/>
+            </w:tcMar>
+            <w:vAlign w:val="center"/>
+          </w:tcPr>
+          <w:p>
+            <w:r>
+              <w:rPr>
+                <w:rFonts w:ascii="Calibri" w:eastAsia="Calibri" w:hAnsi="Calibri" w:cs="Calibri"/>
+                <w:sz w:val="19"/>
+                <w:szCs w:val="19"/>
+              </w:rPr>
+              <w:t>{{Escaleras}}</w:t>
+            </w:r>
+          </w:p>
+        </w:tc>
+      </w:tr>
+      <w:tr>
+        <w:tc>
+          <w:tcPr>
+            <w:tcW w:w="2828" w:type="dxa"/>
+            <w:tcBorders>
+              <w:top w:val="single" w:sz="4" w:space="0" w:color="BFBFBF"/>
+              <w:left w:val="single" w:sz="4" w:space="0" w:color="BFBFBF"/>
+              <w:bottom w:val="single" w:sz="4" w:space="0" w:color="BFBFBF"/>
+              <w:right w:val="single" w:sz="4" w:space="0" w:color="BFBFBF"/>
+            </w:tcBorders>
+            <w:shd w:val="clear" w:color="auto" w:fill="F2F2F2"/>
+            <w:tcMar>
+              <w:top w:w="80" w:type="dxa"/>
+              <w:left w:w="120" w:type="dxa"/>
+              <w:bottom w:w="80" w:type="dxa"/>
+              <w:right w:w="120" w:type="dxa"/>
+            </w:tcMar>
+            <w:vAlign w:val="center"/>
+          </w:tcPr>
+          <w:p>
+            <w:r>
+              <w:rPr>
+                <w:rFonts w:ascii="Calibri" w:eastAsia="Calibri" w:hAnsi="Calibri" w:cs="Calibri"/>
+                <w:b/>
+                <w:bCs/>
+                <w:sz w:val="19"/>
+                <w:szCs w:val="19"/>
+              </w:rPr>
+              <w:t>43. Tanques Elevados</w:t>
+            </w:r>
+          </w:p>
+        </w:tc>
+        <w:tc>
+          <w:tcPr>
+            <w:tcW w:w="6010" w:type="dxa"/>
+            <w:tcBorders>
+              <w:top w:val="single" w:sz="4" w:space="0" w:color="BFBFBF"/>
+              <w:left w:val="single" w:sz="4" w:space="0" w:color="BFBFBF"/>
+              <w:bottom w:val="single" w:sz="4" w:space="0" w:color="BFBFBF"/>
+              <w:right w:val="single" w:sz="4" w:space="0" w:color="BFBFBF"/>
+            </w:tcBorders>
+            <w:tcMar>
+              <w:top w:w="80" w:type="dxa"/>
+              <w:left w:w="120" w:type="dxa"/>
+              <w:bottom w:w="80" w:type="dxa"/>
+              <w:right w:w="120" w:type="dxa"/>
+            </w:tcMar>
+            <w:vAlign w:val="center"/>
+          </w:tcPr>
+          <w:p>
+            <w:r>
+              <w:rPr>
+                <w:rFonts w:ascii="Calibri" w:eastAsia="Calibri" w:hAnsi="Calibri" w:cs="Calibri"/>
+                <w:sz w:val="19"/>
+                <w:szCs w:val="19"/>
+              </w:rPr>
+              <w:t>{{Tanques_Elevados}}</w:t>
+            </w:r>
+          </w:p>
+        </w:tc>
+      </w:tr>
+      <w:tr>
+        <w:tc>
+          <w:tcPr>
+            <w:tcW w:w="2828" w:type="dxa"/>
+            <w:tcBorders>
+              <w:top w:val="single" w:sz="4" w:space="0" w:color="BFBFBF"/>
+              <w:left w:val="single" w:sz="4" w:space="0" w:color="BFBFBF"/>
+              <w:bottom w:val="single" w:sz="4" w:space="0" w:color="BFBFBF"/>
+              <w:right w:val="single" w:sz="4" w:space="0" w:color="BFBFBF"/>
+            </w:tcBorders>
+            <w:shd w:val="clear" w:color="auto" w:fill="F2F2F2"/>
+            <w:tcMar>
+              <w:top w:w="80" w:type="dxa"/>
+              <w:left w:w="120" w:type="dxa"/>
+              <w:bottom w:w="80" w:type="dxa"/>
+              <w:right w:w="120" w:type="dxa"/>
+            </w:tcMar>
+            <w:vAlign w:val="center"/>
+          </w:tcPr>
+          <w:p>
+            <w:r>
+              <w:rPr>
+                <w:rFonts w:ascii="Calibri" w:eastAsia="Calibri" w:hAnsi="Calibri" w:cs="Calibri"/>
+                <w:b/>
+                <w:bCs/>
+                <w:sz w:val="19"/>
+                <w:szCs w:val="19"/>
+              </w:rPr>
+              <w:t>44. Derrames Quimicos</w:t>
+            </w:r>
+          </w:p>
+        </w:tc>
+        <w:tc>
+          <w:tcPr>
+            <w:tcW w:w="6010" w:type="dxa"/>
+            <w:tcBorders>
+              <w:top w:val="single" w:sz="4" w:space="0" w:color="BFBFBF"/>
+              <w:left w:val="single" w:sz="4" w:space="0" w:color="BFBFBF"/>
+              <w:bottom w:val="single" w:sz="4" w:space="0" w:color="BFBFBF"/>
+              <w:right w:val="single" w:sz="4" w:space="0" w:color="BFBFBF"/>
+            </w:tcBorders>
+            <w:tcMar>
+              <w:top w:w="80" w:type="dxa"/>
+              <w:left w:w="120" w:type="dxa"/>
+              <w:bottom w:w="80" w:type="dxa"/>
+              <w:right w:w="120" w:type="dxa"/>
+            </w:tcMar>
+            <w:vAlign w:val="center"/>
+          </w:tcPr>
+          <w:p>
+            <w:r>
+              <w:rPr>
+                <w:rFonts w:ascii="Calibri" w:eastAsia="Calibri" w:hAnsi="Calibri" w:cs="Calibri"/>
+                <w:sz w:val="19"/>
+                <w:szCs w:val="19"/>
+              </w:rPr>
+              <w:t>{{Derrames_Quimicos}}</w:t>
+            </w:r>
+          </w:p>
+        </w:tc>
+      </w:tr>
+      <w:tr>
+        <w:tc>
+          <w:tcPr>
+            <w:tcW w:w="2828" w:type="dxa"/>
+            <w:tcBorders>
+              <w:top w:val="single" w:sz="4" w:space="0" w:color="BFBFBF"/>
+              <w:left w:val="single" w:sz="4" w:space="0" w:color="BFBFBF"/>
+              <w:bottom w:val="single" w:sz="4" w:space="0" w:color="BFBFBF"/>
+              <w:right w:val="single" w:sz="4" w:space="0" w:color="BFBFBF"/>
+            </w:tcBorders>
+            <w:shd w:val="clear" w:color="auto" w:fill="F2F2F2"/>
+            <w:tcMar>
+              <w:top w:w="80" w:type="dxa"/>
+              <w:left w:w="120" w:type="dxa"/>
+              <w:bottom w:w="80" w:type="dxa"/>
+              <w:right w:w="120" w:type="dxa"/>
+            </w:tcMar>
+            <w:vAlign w:val="center"/>
+          </w:tcPr>
+          <w:p>
+            <w:r>
+              <w:rPr>
+                <w:rFonts w:ascii="Calibri" w:eastAsia="Calibri" w:hAnsi="Calibri" w:cs="Calibri"/>
+                <w:b/>
+                <w:bCs/>
+                <w:sz w:val="19"/>
+                <w:szCs w:val="19"/>
+              </w:rPr>
+              <w:t>45.Instalaciones de Gas</w:t>
+            </w:r>
+          </w:p>
+        </w:tc>
+        <w:tc>
+          <w:tcPr>
+            <w:tcW w:w="6010" w:type="dxa"/>
+            <w:tcBorders>
+              <w:top w:val="single" w:sz="4" w:space="0" w:color="BFBFBF"/>
+              <w:left w:val="single" w:sz="4" w:space="0" w:color="BFBFBF"/>
+              <w:bottom w:val="single" w:sz="4" w:space="0" w:color="BFBFBF"/>
+              <w:right w:val="single" w:sz="4" w:space="0" w:color="BFBFBF"/>
+            </w:tcBorders>
+            <w:tcMar>
+              <w:top w:w="80" w:type="dxa"/>
+              <w:left w:w="120" w:type="dxa"/>
+              <w:bottom w:w="80" w:type="dxa"/>
+              <w:right w:w="120" w:type="dxa"/>
+            </w:tcMar>
+            <w:vAlign w:val="center"/>
+          </w:tcPr>
+          <w:p>
+            <w:r>
+              <w:rPr>
+                <w:rFonts w:ascii="Calibri" w:eastAsia="Calibri" w:hAnsi="Calibri" w:cs="Calibri"/>
+                <w:sz w:val="19"/>
+                <w:szCs w:val="19"/>
+              </w:rPr>
+              <w:t>{{Instalaciones_Gas}}</w:t>
+            </w:r>
+          </w:p>
+        </w:tc>
+      </w:tr>
+      <w:tr>
+        <w:tc>
+          <w:tcPr>
+            <w:tcW w:w="2828" w:type="dxa"/>
+            <w:tcBorders>
+              <w:top w:val="single" w:sz="4" w:space="0" w:color="BFBFBF"/>
+              <w:left w:val="single" w:sz="4" w:space="0" w:color="BFBFBF"/>
+              <w:bottom w:val="single" w:sz="4" w:space="0" w:color="BFBFBF"/>
+              <w:right w:val="single" w:sz="4" w:space="0" w:color="BFBFBF"/>
+            </w:tcBorders>
+            <w:shd w:val="clear" w:color="auto" w:fill="F2F2F2"/>
+            <w:tcMar>
+              <w:top w:w="80" w:type="dxa"/>
+              <w:left w:w="120" w:type="dxa"/>
+              <w:bottom w:w="80" w:type="dxa"/>
+              <w:right w:w="120" w:type="dxa"/>
+            </w:tcMar>
+            <w:vAlign w:val="center"/>
+          </w:tcPr>
+          <w:p>
+            <w:r>
+              <w:rPr>
+                <w:rFonts w:ascii="Calibri" w:eastAsia="Calibri" w:hAnsi="Calibri" w:cs="Calibri"/>
+                <w:b/>
+                <w:bCs/>
+                <w:sz w:val="19"/>
+                <w:szCs w:val="19"/>
+              </w:rPr>
+              <w:t>46.Instalaciones Electricas</w:t>
+            </w:r>
+          </w:p>
+        </w:tc>
+        <w:tc>
+          <w:tcPr>
+            <w:tcW w:w="6010" w:type="dxa"/>
+            <w:tcBorders>
+              <w:top w:val="single" w:sz="4" w:space="0" w:color="BFBFBF"/>
+              <w:left w:val="single" w:sz="4" w:space="0" w:color="BFBFBF"/>
+              <w:bottom w:val="single" w:sz="4" w:space="0" w:color="BFBFBF"/>
+              <w:right w:val="single" w:sz="4" w:space="0" w:color="BFBFBF"/>
+            </w:tcBorders>
+            <w:tcMar>
+              <w:top w:w="80" w:type="dxa"/>
+              <w:left w:w="120" w:type="dxa"/>
+              <w:bottom w:w="80" w:type="dxa"/>
+              <w:right w:w="120" w:type="dxa"/>
+            </w:tcMar>
+            <w:vAlign w:val="center"/>
+          </w:tcPr>
+          <w:p>
+            <w:r>
+              <w:rPr>
+                <w:rFonts w:ascii="Calibri" w:eastAsia="Calibri" w:hAnsi="Calibri" w:cs="Calibri"/>
+                <w:sz w:val="19"/>
+                <w:szCs w:val="19"/>
+              </w:rPr>
+              <w:t>{{Instalaciones_Electricas}}</w:t>
+            </w:r>
+          </w:p>
+        </w:tc>
+      </w:tr>
+      <w:tr>
+        <w:tc>
+          <w:tcPr>
+            <w:tcW w:w="2828" w:type="dxa"/>
+            <w:tcBorders>
+              <w:top w:val="single" w:sz="4" w:space="0" w:color="BFBFBF"/>
+              <w:left w:val="single" w:sz="4" w:space="0" w:color="BFBFBF"/>
+              <w:bottom w:val="single" w:sz="4" w:space="0" w:color="BFBFBF"/>
+              <w:right w:val="single" w:sz="4" w:space="0" w:color="BFBFBF"/>
+            </w:tcBorders>
+            <w:shd w:val="clear" w:color="auto" w:fill="F2F2F2"/>
+            <w:tcMar>
+              <w:top w:w="80" w:type="dxa"/>
+              <w:left w:w="120" w:type="dxa"/>
+              <w:bottom w:w="80" w:type="dxa"/>
+              <w:right w:w="120" w:type="dxa"/>
+            </w:tcMar>
+            <w:vAlign w:val="center"/>
+          </w:tcPr>
+          <w:p>
+            <w:r>
+              <w:rPr>
+                <w:rFonts w:ascii="Calibri" w:eastAsia="Calibri" w:hAnsi="Calibri" w:cs="Calibri"/>
+                <w:b/>
+                <w:bCs/>
+                <w:sz w:val="19"/>
+                <w:szCs w:val="19"/>
+              </w:rPr>
+              <w:t>47.Acueducto y Alcantarillado</w:t>
+            </w:r>
+          </w:p>
+        </w:tc>
+        <w:tc>
+          <w:tcPr>
+            <w:tcW w:w="6010" w:type="dxa"/>
+            <w:tcBorders>
+              <w:top w:val="single" w:sz="4" w:space="0" w:color="BFBFBF"/>
+              <w:left w:val="single" w:sz="4" w:space="0" w:color="BFBFBF"/>
+              <w:bottom w:val="single" w:sz="4" w:space="0" w:color="BFBFBF"/>
+              <w:right w:val="single" w:sz="4" w:space="0" w:color="BFBFBF"/>
+            </w:tcBorders>
+            <w:tcMar>
+              <w:top w:w="80" w:type="dxa"/>
+              <w:left w:w="120" w:type="dxa"/>
+              <w:bottom w:w="80" w:type="dxa"/>
+              <w:right w:w="120" w:type="dxa"/>
+            </w:tcMar>
+            <w:vAlign w:val="center"/>
+          </w:tcPr>
+          <w:p>
+            <w:r>
+              <w:rPr>
+                <w:rFonts w:ascii="Calibri" w:eastAsia="Calibri" w:hAnsi="Calibri" w:cs="Calibri"/>
+                <w:sz w:val="19"/>
+                <w:szCs w:val="19"/>
+              </w:rPr>
+              <w:t>{{Acueducto_Alcantarillado}}</w:t>
+            </w:r>
+          </w:p>
+        </w:tc>
+      </w:tr>
+      <w:tr>
+        <w:tc>
+          <w:tcPr>
+            <w:tcW w:w="2828" w:type="dxa"/>
+            <w:tcBorders>
+              <w:top w:val="single" w:sz="4" w:space="0" w:color="BFBFBF"/>
+              <w:left w:val="single" w:sz="4" w:space="0" w:color="BFBFBF"/>
+              <w:bottom w:val="single" w:sz="4" w:space="0" w:color="BFBFBF"/>
+              <w:right w:val="single" w:sz="4" w:space="0" w:color="BFBFBF"/>
+            </w:tcBorders>
+            <w:shd w:val="clear" w:color="auto" w:fill="F2F2F2"/>
+            <w:tcMar>
+              <w:top w:w="80" w:type="dxa"/>
+              <w:left w:w="120" w:type="dxa"/>
+              <w:bottom w:w="80" w:type="dxa"/>
+              <w:right w:w="120" w:type="dxa"/>
+            </w:tcMar>
+            <w:vAlign w:val="center"/>
+          </w:tcPr>
+          <w:p>
+            <w:r>
+              <w:rPr>
+                <w:rFonts w:ascii="Calibri" w:eastAsia="Calibri" w:hAnsi="Calibri" w:cs="Calibri"/>
+                <w:b/>
+                <w:bCs/>
+                <w:sz w:val="19"/>
+                <w:szCs w:val="19"/>
+              </w:rPr>
+              <w:t>48.Medidas de Seguridad Sugeridas</w:t>
+            </w:r>
+          </w:p>
+        </w:tc>
+        <w:tc>
+          <w:tcPr>
+            <w:tcW w:w="6010" w:type="dxa"/>
+            <w:tcBorders>
+              <w:top w:val="single" w:sz="4" w:space="0" w:color="BFBFBF"/>
+              <w:left w:val="single" w:sz="4" w:space="0" w:color="BFBFBF"/>
+              <w:bottom w:val="single" w:sz="4" w:space="0" w:color="BFBFBF"/>
+              <w:right w:val="single" w:sz="4" w:space="0" w:color="BFBFBF"/>
+            </w:tcBorders>
+            <w:tcMar>
+              <w:top w:w="80" w:type="dxa"/>
+              <w:left w:w="120" w:type="dxa"/>
+              <w:bottom w:w="80" w:type="dxa"/>
+              <w:right w:w="120" w:type="dxa"/>
+            </w:tcMar>
+            <w:vAlign w:val="center"/>
+          </w:tcPr>
+          <w:p>
+            <w:r>
+              <w:rPr>
+                <w:rFonts w:ascii="Calibri" w:eastAsia="Calibri" w:hAnsi="Calibri" w:cs="Calibri"/>
+                <w:sz w:val="19"/>
+                <w:szCs w:val="19"/>
+              </w:rPr>
+              <w:t>{{Medidas_de_Seguridad_Sugeridas}}</w:t>
+            </w:r>
+          </w:p>
+        </w:tc>
+      </w:tr>
+      <w:tr>
+        <w:tc>
+          <w:tcPr>
+            <w:tcW w:w="2828" w:type="dxa"/>
+            <w:tcBorders>
+              <w:top w:val="single" w:sz="4" w:space="0" w:color="BFBFBF"/>
+              <w:left w:val="single" w:sz="4" w:space="0" w:color="BFBFBF"/>
+              <w:bottom w:val="single" w:sz="4" w:space="0" w:color="BFBFBF"/>
+              <w:right w:val="single" w:sz="4" w:space="0" w:color="BFBFBF"/>
+            </w:tcBorders>
+            <w:shd w:val="clear" w:color="auto" w:fill="F2F2F2"/>
+            <w:tcMar>
+              <w:top w:w="80" w:type="dxa"/>
+              <w:left w:w="120" w:type="dxa"/>
+              <w:bottom w:w="80" w:type="dxa"/>
+              <w:right w:w="120" w:type="dxa"/>
+            </w:tcMar>
+            <w:vAlign w:val="center"/>
+          </w:tcPr>
+          <w:p>
+            <w:r>
+              <w:rPr>
+                <w:rFonts w:ascii="Calibri" w:eastAsia="Calibri" w:hAnsi="Calibri" w:cs="Calibri"/>
+                <w:b/>
+                <w:bCs/>
+                <w:sz w:val="19"/>
+                <w:szCs w:val="19"/>
+              </w:rPr>
+              <w:t>49. Riesgo no estructural</w:t>
+            </w:r>
+          </w:p>
+        </w:tc>
+        <w:tc>
+          <w:tcPr>
+            <w:tcW w:w="6010" w:type="dxa"/>
+            <w:tcBorders>
+              <w:top w:val="single" w:sz="4" w:space="0" w:color="BFBFBF"/>
+              <w:left w:val="single" w:sz="4" w:space="0" w:color="BFBFBF"/>
+              <w:bottom w:val="single" w:sz="4" w:space="0" w:color="BFBFBF"/>
+              <w:right w:val="single" w:sz="4" w:space="0" w:color="BFBFBF"/>
+            </w:tcBorders>
+            <w:tcMar>
+              <w:top w:w="80" w:type="dxa"/>
+              <w:left w:w="120" w:type="dxa"/>
+              <w:bottom w:w="80" w:type="dxa"/>
+              <w:right w:w="120" w:type="dxa"/>
+            </w:tcMar>
+            <w:vAlign w:val="center"/>
+          </w:tcPr>
+          <w:p>
+            <w:r>
+              <w:rPr>
+                <w:rFonts w:ascii="Calibri" w:eastAsia="Calibri" w:hAnsi="Calibri" w:cs="Calibri"/>
+                <w:sz w:val="19"/>
+                <w:szCs w:val="19"/>
+              </w:rPr>
+              <w:t>{{_23_riesgo_no_estructural}}</w:t>
+            </w:r>
+          </w:p>
+        </w:tc>
+      </w:tr>
+      <w:tr>
+        <w:tc>
+          <w:tcPr>
+            <w:tcW w:w="2828" w:type="dxa"/>
+            <w:tcBorders>
+              <w:top w:val="single" w:sz="4" w:space="0" w:color="BFBFBF"/>
+              <w:left w:val="single" w:sz="4" w:space="0" w:color="BFBFBF"/>
+              <w:bottom w:val="single" w:sz="4" w:space="0" w:color="BFBFBF"/>
+              <w:right w:val="single" w:sz="4" w:space="0" w:color="BFBFBF"/>
+            </w:tcBorders>
+            <w:shd w:val="clear" w:color="auto" w:fill="F2F2F2"/>
+            <w:tcMar>
+              <w:top w:w="80" w:type="dxa"/>
+              <w:left w:w="120" w:type="dxa"/>
+              <w:bottom w:w="80" w:type="dxa"/>
+              <w:right w:w="120" w:type="dxa"/>
+            </w:tcMar>
+            <w:vAlign w:val="center"/>
+          </w:tcPr>
+          <w:p>
+            <w:r>
+              <w:rPr>
+                <w:rFonts w:ascii="Calibri" w:eastAsia="Calibri" w:hAnsi="Calibri" w:cs="Calibri"/>
+                <w:b/>
+                <w:bCs/>
+                <w:sz w:val="19"/>
+                <w:szCs w:val="19"/>
+              </w:rPr>
+              <w:t>50. Observaciones no estructurales</w:t>
+            </w:r>
+          </w:p>
+        </w:tc>
+        <w:tc>
+          <w:tcPr>
+            <w:tcW w:w="6010" w:type="dxa"/>
+            <w:tcBorders>
+              <w:top w:val="single" w:sz="4" w:space="0" w:color="BFBFBF"/>
+              <w:left w:val="single" w:sz="4" w:space="0" w:color="BFBFBF"/>
+              <w:bottom w:val="single" w:sz="4" w:space="0" w:color="BFBFBF"/>
+              <w:right w:val="single" w:sz="4" w:space="0" w:color="BFBFBF"/>
+            </w:tcBorders>
+            <w:tcMar>
+              <w:top w:w="80" w:type="dxa"/>
+              <w:left w:w="120" w:type="dxa"/>
+              <w:bottom w:w="80" w:type="dxa"/>
+              <w:right w:w="120" w:type="dxa"/>
+            </w:tcMar>
+            <w:vAlign w:val="center"/>
+          </w:tcPr>
+          <w:p>
+            <w:r>
+              <w:rPr>
+                <w:rFonts w:ascii="Calibri" w:eastAsia="Calibri" w:hAnsi="Calibri" w:cs="Calibri"/>
+                <w:sz w:val="19"/>
+                <w:szCs w:val="19"/>
+              </w:rPr>
               <w:t>{{</w:t>
             </w:r>
-            <w:proofErr w:type="spellStart"/>
-            <w:r>
-              <w:rPr>
-                <w:rFonts w:ascii="Calibri" w:eastAsia="Calibri" w:hAnsi="Calibri" w:cs="Calibri"/>
-                <w:sz w:val="19"/>
-                <w:szCs w:val="19"/>
-              </w:rPr>
-              <w:t>Muros_Fachada_Antepechos</w:t>
-            </w:r>
-            <w:proofErr w:type="spellEnd"/>
-            <w:r>
-              <w:rPr>
-                <w:rFonts w:ascii="Calibri" w:eastAsia="Calibri" w:hAnsi="Calibri" w:cs="Calibri"/>
-                <w:sz w:val="19"/>
-                <w:szCs w:val="19"/>
-              </w:rPr>
-              <w:t>}}</w:t>
-            </w:r>
-          </w:p>
-        </w:tc>
-      </w:tr>
-      <w:tr>
-        <w:tc>
-          <w:tcPr>
-            <w:tcW w:w="2828" w:type="dxa"/>
-            <w:tcBorders>
-              <w:top w:val="single" w:sz="4" w:space="0" w:color="BFBFBF"/>
-              <w:left w:val="single" w:sz="4" w:space="0" w:color="BFBFBF"/>
-              <w:bottom w:val="single" w:sz="4" w:space="0" w:color="BFBFBF"/>
-              <w:right w:val="single" w:sz="4" w:space="0" w:color="BFBFBF"/>
-            </w:tcBorders>
-            <w:shd w:val="clear" w:color="auto" w:fill="F2F2F2"/>
-            <w:tcMar>
-              <w:top w:w="80" w:type="dxa"/>
-              <w:left w:w="120" w:type="dxa"/>
-              <w:bottom w:w="80" w:type="dxa"/>
-              <w:right w:w="120" w:type="dxa"/>
-            </w:tcMar>
-            <w:vAlign w:val="center"/>
-          </w:tcPr>
-          <w:p>
-            <w:r>
-              <w:rPr>
-                <w:rFonts w:ascii="Calibri" w:eastAsia="Calibri" w:hAnsi="Calibri" w:cs="Calibri"/>
-                <w:b/>
-                <w:bCs/>
-                <w:sz w:val="19"/>
-                <w:szCs w:val="19"/>
-              </w:rPr>
-              <w:t>39. Muros Divisorios o Particiones</w:t>
-            </w:r>
-          </w:p>
-        </w:tc>
-        <w:tc>
-          <w:tcPr>
-            <w:tcW w:w="6010" w:type="dxa"/>
-            <w:tcBorders>
-              <w:top w:val="single" w:sz="4" w:space="0" w:color="BFBFBF"/>
-              <w:left w:val="single" w:sz="4" w:space="0" w:color="BFBFBF"/>
-              <w:bottom w:val="single" w:sz="4" w:space="0" w:color="BFBFBF"/>
-              <w:right w:val="single" w:sz="4" w:space="0" w:color="BFBFBF"/>
-            </w:tcBorders>
-            <w:tcMar>
-              <w:top w:w="80" w:type="dxa"/>
-              <w:left w:w="120" w:type="dxa"/>
-              <w:bottom w:w="80" w:type="dxa"/>
-              <w:right w:w="120" w:type="dxa"/>
-            </w:tcMar>
-            <w:vAlign w:val="center"/>
-          </w:tcPr>
-          <w:p>
-            <w:r>
-              <w:rPr>
-                <w:rFonts w:ascii="Calibri" w:eastAsia="Calibri" w:hAnsi="Calibri" w:cs="Calibri"/>
-                <w:sz w:val="19"/>
-                <w:szCs w:val="19"/>
-              </w:rPr>
-              <w:t>{{</w:t>
-            </w:r>
-            <w:proofErr w:type="spellStart"/>
-            <w:r>
-              <w:rPr>
-                <w:rFonts w:ascii="Calibri" w:eastAsia="Calibri" w:hAnsi="Calibri" w:cs="Calibri"/>
-                <w:sz w:val="19"/>
-                <w:szCs w:val="19"/>
-              </w:rPr>
-              <w:t>Muros_Divisorios_Particiones</w:t>
-            </w:r>
-            <w:proofErr w:type="spellEnd"/>
-            <w:r>
-              <w:rPr>
-                <w:rFonts w:ascii="Calibri" w:eastAsia="Calibri" w:hAnsi="Calibri" w:cs="Calibri"/>
-                <w:sz w:val="19"/>
-                <w:szCs w:val="19"/>
-              </w:rPr>
-              <w:t>}}</w:t>
-            </w:r>
-          </w:p>
-        </w:tc>
-      </w:tr>
-      <w:tr>
-        <w:tc>
-          <w:tcPr>
-            <w:tcW w:w="2828" w:type="dxa"/>
-            <w:tcBorders>
-              <w:top w:val="single" w:sz="4" w:space="0" w:color="BFBFBF"/>
-              <w:left w:val="single" w:sz="4" w:space="0" w:color="BFBFBF"/>
-              <w:bottom w:val="single" w:sz="4" w:space="0" w:color="BFBFBF"/>
-              <w:right w:val="single" w:sz="4" w:space="0" w:color="BFBFBF"/>
-            </w:tcBorders>
-            <w:shd w:val="clear" w:color="auto" w:fill="F2F2F2"/>
-            <w:tcMar>
-              <w:top w:w="80" w:type="dxa"/>
-              <w:left w:w="120" w:type="dxa"/>
-              <w:bottom w:w="80" w:type="dxa"/>
-              <w:right w:w="120" w:type="dxa"/>
-            </w:tcMar>
-            <w:vAlign w:val="center"/>
-          </w:tcPr>
-          <w:p>
-            <w:r>
-              <w:rPr>
-                <w:rFonts w:ascii="Calibri" w:eastAsia="Calibri" w:hAnsi="Calibri" w:cs="Calibri"/>
-                <w:b/>
-                <w:bCs/>
-                <w:sz w:val="19"/>
-                <w:szCs w:val="19"/>
-              </w:rPr>
-              <w:t>40. Muros Cielos Rasos y Luminarias</w:t>
-            </w:r>
-          </w:p>
-        </w:tc>
-        <w:tc>
-          <w:tcPr>
-            <w:tcW w:w="6010" w:type="dxa"/>
-            <w:tcBorders>
-              <w:top w:val="single" w:sz="4" w:space="0" w:color="BFBFBF"/>
-              <w:left w:val="single" w:sz="4" w:space="0" w:color="BFBFBF"/>
-              <w:bottom w:val="single" w:sz="4" w:space="0" w:color="BFBFBF"/>
-              <w:right w:val="single" w:sz="4" w:space="0" w:color="BFBFBF"/>
-            </w:tcBorders>
-            <w:tcMar>
-              <w:top w:w="80" w:type="dxa"/>
-              <w:left w:w="120" w:type="dxa"/>
-              <w:bottom w:w="80" w:type="dxa"/>
-              <w:right w:w="120" w:type="dxa"/>
-            </w:tcMar>
-            <w:vAlign w:val="center"/>
-          </w:tcPr>
-          <w:p>
-            <w:r>
-              <w:rPr>
-                <w:rFonts w:ascii="Calibri" w:eastAsia="Calibri" w:hAnsi="Calibri" w:cs="Calibri"/>
-                <w:sz w:val="19"/>
-                <w:szCs w:val="19"/>
-              </w:rPr>
-              <w:t>{{</w:t>
-            </w:r>
-            <w:proofErr w:type="spellStart"/>
-            <w:r>
-              <w:rPr>
-                <w:rFonts w:ascii="Calibri" w:eastAsia="Calibri" w:hAnsi="Calibri" w:cs="Calibri"/>
-                <w:sz w:val="19"/>
-                <w:szCs w:val="19"/>
-              </w:rPr>
-              <w:t>Muros_Cielos_Rasos_Luminarias</w:t>
-            </w:r>
-            <w:proofErr w:type="spellEnd"/>
-            <w:r>
-              <w:rPr>
-                <w:rFonts w:ascii="Calibri" w:eastAsia="Calibri" w:hAnsi="Calibri" w:cs="Calibri"/>
-                <w:sz w:val="19"/>
-                <w:szCs w:val="19"/>
-              </w:rPr>
-              <w:t>}}</w:t>
-            </w:r>
-          </w:p>
-        </w:tc>
-      </w:tr>
-      <w:tr>
-        <w:tc>
-          <w:tcPr>
-            <w:tcW w:w="2828" w:type="dxa"/>
-            <w:tcBorders>
-              <w:top w:val="single" w:sz="4" w:space="0" w:color="BFBFBF"/>
-              <w:left w:val="single" w:sz="4" w:space="0" w:color="BFBFBF"/>
-              <w:bottom w:val="single" w:sz="4" w:space="0" w:color="BFBFBF"/>
-              <w:right w:val="single" w:sz="4" w:space="0" w:color="BFBFBF"/>
-            </w:tcBorders>
-            <w:shd w:val="clear" w:color="auto" w:fill="F2F2F2"/>
-            <w:tcMar>
-              <w:top w:w="80" w:type="dxa"/>
-              <w:left w:w="120" w:type="dxa"/>
-              <w:bottom w:w="80" w:type="dxa"/>
-              <w:right w:w="120" w:type="dxa"/>
-            </w:tcMar>
-            <w:vAlign w:val="center"/>
-          </w:tcPr>
-          <w:p>
-            <w:r>
-              <w:rPr>
-                <w:rFonts w:ascii="Calibri" w:eastAsia="Calibri" w:hAnsi="Calibri" w:cs="Calibri"/>
-                <w:b/>
-                <w:bCs/>
-                <w:sz w:val="19"/>
-                <w:szCs w:val="19"/>
-              </w:rPr>
-              <w:t>41. Cubierta</w:t>
-            </w:r>
-          </w:p>
-        </w:tc>
-        <w:tc>
-          <w:tcPr>
-            <w:tcW w:w="6010" w:type="dxa"/>
-            <w:tcBorders>
-              <w:top w:val="single" w:sz="4" w:space="0" w:color="BFBFBF"/>
-              <w:left w:val="single" w:sz="4" w:space="0" w:color="BFBFBF"/>
-              <w:bottom w:val="single" w:sz="4" w:space="0" w:color="BFBFBF"/>
-              <w:right w:val="single" w:sz="4" w:space="0" w:color="BFBFBF"/>
-            </w:tcBorders>
-            <w:tcMar>
-              <w:top w:w="80" w:type="dxa"/>
-              <w:left w:w="120" w:type="dxa"/>
-              <w:bottom w:w="80" w:type="dxa"/>
-              <w:right w:w="120" w:type="dxa"/>
-            </w:tcMar>
-            <w:vAlign w:val="center"/>
-          </w:tcPr>
-          <w:p>
-            <w:r>
-              <w:rPr>
-                <w:rFonts w:ascii="Calibri" w:eastAsia="Calibri" w:hAnsi="Calibri" w:cs="Calibri"/>
-                <w:sz w:val="19"/>
-                <w:szCs w:val="19"/>
-              </w:rPr>
-              <w:t>{{Cubierta}}</w:t>
-            </w:r>
-          </w:p>
-        </w:tc>
-      </w:tr>
-      <w:tr>
-        <w:tc>
-          <w:tcPr>
-            <w:tcW w:w="2828" w:type="dxa"/>
-            <w:tcBorders>
-              <w:top w:val="single" w:sz="4" w:space="0" w:color="BFBFBF"/>
-              <w:left w:val="single" w:sz="4" w:space="0" w:color="BFBFBF"/>
-              <w:bottom w:val="single" w:sz="4" w:space="0" w:color="BFBFBF"/>
-              <w:right w:val="single" w:sz="4" w:space="0" w:color="BFBFBF"/>
-            </w:tcBorders>
-            <w:shd w:val="clear" w:color="auto" w:fill="F2F2F2"/>
-            <w:tcMar>
-              <w:top w:w="80" w:type="dxa"/>
-              <w:left w:w="120" w:type="dxa"/>
-              <w:bottom w:w="80" w:type="dxa"/>
-              <w:right w:w="120" w:type="dxa"/>
-            </w:tcMar>
-            <w:vAlign w:val="center"/>
-          </w:tcPr>
-          <w:p>
-            <w:r>
-              <w:rPr>
-                <w:rFonts w:ascii="Calibri" w:eastAsia="Calibri" w:hAnsi="Calibri" w:cs="Calibri"/>
-                <w:b/>
-                <w:bCs/>
-                <w:sz w:val="19"/>
-                <w:szCs w:val="19"/>
-              </w:rPr>
-              <w:t>42. Escaleras</w:t>
-            </w:r>
-          </w:p>
-        </w:tc>
-        <w:tc>
-          <w:tcPr>
-            <w:tcW w:w="6010" w:type="dxa"/>
-            <w:tcBorders>
-              <w:top w:val="single" w:sz="4" w:space="0" w:color="BFBFBF"/>
-              <w:left w:val="single" w:sz="4" w:space="0" w:color="BFBFBF"/>
-              <w:bottom w:val="single" w:sz="4" w:space="0" w:color="BFBFBF"/>
-              <w:right w:val="single" w:sz="4" w:space="0" w:color="BFBFBF"/>
-            </w:tcBorders>
-            <w:tcMar>
-              <w:top w:w="80" w:type="dxa"/>
-              <w:left w:w="120" w:type="dxa"/>
-              <w:bottom w:w="80" w:type="dxa"/>
-              <w:right w:w="120" w:type="dxa"/>
-            </w:tcMar>
-            <w:vAlign w:val="center"/>
-          </w:tcPr>
-          <w:p>
-            <w:r>
-              <w:rPr>
-                <w:rFonts w:ascii="Calibri" w:eastAsia="Calibri" w:hAnsi="Calibri" w:cs="Calibri"/>
-                <w:sz w:val="19"/>
-                <w:szCs w:val="19"/>
-              </w:rPr>
-              <w:t>{{Escaleras}}</w:t>
-            </w:r>
-          </w:p>
-        </w:tc>
-      </w:tr>
-      <w:tr>
-        <w:tc>
-          <w:tcPr>
-            <w:tcW w:w="2828" w:type="dxa"/>
-            <w:tcBorders>
-              <w:top w:val="single" w:sz="4" w:space="0" w:color="BFBFBF"/>
-              <w:left w:val="single" w:sz="4" w:space="0" w:color="BFBFBF"/>
-              <w:bottom w:val="single" w:sz="4" w:space="0" w:color="BFBFBF"/>
-              <w:right w:val="single" w:sz="4" w:space="0" w:color="BFBFBF"/>
-            </w:tcBorders>
-            <w:shd w:val="clear" w:color="auto" w:fill="F2F2F2"/>
-            <w:tcMar>
-              <w:top w:w="80" w:type="dxa"/>
-              <w:left w:w="120" w:type="dxa"/>
-              <w:bottom w:w="80" w:type="dxa"/>
-              <w:right w:w="120" w:type="dxa"/>
-            </w:tcMar>
-            <w:vAlign w:val="center"/>
-          </w:tcPr>
-          <w:p>
-            <w:r>
-              <w:rPr>
-                <w:rFonts w:ascii="Calibri" w:eastAsia="Calibri" w:hAnsi="Calibri" w:cs="Calibri"/>
-                <w:b/>
-                <w:bCs/>
-                <w:sz w:val="19"/>
-                <w:szCs w:val="19"/>
-              </w:rPr>
-              <w:t>43. Tanques Elevados</w:t>
-            </w:r>
-          </w:p>
-        </w:tc>
-        <w:tc>
-          <w:tcPr>
-            <w:tcW w:w="6010" w:type="dxa"/>
-            <w:tcBorders>
-              <w:top w:val="single" w:sz="4" w:space="0" w:color="BFBFBF"/>
-              <w:left w:val="single" w:sz="4" w:space="0" w:color="BFBFBF"/>
-              <w:bottom w:val="single" w:sz="4" w:space="0" w:color="BFBFBF"/>
-              <w:right w:val="single" w:sz="4" w:space="0" w:color="BFBFBF"/>
-            </w:tcBorders>
-            <w:tcMar>
-              <w:top w:w="80" w:type="dxa"/>
-              <w:left w:w="120" w:type="dxa"/>
-              <w:bottom w:w="80" w:type="dxa"/>
-              <w:right w:w="120" w:type="dxa"/>
-            </w:tcMar>
-            <w:vAlign w:val="center"/>
-          </w:tcPr>
-          <w:p>
-            <w:r>
-              <w:rPr>
-                <w:rFonts w:ascii="Calibri" w:eastAsia="Calibri" w:hAnsi="Calibri" w:cs="Calibri"/>
-                <w:sz w:val="19"/>
-                <w:szCs w:val="19"/>
-              </w:rPr>
-              <w:t>{{</w:t>
-            </w:r>
-            <w:proofErr w:type="spellStart"/>
-            <w:r>
-              <w:rPr>
-                <w:rFonts w:ascii="Calibri" w:eastAsia="Calibri" w:hAnsi="Calibri" w:cs="Calibri"/>
-                <w:sz w:val="19"/>
-                <w:szCs w:val="19"/>
-              </w:rPr>
-              <w:t>Tanques_Elevados</w:t>
-            </w:r>
-            <w:proofErr w:type="spellEnd"/>
-            <w:r>
-              <w:rPr>
-                <w:rFonts w:ascii="Calibri" w:eastAsia="Calibri" w:hAnsi="Calibri" w:cs="Calibri"/>
-                <w:sz w:val="19"/>
-                <w:szCs w:val="19"/>
-              </w:rPr>
-              <w:t>}}</w:t>
-            </w:r>
-          </w:p>
-        </w:tc>
-      </w:tr>
-      <w:tr>
-        <w:tc>
-          <w:tcPr>
-            <w:tcW w:w="2828" w:type="dxa"/>
-            <w:tcBorders>
-              <w:top w:val="single" w:sz="4" w:space="0" w:color="BFBFBF"/>
-              <w:left w:val="single" w:sz="4" w:space="0" w:color="BFBFBF"/>
-              <w:bottom w:val="single" w:sz="4" w:space="0" w:color="BFBFBF"/>
-              <w:right w:val="single" w:sz="4" w:space="0" w:color="BFBFBF"/>
-            </w:tcBorders>
-            <w:shd w:val="clear" w:color="auto" w:fill="F2F2F2"/>
-            <w:tcMar>
-              <w:top w:w="80" w:type="dxa"/>
-              <w:left w:w="120" w:type="dxa"/>
-              <w:bottom w:w="80" w:type="dxa"/>
-              <w:right w:w="120" w:type="dxa"/>
-            </w:tcMar>
-            <w:vAlign w:val="center"/>
-          </w:tcPr>
-          <w:p>
-            <w:r>
-              <w:rPr>
-                <w:rFonts w:ascii="Calibri" w:eastAsia="Calibri" w:hAnsi="Calibri" w:cs="Calibri"/>
-                <w:b/>
-                <w:bCs/>
-                <w:sz w:val="19"/>
-                <w:szCs w:val="19"/>
-              </w:rPr>
-              <w:t xml:space="preserve">44. Derrames </w:t>
-            </w:r>
-            <w:proofErr w:type="spellStart"/>
-            <w:r>
-              <w:rPr>
-                <w:rFonts w:ascii="Calibri" w:eastAsia="Calibri" w:hAnsi="Calibri" w:cs="Calibri"/>
-                <w:b/>
-                <w:bCs/>
-                <w:sz w:val="19"/>
-                <w:szCs w:val="19"/>
-              </w:rPr>
-              <w:t>Quimicos</w:t>
-            </w:r>
-            <w:proofErr w:type="spellEnd"/>
-          </w:p>
-        </w:tc>
-        <w:tc>
-          <w:tcPr>
-            <w:tcW w:w="6010" w:type="dxa"/>
-            <w:tcBorders>
-              <w:top w:val="single" w:sz="4" w:space="0" w:color="BFBFBF"/>
-              <w:left w:val="single" w:sz="4" w:space="0" w:color="BFBFBF"/>
-              <w:bottom w:val="single" w:sz="4" w:space="0" w:color="BFBFBF"/>
-              <w:right w:val="single" w:sz="4" w:space="0" w:color="BFBFBF"/>
-            </w:tcBorders>
-            <w:tcMar>
-              <w:top w:w="80" w:type="dxa"/>
-              <w:left w:w="120" w:type="dxa"/>
-              <w:bottom w:w="80" w:type="dxa"/>
-              <w:right w:w="120" w:type="dxa"/>
-            </w:tcMar>
-            <w:vAlign w:val="center"/>
-          </w:tcPr>
-          <w:p>
-            <w:r>
-              <w:rPr>
-                <w:rFonts w:ascii="Calibri" w:eastAsia="Calibri" w:hAnsi="Calibri" w:cs="Calibri"/>
-                <w:sz w:val="19"/>
-                <w:szCs w:val="19"/>
-              </w:rPr>
-              <w:t>{{</w:t>
-            </w:r>
-            <w:proofErr w:type="spellStart"/>
-            <w:r>
-              <w:rPr>
-                <w:rFonts w:ascii="Calibri" w:eastAsia="Calibri" w:hAnsi="Calibri" w:cs="Calibri"/>
-                <w:sz w:val="19"/>
-                <w:szCs w:val="19"/>
-              </w:rPr>
-              <w:t>Derrames_Quimicos</w:t>
-            </w:r>
-            <w:proofErr w:type="spellEnd"/>
-            <w:r>
-              <w:rPr>
-                <w:rFonts w:ascii="Calibri" w:eastAsia="Calibri" w:hAnsi="Calibri" w:cs="Calibri"/>
-                <w:sz w:val="19"/>
-                <w:szCs w:val="19"/>
-              </w:rPr>
-              <w:t>}}</w:t>
-            </w:r>
-          </w:p>
-        </w:tc>
-      </w:tr>
-      <w:tr>
-        <w:tc>
-          <w:tcPr>
-            <w:tcW w:w="2828" w:type="dxa"/>
-            <w:tcBorders>
-              <w:top w:val="single" w:sz="4" w:space="0" w:color="BFBFBF"/>
-              <w:left w:val="single" w:sz="4" w:space="0" w:color="BFBFBF"/>
-              <w:bottom w:val="single" w:sz="4" w:space="0" w:color="BFBFBF"/>
-              <w:right w:val="single" w:sz="4" w:space="0" w:color="BFBFBF"/>
-            </w:tcBorders>
-            <w:shd w:val="clear" w:color="auto" w:fill="F2F2F2"/>
-            <w:tcMar>
-              <w:top w:w="80" w:type="dxa"/>
-              <w:left w:w="120" w:type="dxa"/>
-              <w:bottom w:w="80" w:type="dxa"/>
-              <w:right w:w="120" w:type="dxa"/>
-            </w:tcMar>
-            <w:vAlign w:val="center"/>
-          </w:tcPr>
-          <w:p>
-            <w:r>
-              <w:rPr>
-                <w:rFonts w:ascii="Calibri" w:eastAsia="Calibri" w:hAnsi="Calibri" w:cs="Calibri"/>
-                <w:b/>
-                <w:bCs/>
-                <w:sz w:val="19"/>
-                <w:szCs w:val="19"/>
-              </w:rPr>
-              <w:t>45.Instalaciones de Gas</w:t>
-            </w:r>
-          </w:p>
-        </w:tc>
-        <w:tc>
-          <w:tcPr>
-            <w:tcW w:w="6010" w:type="dxa"/>
-            <w:tcBorders>
-              <w:top w:val="single" w:sz="4" w:space="0" w:color="BFBFBF"/>
-              <w:left w:val="single" w:sz="4" w:space="0" w:color="BFBFBF"/>
-              <w:bottom w:val="single" w:sz="4" w:space="0" w:color="BFBFBF"/>
-              <w:right w:val="single" w:sz="4" w:space="0" w:color="BFBFBF"/>
-            </w:tcBorders>
-            <w:tcMar>
-              <w:top w:w="80" w:type="dxa"/>
-              <w:left w:w="120" w:type="dxa"/>
-              <w:bottom w:w="80" w:type="dxa"/>
-              <w:right w:w="120" w:type="dxa"/>
-            </w:tcMar>
-            <w:vAlign w:val="center"/>
-          </w:tcPr>
-          <w:p>
-            <w:r>
-              <w:rPr>
-                <w:rFonts w:ascii="Calibri" w:eastAsia="Calibri" w:hAnsi="Calibri" w:cs="Calibri"/>
-                <w:sz w:val="19"/>
-                <w:szCs w:val="19"/>
-              </w:rPr>
-              <w:t>{{</w:t>
-            </w:r>
-            <w:proofErr w:type="spellStart"/>
-            <w:r>
-              <w:rPr>
-                <w:rFonts w:ascii="Calibri" w:eastAsia="Calibri" w:hAnsi="Calibri" w:cs="Calibri"/>
-                <w:sz w:val="19"/>
-                <w:szCs w:val="19"/>
-              </w:rPr>
-              <w:t>Instalaciones_Gas</w:t>
-            </w:r>
-            <w:proofErr w:type="spellEnd"/>
-            <w:r>
-              <w:rPr>
-                <w:rFonts w:ascii="Calibri" w:eastAsia="Calibri" w:hAnsi="Calibri" w:cs="Calibri"/>
-                <w:sz w:val="19"/>
-                <w:szCs w:val="19"/>
-              </w:rPr>
-              <w:t>}}</w:t>
-            </w:r>
-          </w:p>
-        </w:tc>
-      </w:tr>
-      <w:tr>
-        <w:tc>
-          <w:tcPr>
-            <w:tcW w:w="2828" w:type="dxa"/>
-            <w:tcBorders>
-              <w:top w:val="single" w:sz="4" w:space="0" w:color="BFBFBF"/>
-              <w:left w:val="single" w:sz="4" w:space="0" w:color="BFBFBF"/>
-              <w:bottom w:val="single" w:sz="4" w:space="0" w:color="BFBFBF"/>
-              <w:right w:val="single" w:sz="4" w:space="0" w:color="BFBFBF"/>
-            </w:tcBorders>
-            <w:shd w:val="clear" w:color="auto" w:fill="F2F2F2"/>
-            <w:tcMar>
-              <w:top w:w="80" w:type="dxa"/>
-              <w:left w:w="120" w:type="dxa"/>
-              <w:bottom w:w="80" w:type="dxa"/>
-              <w:right w:w="120" w:type="dxa"/>
-            </w:tcMar>
-            <w:vAlign w:val="center"/>
-          </w:tcPr>
-          <w:p>
-            <w:r>
-              <w:rPr>
-                <w:rFonts w:ascii="Calibri" w:eastAsia="Calibri" w:hAnsi="Calibri" w:cs="Calibri"/>
-                <w:b/>
-                <w:bCs/>
-                <w:sz w:val="19"/>
-                <w:szCs w:val="19"/>
-              </w:rPr>
-              <w:t xml:space="preserve">46.Instalaciones </w:t>
-            </w:r>
-            <w:proofErr w:type="spellStart"/>
-            <w:r>
-              <w:rPr>
-                <w:rFonts w:ascii="Calibri" w:eastAsia="Calibri" w:hAnsi="Calibri" w:cs="Calibri"/>
-                <w:b/>
-                <w:bCs/>
-                <w:sz w:val="19"/>
-                <w:szCs w:val="19"/>
-              </w:rPr>
-              <w:t>Electricas</w:t>
-            </w:r>
-            <w:proofErr w:type="spellEnd"/>
-          </w:p>
-        </w:tc>
-        <w:tc>
-          <w:tcPr>
-            <w:tcW w:w="6010" w:type="dxa"/>
-            <w:tcBorders>
-              <w:top w:val="single" w:sz="4" w:space="0" w:color="BFBFBF"/>
-              <w:left w:val="single" w:sz="4" w:space="0" w:color="BFBFBF"/>
-              <w:bottom w:val="single" w:sz="4" w:space="0" w:color="BFBFBF"/>
-              <w:right w:val="single" w:sz="4" w:space="0" w:color="BFBFBF"/>
-            </w:tcBorders>
-            <w:tcMar>
-              <w:top w:w="80" w:type="dxa"/>
-              <w:left w:w="120" w:type="dxa"/>
-              <w:bottom w:w="80" w:type="dxa"/>
-              <w:right w:w="120" w:type="dxa"/>
-            </w:tcMar>
-            <w:vAlign w:val="center"/>
-          </w:tcPr>
-          <w:p>
-            <w:r>
-              <w:rPr>
-                <w:rFonts w:ascii="Calibri" w:eastAsia="Calibri" w:hAnsi="Calibri" w:cs="Calibri"/>
-                <w:sz w:val="19"/>
-                <w:szCs w:val="19"/>
-              </w:rPr>
-              <w:t>{{</w:t>
-            </w:r>
-            <w:proofErr w:type="spellStart"/>
-            <w:r>
-              <w:rPr>
-                <w:rFonts w:ascii="Calibri" w:eastAsia="Calibri" w:hAnsi="Calibri" w:cs="Calibri"/>
-                <w:sz w:val="19"/>
-                <w:szCs w:val="19"/>
-              </w:rPr>
-              <w:t>Instalaciones_Electricas</w:t>
-            </w:r>
-            <w:proofErr w:type="spellEnd"/>
-            <w:r>
-              <w:rPr>
-                <w:rFonts w:ascii="Calibri" w:eastAsia="Calibri" w:hAnsi="Calibri" w:cs="Calibri"/>
-                <w:sz w:val="19"/>
-                <w:szCs w:val="19"/>
-              </w:rPr>
-              <w:t>}}</w:t>
-            </w:r>
-          </w:p>
-        </w:tc>
-      </w:tr>
-      <w:tr>
-        <w:tc>
-          <w:tcPr>
-            <w:tcW w:w="2828" w:type="dxa"/>
-            <w:tcBorders>
-              <w:top w:val="single" w:sz="4" w:space="0" w:color="BFBFBF"/>
-              <w:left w:val="single" w:sz="4" w:space="0" w:color="BFBFBF"/>
-              <w:bottom w:val="single" w:sz="4" w:space="0" w:color="BFBFBF"/>
-              <w:right w:val="single" w:sz="4" w:space="0" w:color="BFBFBF"/>
-            </w:tcBorders>
-            <w:shd w:val="clear" w:color="auto" w:fill="F2F2F2"/>
-            <w:tcMar>
-              <w:top w:w="80" w:type="dxa"/>
-              <w:left w:w="120" w:type="dxa"/>
-              <w:bottom w:w="80" w:type="dxa"/>
-              <w:right w:w="120" w:type="dxa"/>
-            </w:tcMar>
-            <w:vAlign w:val="center"/>
-          </w:tcPr>
-          <w:p>
-            <w:r>
-              <w:rPr>
-                <w:rFonts w:ascii="Calibri" w:eastAsia="Calibri" w:hAnsi="Calibri" w:cs="Calibri"/>
-                <w:b/>
-                <w:bCs/>
-                <w:sz w:val="19"/>
-                <w:szCs w:val="19"/>
-              </w:rPr>
-              <w:t>47.Acueducto y Alcantarillado</w:t>
-            </w:r>
-          </w:p>
-        </w:tc>
-        <w:tc>
-          <w:tcPr>
-            <w:tcW w:w="6010" w:type="dxa"/>
-            <w:tcBorders>
-              <w:top w:val="single" w:sz="4" w:space="0" w:color="BFBFBF"/>
-              <w:left w:val="single" w:sz="4" w:space="0" w:color="BFBFBF"/>
-              <w:bottom w:val="single" w:sz="4" w:space="0" w:color="BFBFBF"/>
-              <w:right w:val="single" w:sz="4" w:space="0" w:color="BFBFBF"/>
-            </w:tcBorders>
-            <w:tcMar>
-              <w:top w:w="80" w:type="dxa"/>
-              <w:left w:w="120" w:type="dxa"/>
-              <w:bottom w:w="80" w:type="dxa"/>
-              <w:right w:w="120" w:type="dxa"/>
-            </w:tcMar>
-            <w:vAlign w:val="center"/>
-          </w:tcPr>
-          <w:p>
-            <w:r>
-              <w:rPr>
-                <w:rFonts w:ascii="Calibri" w:eastAsia="Calibri" w:hAnsi="Calibri" w:cs="Calibri"/>
-                <w:sz w:val="19"/>
-                <w:szCs w:val="19"/>
-              </w:rPr>
-              <w:t>{{</w:t>
-            </w:r>
-            <w:proofErr w:type="spellStart"/>
-            <w:r>
-              <w:rPr>
-                <w:rFonts w:ascii="Calibri" w:eastAsia="Calibri" w:hAnsi="Calibri" w:cs="Calibri"/>
-                <w:sz w:val="19"/>
-                <w:szCs w:val="19"/>
-              </w:rPr>
-              <w:t>Acueducto_Alcantarillado</w:t>
-            </w:r>
-            <w:proofErr w:type="spellEnd"/>
-            <w:r>
-              <w:rPr>
-                <w:rFonts w:ascii="Calibri" w:eastAsia="Calibri" w:hAnsi="Calibri" w:cs="Calibri"/>
-                <w:sz w:val="19"/>
-                <w:szCs w:val="19"/>
-              </w:rPr>
-              <w:t>}}</w:t>
-            </w:r>
-          </w:p>
-        </w:tc>
-      </w:tr>
-      <w:tr>
-        <w:tc>
-          <w:tcPr>
-            <w:tcW w:w="2828" w:type="dxa"/>
-            <w:tcBorders>
-              <w:top w:val="single" w:sz="4" w:space="0" w:color="BFBFBF"/>
-              <w:left w:val="single" w:sz="4" w:space="0" w:color="BFBFBF"/>
-              <w:bottom w:val="single" w:sz="4" w:space="0" w:color="BFBFBF"/>
-              <w:right w:val="single" w:sz="4" w:space="0" w:color="BFBFBF"/>
-            </w:tcBorders>
-            <w:shd w:val="clear" w:color="auto" w:fill="F2F2F2"/>
-            <w:tcMar>
-              <w:top w:w="80" w:type="dxa"/>
-              <w:left w:w="120" w:type="dxa"/>
-              <w:bottom w:w="80" w:type="dxa"/>
-              <w:right w:w="120" w:type="dxa"/>
-            </w:tcMar>
-            <w:vAlign w:val="center"/>
-          </w:tcPr>
-          <w:p>
-            <w:r>
-              <w:rPr>
-                <w:rFonts w:ascii="Calibri" w:eastAsia="Calibri" w:hAnsi="Calibri" w:cs="Calibri"/>
-                <w:b/>
-                <w:bCs/>
-                <w:sz w:val="19"/>
-                <w:szCs w:val="19"/>
-              </w:rPr>
-              <w:t>48.Medidas de Seguridad Sugeridas</w:t>
-            </w:r>
-          </w:p>
-        </w:tc>
-        <w:tc>
-          <w:tcPr>
-            <w:tcW w:w="6010" w:type="dxa"/>
-            <w:tcBorders>
-              <w:top w:val="single" w:sz="4" w:space="0" w:color="BFBFBF"/>
-              <w:left w:val="single" w:sz="4" w:space="0" w:color="BFBFBF"/>
-              <w:bottom w:val="single" w:sz="4" w:space="0" w:color="BFBFBF"/>
-              <w:right w:val="single" w:sz="4" w:space="0" w:color="BFBFBF"/>
-            </w:tcBorders>
-            <w:tcMar>
-              <w:top w:w="80" w:type="dxa"/>
-              <w:left w:w="120" w:type="dxa"/>
-              <w:bottom w:w="80" w:type="dxa"/>
-              <w:right w:w="120" w:type="dxa"/>
-            </w:tcMar>
-            <w:vAlign w:val="center"/>
-          </w:tcPr>
-          <w:p>
-            <w:r>
-              <w:rPr>
-                <w:rFonts w:ascii="Calibri" w:eastAsia="Calibri" w:hAnsi="Calibri" w:cs="Calibri"/>
-                <w:sz w:val="19"/>
-                <w:szCs w:val="19"/>
-              </w:rPr>
-              <w:t>{{</w:t>
-            </w:r>
-            <w:proofErr w:type="spellStart"/>
-            <w:r>
-              <w:rPr>
-                <w:rFonts w:ascii="Calibri" w:eastAsia="Calibri" w:hAnsi="Calibri" w:cs="Calibri"/>
-                <w:sz w:val="19"/>
-                <w:szCs w:val="19"/>
-              </w:rPr>
-              <w:t>Medidas_de_Seguridad_Sugeridas</w:t>
-            </w:r>
-            <w:proofErr w:type="spellEnd"/>
-            <w:r>
-              <w:rPr>
-                <w:rFonts w:ascii="Calibri" w:eastAsia="Calibri" w:hAnsi="Calibri" w:cs="Calibri"/>
-                <w:sz w:val="19"/>
-                <w:szCs w:val="19"/>
-              </w:rPr>
-              <w:t>}}</w:t>
-            </w:r>
-          </w:p>
-        </w:tc>
-      </w:tr>
-      <w:tr>
-        <w:tc>
-          <w:tcPr>
-            <w:tcW w:w="2828" w:type="dxa"/>
-            <w:tcBorders>
-              <w:top w:val="single" w:sz="4" w:space="0" w:color="BFBFBF"/>
-              <w:left w:val="single" w:sz="4" w:space="0" w:color="BFBFBF"/>
-              <w:bottom w:val="single" w:sz="4" w:space="0" w:color="BFBFBF"/>
-              <w:right w:val="single" w:sz="4" w:space="0" w:color="BFBFBF"/>
-            </w:tcBorders>
-            <w:shd w:val="clear" w:color="auto" w:fill="F2F2F2"/>
-            <w:tcMar>
-              <w:top w:w="80" w:type="dxa"/>
-              <w:left w:w="120" w:type="dxa"/>
-              <w:bottom w:w="80" w:type="dxa"/>
-              <w:right w:w="120" w:type="dxa"/>
-            </w:tcMar>
-            <w:vAlign w:val="center"/>
-          </w:tcPr>
-          <w:p>
-            <w:r>
-              <w:rPr>
-                <w:rFonts w:ascii="Calibri" w:eastAsia="Calibri" w:hAnsi="Calibri" w:cs="Calibri"/>
-                <w:b/>
-                <w:bCs/>
-                <w:sz w:val="19"/>
-                <w:szCs w:val="19"/>
-              </w:rPr>
-              <w:t>49. Riesgo no estructural</w:t>
-            </w:r>
-          </w:p>
-        </w:tc>
-        <w:tc>
-          <w:tcPr>
-            <w:tcW w:w="6010" w:type="dxa"/>
-            <w:tcBorders>
-              <w:top w:val="single" w:sz="4" w:space="0" w:color="BFBFBF"/>
-              <w:left w:val="single" w:sz="4" w:space="0" w:color="BFBFBF"/>
-              <w:bottom w:val="single" w:sz="4" w:space="0" w:color="BFBFBF"/>
-              <w:right w:val="single" w:sz="4" w:space="0" w:color="BFBFBF"/>
-            </w:tcBorders>
-            <w:tcMar>
-              <w:top w:w="80" w:type="dxa"/>
-              <w:left w:w="120" w:type="dxa"/>
-              <w:bottom w:w="80" w:type="dxa"/>
-              <w:right w:w="120" w:type="dxa"/>
-            </w:tcMar>
-            <w:vAlign w:val="center"/>
-          </w:tcPr>
-          <w:p>
-            <w:r>
-              <w:rPr>
-                <w:rFonts w:ascii="Calibri" w:eastAsia="Calibri" w:hAnsi="Calibri" w:cs="Calibri"/>
-                <w:sz w:val="19"/>
-                <w:szCs w:val="19"/>
-              </w:rPr>
-              <w:t>{{_23_riesgo_no_estructural}}</w:t>
-            </w:r>
-          </w:p>
-        </w:tc>
-      </w:tr>
-      <w:tr>
-        <w:tc>
-          <w:tcPr>
-            <w:tcW w:w="2828" w:type="dxa"/>
-            <w:tcBorders>
-              <w:top w:val="single" w:sz="4" w:space="0" w:color="BFBFBF"/>
-              <w:left w:val="single" w:sz="4" w:space="0" w:color="BFBFBF"/>
-              <w:bottom w:val="single" w:sz="4" w:space="0" w:color="BFBFBF"/>
-              <w:right w:val="single" w:sz="4" w:space="0" w:color="BFBFBF"/>
-            </w:tcBorders>
-            <w:shd w:val="clear" w:color="auto" w:fill="F2F2F2"/>
-            <w:tcMar>
-              <w:top w:w="80" w:type="dxa"/>
-              <w:left w:w="120" w:type="dxa"/>
-              <w:bottom w:w="80" w:type="dxa"/>
-              <w:right w:w="120" w:type="dxa"/>
-            </w:tcMar>
-            <w:vAlign w:val="center"/>
-          </w:tcPr>
-          <w:p>
-            <w:r>
-              <w:rPr>
-                <w:rFonts w:ascii="Calibri" w:eastAsia="Calibri" w:hAnsi="Calibri" w:cs="Calibri"/>
-                <w:b/>
-                <w:bCs/>
-                <w:sz w:val="19"/>
-                <w:szCs w:val="19"/>
-              </w:rPr>
-              <w:t>50. Observaciones no estructurales</w:t>
-            </w:r>
-          </w:p>
-        </w:tc>
-        <w:tc>
-          <w:tcPr>
-            <w:tcW w:w="6010" w:type="dxa"/>
-            <w:tcBorders>
-              <w:top w:val="single" w:sz="4" w:space="0" w:color="BFBFBF"/>
-              <w:left w:val="single" w:sz="4" w:space="0" w:color="BFBFBF"/>
-              <w:bottom w:val="single" w:sz="4" w:space="0" w:color="BFBFBF"/>
-              <w:right w:val="single" w:sz="4" w:space="0" w:color="BFBFBF"/>
-            </w:tcBorders>
-            <w:tcMar>
-              <w:top w:w="80" w:type="dxa"/>
-              <w:left w:w="120" w:type="dxa"/>
-              <w:bottom w:w="80" w:type="dxa"/>
-              <w:right w:w="120" w:type="dxa"/>
-            </w:tcMar>
-            <w:vAlign w:val="center"/>
-          </w:tcPr>
-          <w:p>
-            <w:r>
-              <w:rPr>
-                <w:rFonts w:ascii="Calibri" w:eastAsia="Calibri" w:hAnsi="Calibri" w:cs="Calibri"/>
-                <w:sz w:val="19"/>
-                <w:szCs w:val="19"/>
-              </w:rPr>
-              <w:t>{{</w:t>
-            </w:r>
-            <w:proofErr w:type="spellStart"/>
-            <w:r>
-              <w:rPr>
-                <w:rFonts w:ascii="Calibri" w:eastAsia="Calibri" w:hAnsi="Calibri" w:cs="Calibri"/>
-                <w:sz w:val="19"/>
-                <w:szCs w:val="19"/>
-              </w:rPr>
-              <w:t>Observaciones_no_estructurales</w:t>
-            </w:r>
-            <w:proofErr w:type="spellEnd"/>
-            <w:r>
-              <w:rPr>
-                <w:rFonts w:ascii="Calibri" w:eastAsia="Calibri" w:hAnsi="Calibri" w:cs="Calibri"/>
-                <w:sz w:val="19"/>
-                <w:szCs w:val="19"/>
-              </w:rPr>
-              <w:t>_</w:t>
+            <w:r>
+              <w:rPr>
+                <w:rFonts w:ascii="Calibri" w:eastAsia="Calibri" w:hAnsi="Calibri" w:cs="Calibri"/>
+                <w:sz w:val="19"/>
+                <w:szCs w:val="19"/>
+              </w:rPr>
+              <w:t>Observaciones_no_estructurales_</w:t>
             </w:r>
             <w:r>
               <w:rPr>
@@ -4679,7 +4239,6 @@
               </w:rPr>
               <w:t>{{</w:t>
             </w:r>
-            <w:proofErr w:type="spellStart"/>
             <w:r>
               <w:rPr>
                 <w:rFonts w:ascii="Calibri" w:eastAsia="Calibri" w:hAnsi="Calibri" w:cs="Calibri"/>
@@ -4688,7 +4247,6 @@
               </w:rPr>
               <w:t>Conclusiones_generales</w:t>
             </w:r>
-            <w:proofErr w:type="spellEnd"/>
             <w:r>
               <w:rPr>
                 <w:rFonts w:ascii="Calibri" w:eastAsia="Calibri" w:hAnsi="Calibri" w:cs="Calibri"/>
@@ -4728,76 +4286,35 @@
                 <w:sz w:val="19"/>
                 <w:szCs w:val="19"/>
               </w:rPr>
-              <w:lastRenderedPageBreak/>
-              <w:t xml:space="preserve">52. </w:t>
-            </w:r>
-            <w:proofErr w:type="gramStart"/>
-            <w:r>
-              <w:rPr>
-                <w:rFonts w:ascii="Calibri" w:eastAsia="Calibri" w:hAnsi="Calibri" w:cs="Calibri"/>
-                <w:b/>
-                <w:bCs/>
-                <w:sz w:val="19"/>
-                <w:szCs w:val="19"/>
-              </w:rPr>
-              <w:t>Conclusión Final</w:t>
-            </w:r>
-            <w:proofErr w:type="gramEnd"/>
-            <w:r>
-              <w:rPr>
-                <w:rFonts w:ascii="Calibri" w:eastAsia="Calibri" w:hAnsi="Calibri" w:cs="Calibri"/>
-                <w:b/>
-                <w:bCs/>
-                <w:sz w:val="19"/>
-                <w:szCs w:val="19"/>
-              </w:rPr>
-              <w:t xml:space="preserve"> de la Inspección</w:t>
-            </w:r>
-          </w:p>
-        </w:tc>
-        <w:tc>
-          <w:tcPr>
-            <w:tcW w:w="6010" w:type="dxa"/>
-            <w:tcBorders>
-              <w:top w:val="single" w:sz="4" w:space="0" w:color="BFBFBF"/>
-              <w:left w:val="single" w:sz="4" w:space="0" w:color="BFBFBF"/>
-              <w:bottom w:val="single" w:sz="4" w:space="0" w:color="BFBFBF"/>
-              <w:right w:val="single" w:sz="4" w:space="0" w:color="BFBFBF"/>
-            </w:tcBorders>
-            <w:tcMar>
-              <w:top w:w="80" w:type="dxa"/>
-              <w:left w:w="120" w:type="dxa"/>
-              <w:bottom w:w="80" w:type="dxa"/>
-              <w:right w:w="120" w:type="dxa"/>
-            </w:tcMar>
-            <w:vAlign w:val="center"/>
-          </w:tcPr>
-          <w:p>
-            <w:r>
-              <w:rPr>
-                <w:rFonts w:ascii="Calibri" w:eastAsia="Calibri" w:hAnsi="Calibri" w:cs="Calibri"/>
-                <w:sz w:val="19"/>
-                <w:szCs w:val="19"/>
-              </w:rPr>
-              <w:t>{{</w:t>
-            </w:r>
-            <w:proofErr w:type="spellStart"/>
-            <w:r>
-              <w:rPr>
-                <w:rFonts w:ascii="Calibri" w:eastAsia="Calibri" w:hAnsi="Calibri" w:cs="Calibri"/>
-                <w:sz w:val="19"/>
-                <w:szCs w:val="19"/>
-              </w:rPr>
-              <w:t>Conclusion_Final_Inspeccion</w:t>
-            </w:r>
-            <w:proofErr w:type="spellEnd"/>
-            <w:r>
-              <w:rPr>
-                <w:rFonts w:ascii="Calibri" w:eastAsia="Calibri" w:hAnsi="Calibri" w:cs="Calibri"/>
-                <w:sz w:val="19"/>
-                <w:szCs w:val="19"/>
-              </w:rPr>
-              <w:t>}}</w:t>
+              <w:t>52. Conclusión Final de la Inspección</w:t>
+            </w:r>
+          </w:p>
+        </w:tc>
+        <w:tc>
+          <w:tcPr>
+            <w:tcW w:w="6010" w:type="dxa"/>
+            <w:tcBorders>
+              <w:top w:val="single" w:sz="4" w:space="0" w:color="BFBFBF"/>
+              <w:left w:val="single" w:sz="4" w:space="0" w:color="BFBFBF"/>
+              <w:bottom w:val="single" w:sz="4" w:space="0" w:color="BFBFBF"/>
+              <w:right w:val="single" w:sz="4" w:space="0" w:color="BFBFBF"/>
+            </w:tcBorders>
+            <w:tcMar>
+              <w:top w:w="80" w:type="dxa"/>
+              <w:left w:w="120" w:type="dxa"/>
+              <w:bottom w:w="80" w:type="dxa"/>
+              <w:right w:w="120" w:type="dxa"/>
+            </w:tcMar>
+            <w:vAlign w:val="center"/>
+          </w:tcPr>
+          <w:p>
+            <w:r>
+              <w:rPr>
+                <w:rFonts w:ascii="Calibri" w:eastAsia="Calibri" w:hAnsi="Calibri" w:cs="Calibri"/>
+                <w:sz w:val="19"/>
+                <w:szCs w:val="19"/>
+              </w:rPr>
+              <w:t>{{Conclusion_Final_Inspeccion}}</w:t>
             </w:r>
           </w:p>
         </w:tc>
@@ -5644,29 +5161,7 @@
                 <w:sz w:val="19"/>
                 <w:szCs w:val="19"/>
               </w:rPr>
-              <w:t xml:space="preserve">Observaciones de </w:t>
-            </w:r>
-            <w:proofErr w:type="spellStart"/>
-            <w:r>
-              <w:rPr>
-                <w:rFonts w:ascii="Calibri" w:eastAsia="Calibri" w:hAnsi="Calibri" w:cs="Calibri"/>
-                <w:b/>
-                <w:bCs/>
-                <w:sz w:val="19"/>
-                <w:szCs w:val="19"/>
-              </w:rPr>
-              <w:t>inspeccion</w:t>
-            </w:r>
-            <w:proofErr w:type="spellEnd"/>
-            <w:r>
-              <w:rPr>
-                <w:rFonts w:ascii="Calibri" w:eastAsia="Calibri" w:hAnsi="Calibri" w:cs="Calibri"/>
-                <w:b/>
-                <w:bCs/>
-                <w:sz w:val="19"/>
-                <w:szCs w:val="19"/>
-              </w:rPr>
-              <w:t xml:space="preserve"> visual</w:t>
+              <w:t>Observaciones de inspeccion visual</w:t>
             </w:r>
           </w:p>
         </w:tc>
@@ -5696,7 +5191,6 @@
               </w:rPr>
               <w:t>{{</w:t>
             </w:r>
-            <w:proofErr w:type="spellStart"/>
             <w:r>
               <w:rPr>
                 <w:rFonts w:ascii="Calibri" w:eastAsia="Calibri" w:hAnsi="Calibri" w:cs="Calibri"/>
@@ -5705,7 +5199,6 @@
               </w:rPr>
               <w:t>Observaciones_inspeccion_visual</w:t>
             </w:r>
-            <w:proofErr w:type="spellEnd"/>
             <w:r>
               <w:rPr>
                 <w:rFonts w:ascii="Calibri" w:eastAsia="Calibri" w:hAnsi="Calibri" w:cs="Calibri"/>
@@ -5825,7 +5318,6 @@
               </w:rPr>
               <w:t>{{</w:t>
             </w:r>
-            <w:proofErr w:type="spellStart"/>
             <w:r>
               <w:rPr>
                 <w:rFonts w:ascii="Calibri" w:eastAsia="Calibri" w:hAnsi="Calibri" w:cs="Calibri"/>
@@ -5834,7 +5326,6 @@
               </w:rPr>
               <w:t>celular_contacto</w:t>
             </w:r>
-            <w:proofErr w:type="spellEnd"/>
             <w:r>
               <w:rPr>
                 <w:rFonts w:ascii="Calibri" w:eastAsia="Calibri" w:hAnsi="Calibri" w:cs="Calibri"/>
@@ -5973,7 +5464,6 @@
               </w:rPr>
               <w:t xml:space="preserve">Firma Ing. </w:t>
             </w:r>
-            <w:proofErr w:type="spellStart"/>
             <w:r>
               <w:rPr>
                 <w:rFonts w:ascii="Calibri" w:eastAsia="Calibri" w:hAnsi="Calibri" w:cs="Calibri"/>
@@ -5984,7 +5474,6 @@
               </w:rPr>
               <w:t>Geotecnista</w:t>
             </w:r>
-            <w:proofErr w:type="spellEnd"/>
           </w:p>
           <w:p>
             <w:pPr>
@@ -6031,7 +5520,6 @@
               </w:rPr>
               <w:t>{{</w:t>
             </w:r>
-            <w:proofErr w:type="spellStart"/>
             <w:r>
               <w:rPr>
                 <w:rFonts w:ascii="Calibri" w:eastAsia="Calibri" w:hAnsi="Calibri" w:cs="Calibri"/>
@@ -6040,7 +5528,6 @@
               </w:rPr>
               <w:t>Firma_Ing_Geotecnista</w:t>
             </w:r>
-            <w:proofErr w:type="spellEnd"/>
             <w:r>
               <w:rPr>
                 <w:rFonts w:ascii="Calibri" w:eastAsia="Calibri" w:hAnsi="Calibri" w:cs="Calibri"/>
@@ -6137,7 +5624,6 @@
               </w:rPr>
               <w:t>{{</w:t>
             </w:r>
-            <w:proofErr w:type="spellStart"/>
             <w:r>
               <w:rPr>
                 <w:rFonts w:ascii="Calibri" w:eastAsia="Calibri" w:hAnsi="Calibri" w:cs="Calibri"/>
@@ -6146,7 +5632,6 @@
               </w:rPr>
               <w:t>Firma_Arquitecto</w:t>
             </w:r>
-            <w:proofErr w:type="spellEnd"/>
             <w:r>
               <w:rPr>
                 <w:rFonts w:ascii="Calibri" w:eastAsia="Calibri" w:hAnsi="Calibri" w:cs="Calibri"/>
@@ -6243,7 +5728,6 @@
               </w:rPr>
               <w:t>{{</w:t>
             </w:r>
-            <w:proofErr w:type="spellStart"/>
             <w:r>
               <w:rPr>
                 <w:rFonts w:ascii="Calibri" w:eastAsia="Calibri" w:hAnsi="Calibri" w:cs="Calibri"/>
@@ -6252,7 +5736,6 @@
               </w:rPr>
               <w:t>Firma_Geologo_Patologo</w:t>
             </w:r>
-            <w:proofErr w:type="spellEnd"/>
             <w:r>
               <w:rPr>
                 <w:rFonts w:ascii="Calibri" w:eastAsia="Calibri" w:hAnsi="Calibri" w:cs="Calibri"/>
